--- a/docs/STATISTICAL_EVIDENCE_2026-05-17.docx
+++ b/docs/STATISTICAL_EVIDENCE_2026-05-17.docx
@@ -6,27 +6,53 @@
     <w:p>
       <w:pPr>
         <w:pStyle w:val="Heading1"/>
+        <w:keepNext/>
+        <w:spacing w:before="0" w:after="280" w:line="240" w:lineRule="auto"/>
+        <w:jc w:val="left"/>
       </w:pPr>
       <w:r>
+        <w:rPr>
+          <w:rFonts w:ascii="Calibri" w:hAnsi="Calibri" w:eastAsia="Calibri"/>
+          <w:b/>
+          <w:color w:val="0B2545"/>
+          <w:sz w:val="46"/>
+        </w:rPr>
         <w:t xml:space="preserve">Statistical Evidence Summary</w:t>
       </w:r>
     </w:p>
     <w:p>
       <w:pPr>
         <w:pStyle w:val="FirstParagraph"/>
+        <w:spacing w:after="240"/>
       </w:pPr>
       <w:r>
         <w:rPr>
+          <w:rFonts w:ascii="Calibri" w:hAnsi="Calibri" w:eastAsia="Calibri"/>
           <w:b/>
           <w:bCs/>
+          <w:i/>
+          <w:color w:val="666666"/>
+          <w:sz w:val="20"/>
         </w:rPr>
         <w:t xml:space="preserve">Date:</w:t>
       </w:r>
       <w:r>
+        <w:rPr>
+          <w:rFonts w:ascii="Calibri" w:hAnsi="Calibri" w:eastAsia="Calibri"/>
+          <w:i/>
+          <w:color w:val="666666"/>
+          <w:sz w:val="20"/>
+        </w:rPr>
         <w:t xml:space="preserve"> </w:t>
       </w:r>
       <w:r>
-        <w:t xml:space="preserve">May 17, 2026</w:t>
+        <w:rPr>
+          <w:rFonts w:ascii="Calibri" w:hAnsi="Calibri" w:eastAsia="Calibri"/>
+          <w:i/>
+          <w:color w:val="666666"/>
+          <w:sz w:val="20"/>
+        </w:rPr>
+        <w:t xml:space="preserve">August 9, 2026</w:t>
       </w:r>
     </w:p>
     <w:p>
@@ -41,6 +67,7 @@
     <w:p>
       <w:pPr>
         <w:pStyle w:val="Heading2"/>
+        <w:keepNext/>
       </w:pPr>
       <w:r>
         <w:t xml:space="preserve">Method Notes</w:t>
@@ -67,7 +94,7 @@
         </w:numPr>
       </w:pPr>
       <w:r>
-        <w:t xml:space="preserve">Pairwise rows use two-sided Welch tests and standardized mean differences from summary statistics.</w:t>
+        <w:t xml:space="preserve">Full-data pairwise rows use two-sided Welch tests and standardized mean differences from summary statistics.</w:t>
       </w:r>
     </w:p>
     <w:p>
@@ -79,7 +106,7 @@
         </w:numPr>
       </w:pPr>
       <w:r>
-        <w:t xml:space="preserve">Because most multi-seed groups have only</w:t>
+        <w:t xml:space="preserve">Full-data groups have</w:t>
       </w:r>
       <w:r>
         <w:t xml:space="preserve"> </w:t>
@@ -91,7 +118,7 @@
         <w:t xml:space="preserve">n=3</w:t>
       </w:r>
       <w:r>
-        <w:t xml:space="preserve">, p-values are descriptive reviewer aids rather than definitive inferential evidence.</w:t>
+        <w:t xml:space="preserve">; their Welch p-values are descriptive reviewer aids rather than definitive inferential evidence.</w:t>
       </w:r>
     </w:p>
     <w:p>
@@ -103,7 +130,40 @@
         </w:numPr>
       </w:pPr>
       <w:r>
-        <w:t xml:space="preserve">Low-data current-local tests are approximate because seed-43 and seed-44 raw JSON files are Drive-backed remote artifacts; the local repository currently stores the confirmed aggregate summary and Drive manifest.</w:t>
+        <w:t xml:space="preserve">Low-data current-local rows use the paired seed design (</w:t>
+      </w:r>
+      <w:r>
+        <w:rPr>
+          <w:rStyle w:val="VerbatimChar"/>
+        </w:rPr>
+        <w:t xml:space="preserve">n=6</w:t>
+      </w:r>
+      <w:r>
+        <w:t xml:space="preserve">, seeds 42--47); paired t and exact sign-flip tests are primary, with Holm correction across four fractions.</w:t>
+      </w:r>
+    </w:p>
+    <w:p>
+      <w:pPr>
+        <w:pStyle w:val="Compact"/>
+        <w:numPr>
+          <w:ilvl w:val="0"/>
+          <w:numId w:val="1001"/>
+        </w:numPr>
+      </w:pPr>
+      <w:r>
+        <w:t xml:space="preserve">Seed 42 used the local 3,427-image parser state, while Colab seeds 43--47 used 3,428 loaded images. Training subset sizes therefore differ by one image; the low-data analysis is near-matched and exploratory.</w:t>
+      </w:r>
+    </w:p>
+    <w:p>
+      <w:pPr>
+        <w:pStyle w:val="Compact"/>
+        <w:numPr>
+          <w:ilvl w:val="0"/>
+          <w:numId w:val="1001"/>
+        </w:numPr>
+      </w:pPr>
+      <w:r>
+        <w:t xml:space="preserve">Byte-original Drive JSON for seeds 43--47 was reconciled into the canonical low-data directory on August 9, 2026; the former notebook reconstructions remain documented in a superseded provenance manifest.</w:t>
       </w:r>
     </w:p>
     <w:p>
@@ -123,6 +183,7 @@
     <w:p>
       <w:pPr>
         <w:pStyle w:val="Heading2"/>
+        <w:keepNext/>
       </w:pPr>
       <w:r>
         <w:t xml:space="preserve">Full-Data Test Accuracy Intervals</w:t>
@@ -131,826 +192,1883 @@
     <w:tbl>
       <w:tblPr>
         <w:tblStyle w:val="Table"/>
-        <w:tblW w:type="auto" w:w="0"/>
+        <w:tblW w:type="dxa" w:w="9360"/>
+        <w:tblLayout w:type="fixed"/>
         <w:tblLook w:firstRow="1" w:lastRow="0" w:firstColumn="0" w:lastColumn="0" w:noHBand="0" w:noVBand="0" w:val="0020"/>
+        <w:tblInd w:w="120" w:type="dxa"/>
+        <w:tblBorders>
+          <w:top w:val="single" w:sz="3" w:color="D7DEE8"/>
+          <w:left w:val="single" w:sz="3" w:color="D7DEE8"/>
+          <w:bottom w:val="single" w:sz="3" w:color="D7DEE8"/>
+          <w:right w:val="single" w:sz="3" w:color="D7DEE8"/>
+          <w:insideH w:val="single" w:sz="3" w:color="D7DEE8"/>
+          <w:insideV w:val="single" w:sz="3" w:color="D7DEE8"/>
+        </w:tblBorders>
       </w:tblPr>
       <w:tblGrid>
-        <w:gridCol w:w="1320"/>
-        <w:gridCol w:w="1320"/>
-        <w:gridCol w:w="1320"/>
-        <w:gridCol w:w="1320"/>
-        <w:gridCol w:w="1320"/>
-        <w:gridCol w:w="1320"/>
+        <w:gridCol w:w="1857"/>
+        <w:gridCol w:w="1900"/>
+        <w:gridCol w:w="1192"/>
+        <w:gridCol w:w="1324"/>
+        <w:gridCol w:w="1578"/>
+        <w:gridCol w:w="1509"/>
       </w:tblGrid>
       <w:tr>
         <w:trPr>
           <w:tblHeader w:val="on"/>
+          <w:cantSplit/>
+          <w:tblHeader w:val="true"/>
         </w:trPr>
         <w:tc>
-          <w:tcPr/>
-          <w:p>
-            <w:pPr>
-              <w:pStyle w:val="Compact"/>
-            </w:pPr>
-            <w:r>
+          <w:tcPr>
+            <w:tcW w:w="1857" w:type="dxa"/>
+            <w:tcMar>
+              <w:top w:w="80" w:type="dxa"/>
+              <w:bottom w:w="80" w:type="dxa"/>
+              <w:start w:w="120" w:type="dxa"/>
+              <w:end w:w="120" w:type="dxa"/>
+            </w:tcMar>
+            <w:vAlign w:val="center"/>
+            <w:shd w:fill="E8EEF5"/>
+          </w:tcPr>
+          <w:p>
+            <w:pPr>
+              <w:pStyle w:val="Compact"/>
+              <w:spacing w:before="0" w:after="40" w:line="252" w:lineRule="auto"/>
+              <w:jc w:val="left"/>
+            </w:pPr>
+            <w:r>
+              <w:rPr>
+                <w:rFonts w:ascii="Calibri" w:hAnsi="Calibri" w:eastAsia="Calibri"/>
+                <w:b/>
+                <w:color w:val="0B2545"/>
+                <w:sz w:val="18"/>
+              </w:rPr>
               <w:t xml:space="preserve">Family</w:t>
             </w:r>
           </w:p>
         </w:tc>
         <w:tc>
-          <w:tcPr/>
-          <w:p>
-            <w:pPr>
-              <w:pStyle w:val="Compact"/>
-            </w:pPr>
-            <w:r>
+          <w:tcPr>
+            <w:tcW w:w="1900" w:type="dxa"/>
+            <w:tcMar>
+              <w:top w:w="80" w:type="dxa"/>
+              <w:bottom w:w="80" w:type="dxa"/>
+              <w:start w:w="120" w:type="dxa"/>
+              <w:end w:w="120" w:type="dxa"/>
+            </w:tcMar>
+            <w:vAlign w:val="center"/>
+            <w:shd w:fill="E8EEF5"/>
+          </w:tcPr>
+          <w:p>
+            <w:pPr>
+              <w:pStyle w:val="Compact"/>
+              <w:spacing w:before="0" w:after="40" w:line="252" w:lineRule="auto"/>
+              <w:jc w:val="left"/>
+            </w:pPr>
+            <w:r>
+              <w:rPr>
+                <w:rFonts w:ascii="Calibri" w:hAnsi="Calibri" w:eastAsia="Calibri"/>
+                <w:b/>
+                <w:color w:val="0B2545"/>
+                <w:sz w:val="18"/>
+              </w:rPr>
               <w:t xml:space="preserve">Model</w:t>
             </w:r>
           </w:p>
         </w:tc>
         <w:tc>
-          <w:tcPr/>
-          <w:p>
-            <w:pPr>
-              <w:pStyle w:val="Compact"/>
-              <w:jc w:val="right"/>
-            </w:pPr>
-            <w:r>
+          <w:tcPr>
+            <w:tcW w:w="1192" w:type="dxa"/>
+            <w:tcMar>
+              <w:top w:w="80" w:type="dxa"/>
+              <w:bottom w:w="80" w:type="dxa"/>
+              <w:start w:w="120" w:type="dxa"/>
+              <w:end w:w="120" w:type="dxa"/>
+            </w:tcMar>
+            <w:vAlign w:val="center"/>
+            <w:shd w:fill="E8EEF5"/>
+          </w:tcPr>
+          <w:p>
+            <w:pPr>
+              <w:pStyle w:val="Compact"/>
+              <w:spacing w:before="0" w:after="40" w:line="252" w:lineRule="auto"/>
+              <w:jc w:val="center"/>
+            </w:pPr>
+            <w:r>
+              <w:rPr>
+                <w:rFonts w:ascii="Calibri" w:hAnsi="Calibri" w:eastAsia="Calibri"/>
+                <w:b/>
+                <w:color w:val="0B2545"/>
+                <w:sz w:val="18"/>
+              </w:rPr>
               <w:t xml:space="preserve">Runs</w:t>
             </w:r>
           </w:p>
         </w:tc>
         <w:tc>
-          <w:tcPr/>
-          <w:p>
-            <w:pPr>
-              <w:pStyle w:val="Compact"/>
-            </w:pPr>
-            <w:r>
+          <w:tcPr>
+            <w:tcW w:w="1324" w:type="dxa"/>
+            <w:tcMar>
+              <w:top w:w="80" w:type="dxa"/>
+              <w:bottom w:w="80" w:type="dxa"/>
+              <w:start w:w="120" w:type="dxa"/>
+              <w:end w:w="120" w:type="dxa"/>
+            </w:tcMar>
+            <w:vAlign w:val="center"/>
+            <w:shd w:fill="E8EEF5"/>
+          </w:tcPr>
+          <w:p>
+            <w:pPr>
+              <w:pStyle w:val="Compact"/>
+              <w:spacing w:before="0" w:after="40" w:line="252" w:lineRule="auto"/>
+              <w:jc w:val="center"/>
+            </w:pPr>
+            <w:r>
+              <w:rPr>
+                <w:rFonts w:ascii="Calibri" w:hAnsi="Calibri" w:eastAsia="Calibri"/>
+                <w:b/>
+                <w:color w:val="0B2545"/>
+                <w:sz w:val="18"/>
+              </w:rPr>
               <w:t xml:space="preserve">Seeds</w:t>
             </w:r>
           </w:p>
         </w:tc>
         <w:tc>
-          <w:tcPr/>
-          <w:p>
-            <w:pPr>
-              <w:pStyle w:val="Compact"/>
-              <w:jc w:val="right"/>
-            </w:pPr>
-            <w:r>
+          <w:tcPr>
+            <w:tcW w:w="1578" w:type="dxa"/>
+            <w:tcMar>
+              <w:top w:w="80" w:type="dxa"/>
+              <w:bottom w:w="80" w:type="dxa"/>
+              <w:start w:w="120" w:type="dxa"/>
+              <w:end w:w="120" w:type="dxa"/>
+            </w:tcMar>
+            <w:vAlign w:val="center"/>
+            <w:shd w:fill="E8EEF5"/>
+          </w:tcPr>
+          <w:p>
+            <w:pPr>
+              <w:pStyle w:val="Compact"/>
+              <w:spacing w:before="0" w:after="40" w:line="252" w:lineRule="auto"/>
+              <w:jc w:val="center"/>
+            </w:pPr>
+            <w:r>
+              <w:rPr>
+                <w:rFonts w:ascii="Calibri" w:hAnsi="Calibri" w:eastAsia="Calibri"/>
+                <w:b/>
+                <w:color w:val="0B2545"/>
+                <w:sz w:val="18"/>
+              </w:rPr>
               <w:t xml:space="preserve">Test</w:t>
             </w:r>
           </w:p>
         </w:tc>
         <w:tc>
-          <w:tcPr/>
-          <w:p>
-            <w:pPr>
-              <w:pStyle w:val="Compact"/>
-              <w:jc w:val="right"/>
-            </w:pPr>
-            <w:r>
+          <w:tcPr>
+            <w:tcW w:w="1509" w:type="dxa"/>
+            <w:tcMar>
+              <w:top w:w="80" w:type="dxa"/>
+              <w:bottom w:w="80" w:type="dxa"/>
+              <w:start w:w="120" w:type="dxa"/>
+              <w:end w:w="120" w:type="dxa"/>
+            </w:tcMar>
+            <w:vAlign w:val="center"/>
+            <w:shd w:fill="E8EEF5"/>
+          </w:tcPr>
+          <w:p>
+            <w:pPr>
+              <w:pStyle w:val="Compact"/>
+              <w:spacing w:before="0" w:after="40" w:line="252" w:lineRule="auto"/>
+              <w:jc w:val="center"/>
+            </w:pPr>
+            <w:r>
+              <w:rPr>
+                <w:rFonts w:ascii="Calibri" w:hAnsi="Calibri" w:eastAsia="Calibri"/>
+                <w:b/>
+                <w:color w:val="0B2545"/>
+                <w:sz w:val="18"/>
+              </w:rPr>
               <w:t xml:space="preserve">95% CI</w:t>
             </w:r>
           </w:p>
         </w:tc>
       </w:tr>
       <w:tr>
-        <w:tc>
-          <w:tcPr/>
-          <w:p>
-            <w:pPr>
-              <w:pStyle w:val="Compact"/>
-            </w:pPr>
-            <w:r>
+        <w:trPr>
+          <w:cantSplit/>
+        </w:trPr>
+        <w:tc>
+          <w:tcPr>
+            <w:tcW w:w="1857" w:type="dxa"/>
+            <w:tcMar>
+              <w:top w:w="80" w:type="dxa"/>
+              <w:bottom w:w="80" w:type="dxa"/>
+              <w:start w:w="120" w:type="dxa"/>
+              <w:end w:w="120" w:type="dxa"/>
+            </w:tcMar>
+            <w:vAlign w:val="center"/>
+          </w:tcPr>
+          <w:p>
+            <w:pPr>
+              <w:pStyle w:val="Compact"/>
+              <w:spacing w:before="0" w:after="40" w:line="252" w:lineRule="auto"/>
+              <w:jc w:val="left"/>
+            </w:pPr>
+            <w:r>
+              <w:rPr>
+                <w:rFonts w:ascii="Calibri" w:hAnsi="Calibri" w:eastAsia="Calibri"/>
+                <w:color w:val="0B2545"/>
+                <w:sz w:val="18"/>
+              </w:rPr>
               <w:t xml:space="preserve">trainable-quantum-case-study</w:t>
             </w:r>
           </w:p>
         </w:tc>
         <w:tc>
-          <w:tcPr/>
-          <w:p>
-            <w:pPr>
-              <w:pStyle w:val="Compact"/>
+          <w:tcPr>
+            <w:tcW w:w="1900" w:type="dxa"/>
+            <w:tcMar>
+              <w:top w:w="80" w:type="dxa"/>
+              <w:bottom w:w="80" w:type="dxa"/>
+              <w:start w:w="120" w:type="dxa"/>
+              <w:end w:w="120" w:type="dxa"/>
+            </w:tcMar>
+            <w:vAlign w:val="center"/>
+          </w:tcPr>
+          <w:p>
+            <w:pPr>
+              <w:pStyle w:val="Compact"/>
+              <w:spacing w:before="0" w:after="40" w:line="252" w:lineRule="auto"/>
+              <w:jc w:val="left"/>
             </w:pPr>
             <w:r>
               <w:rPr>
                 <w:rStyle w:val="VerbatimChar"/>
+                <w:rFonts w:ascii="Calibri" w:hAnsi="Calibri" w:eastAsia="Calibri"/>
+                <w:color w:val="0B2545"/>
+                <w:sz w:val="18"/>
               </w:rPr>
               <w:t xml:space="preserve">V7_trainable_quantum_clean_20260427</w:t>
             </w:r>
           </w:p>
         </w:tc>
         <w:tc>
-          <w:tcPr/>
-          <w:p>
-            <w:pPr>
-              <w:pStyle w:val="Compact"/>
-              <w:jc w:val="right"/>
-            </w:pPr>
-            <w:r>
+          <w:tcPr>
+            <w:tcW w:w="1192" w:type="dxa"/>
+            <w:tcMar>
+              <w:top w:w="80" w:type="dxa"/>
+              <w:bottom w:w="80" w:type="dxa"/>
+              <w:start w:w="120" w:type="dxa"/>
+              <w:end w:w="120" w:type="dxa"/>
+            </w:tcMar>
+            <w:vAlign w:val="center"/>
+          </w:tcPr>
+          <w:p>
+            <w:pPr>
+              <w:pStyle w:val="Compact"/>
+              <w:spacing w:before="0" w:after="40" w:line="252" w:lineRule="auto"/>
+              <w:jc w:val="center"/>
+            </w:pPr>
+            <w:r>
+              <w:rPr>
+                <w:rFonts w:ascii="Calibri" w:hAnsi="Calibri" w:eastAsia="Calibri"/>
+                <w:color w:val="0B2545"/>
+                <w:sz w:val="18"/>
+              </w:rPr>
               <w:t xml:space="preserve">1</w:t>
             </w:r>
           </w:p>
         </w:tc>
         <w:tc>
-          <w:tcPr/>
-          <w:p>
-            <w:pPr>
-              <w:pStyle w:val="Compact"/>
-            </w:pPr>
-            <w:r>
+          <w:tcPr>
+            <w:tcW w:w="1324" w:type="dxa"/>
+            <w:tcMar>
+              <w:top w:w="80" w:type="dxa"/>
+              <w:bottom w:w="80" w:type="dxa"/>
+              <w:start w:w="120" w:type="dxa"/>
+              <w:end w:w="120" w:type="dxa"/>
+            </w:tcMar>
+            <w:vAlign w:val="center"/>
+          </w:tcPr>
+          <w:p>
+            <w:pPr>
+              <w:pStyle w:val="Compact"/>
+              <w:spacing w:before="0" w:after="40" w:line="252" w:lineRule="auto"/>
+              <w:jc w:val="center"/>
+            </w:pPr>
+            <w:r>
+              <w:rPr>
+                <w:rFonts w:ascii="Calibri" w:hAnsi="Calibri" w:eastAsia="Calibri"/>
+                <w:color w:val="0B2545"/>
+                <w:sz w:val="18"/>
+              </w:rPr>
               <w:t xml:space="preserve">-</w:t>
             </w:r>
           </w:p>
         </w:tc>
         <w:tc>
-          <w:tcPr/>
-          <w:p>
-            <w:pPr>
-              <w:pStyle w:val="Compact"/>
-              <w:jc w:val="right"/>
-            </w:pPr>
-            <w:r>
+          <w:tcPr>
+            <w:tcW w:w="1578" w:type="dxa"/>
+            <w:tcMar>
+              <w:top w:w="80" w:type="dxa"/>
+              <w:bottom w:w="80" w:type="dxa"/>
+              <w:start w:w="120" w:type="dxa"/>
+              <w:end w:w="120" w:type="dxa"/>
+            </w:tcMar>
+            <w:vAlign w:val="center"/>
+          </w:tcPr>
+          <w:p>
+            <w:pPr>
+              <w:pStyle w:val="Compact"/>
+              <w:spacing w:before="0" w:after="40" w:line="252" w:lineRule="auto"/>
+              <w:jc w:val="center"/>
+            </w:pPr>
+            <w:r>
+              <w:rPr>
+                <w:rFonts w:ascii="Calibri" w:hAnsi="Calibri" w:eastAsia="Calibri"/>
+                <w:color w:val="0B2545"/>
+                <w:sz w:val="18"/>
+              </w:rPr>
               <w:t xml:space="preserve">65.88 ± 0.00</w:t>
             </w:r>
           </w:p>
         </w:tc>
         <w:tc>
-          <w:tcPr/>
-          <w:p>
-            <w:pPr>
-              <w:pStyle w:val="Compact"/>
-              <w:jc w:val="right"/>
-            </w:pPr>
-            <w:r>
+          <w:tcPr>
+            <w:tcW w:w="1509" w:type="dxa"/>
+            <w:tcMar>
+              <w:top w:w="80" w:type="dxa"/>
+              <w:bottom w:w="80" w:type="dxa"/>
+              <w:start w:w="120" w:type="dxa"/>
+              <w:end w:w="120" w:type="dxa"/>
+            </w:tcMar>
+            <w:vAlign w:val="center"/>
+          </w:tcPr>
+          <w:p>
+            <w:pPr>
+              <w:pStyle w:val="Compact"/>
+              <w:spacing w:before="0" w:after="40" w:line="252" w:lineRule="auto"/>
+              <w:jc w:val="center"/>
+            </w:pPr>
+            <w:r>
+              <w:rPr>
+                <w:rFonts w:ascii="Calibri" w:hAnsi="Calibri" w:eastAsia="Calibri"/>
+                <w:color w:val="0B2545"/>
+                <w:sz w:val="18"/>
+              </w:rPr>
               <w:t xml:space="preserve">-</w:t>
             </w:r>
           </w:p>
         </w:tc>
       </w:tr>
       <w:tr>
-        <w:tc>
-          <w:tcPr/>
-          <w:p>
-            <w:pPr>
-              <w:pStyle w:val="Compact"/>
-            </w:pPr>
-            <w:r>
+        <w:trPr>
+          <w:cantSplit/>
+        </w:trPr>
+        <w:tc>
+          <w:tcPr>
+            <w:tcW w:w="1857" w:type="dxa"/>
+            <w:tcMar>
+              <w:top w:w="80" w:type="dxa"/>
+              <w:bottom w:w="80" w:type="dxa"/>
+              <w:start w:w="120" w:type="dxa"/>
+              <w:end w:w="120" w:type="dxa"/>
+            </w:tcMar>
+            <w:vAlign w:val="center"/>
+          </w:tcPr>
+          <w:p>
+            <w:pPr>
+              <w:pStyle w:val="Compact"/>
+              <w:spacing w:before="0" w:after="40" w:line="252" w:lineRule="auto"/>
+              <w:jc w:val="left"/>
+            </w:pPr>
+            <w:r>
+              <w:rPr>
+                <w:rFonts w:ascii="Calibri" w:hAnsi="Calibri" w:eastAsia="Calibri"/>
+                <w:color w:val="0B2545"/>
+                <w:sz w:val="18"/>
+              </w:rPr>
               <w:t xml:space="preserve">trainable-quantum-case-study</w:t>
             </w:r>
           </w:p>
         </w:tc>
         <w:tc>
-          <w:tcPr/>
-          <w:p>
-            <w:pPr>
-              <w:pStyle w:val="Compact"/>
+          <w:tcPr>
+            <w:tcW w:w="1900" w:type="dxa"/>
+            <w:tcMar>
+              <w:top w:w="80" w:type="dxa"/>
+              <w:bottom w:w="80" w:type="dxa"/>
+              <w:start w:w="120" w:type="dxa"/>
+              <w:end w:w="120" w:type="dxa"/>
+            </w:tcMar>
+            <w:vAlign w:val="center"/>
+          </w:tcPr>
+          <w:p>
+            <w:pPr>
+              <w:pStyle w:val="Compact"/>
+              <w:spacing w:before="0" w:after="40" w:line="252" w:lineRule="auto"/>
+              <w:jc w:val="left"/>
             </w:pPr>
             <w:r>
               <w:rPr>
                 <w:rStyle w:val="VerbatimChar"/>
+                <w:rFonts w:ascii="Calibri" w:hAnsi="Calibri" w:eastAsia="Calibri"/>
+                <w:color w:val="0B2545"/>
+                <w:sz w:val="18"/>
               </w:rPr>
               <w:t xml:space="preserve">V7_trainable_quantum_documented</w:t>
             </w:r>
           </w:p>
         </w:tc>
         <w:tc>
-          <w:tcPr/>
-          <w:p>
-            <w:pPr>
-              <w:pStyle w:val="Compact"/>
-              <w:jc w:val="right"/>
-            </w:pPr>
-            <w:r>
+          <w:tcPr>
+            <w:tcW w:w="1192" w:type="dxa"/>
+            <w:tcMar>
+              <w:top w:w="80" w:type="dxa"/>
+              <w:bottom w:w="80" w:type="dxa"/>
+              <w:start w:w="120" w:type="dxa"/>
+              <w:end w:w="120" w:type="dxa"/>
+            </w:tcMar>
+            <w:vAlign w:val="center"/>
+          </w:tcPr>
+          <w:p>
+            <w:pPr>
+              <w:pStyle w:val="Compact"/>
+              <w:spacing w:before="0" w:after="40" w:line="252" w:lineRule="auto"/>
+              <w:jc w:val="center"/>
+            </w:pPr>
+            <w:r>
+              <w:rPr>
+                <w:rFonts w:ascii="Calibri" w:hAnsi="Calibri" w:eastAsia="Calibri"/>
+                <w:color w:val="0B2545"/>
+                <w:sz w:val="18"/>
+              </w:rPr>
               <w:t xml:space="preserve">1</w:t>
             </w:r>
           </w:p>
         </w:tc>
         <w:tc>
-          <w:tcPr/>
-          <w:p>
-            <w:pPr>
-              <w:pStyle w:val="Compact"/>
-            </w:pPr>
-            <w:r>
+          <w:tcPr>
+            <w:tcW w:w="1324" w:type="dxa"/>
+            <w:tcMar>
+              <w:top w:w="80" w:type="dxa"/>
+              <w:bottom w:w="80" w:type="dxa"/>
+              <w:start w:w="120" w:type="dxa"/>
+              <w:end w:w="120" w:type="dxa"/>
+            </w:tcMar>
+            <w:vAlign w:val="center"/>
+          </w:tcPr>
+          <w:p>
+            <w:pPr>
+              <w:pStyle w:val="Compact"/>
+              <w:spacing w:before="0" w:after="40" w:line="252" w:lineRule="auto"/>
+              <w:jc w:val="center"/>
+            </w:pPr>
+            <w:r>
+              <w:rPr>
+                <w:rFonts w:ascii="Calibri" w:hAnsi="Calibri" w:eastAsia="Calibri"/>
+                <w:color w:val="0B2545"/>
+                <w:sz w:val="18"/>
+              </w:rPr>
               <w:t xml:space="preserve">-</w:t>
             </w:r>
           </w:p>
         </w:tc>
         <w:tc>
-          <w:tcPr/>
-          <w:p>
-            <w:pPr>
-              <w:pStyle w:val="Compact"/>
-              <w:jc w:val="right"/>
-            </w:pPr>
-            <w:r>
+          <w:tcPr>
+            <w:tcW w:w="1578" w:type="dxa"/>
+            <w:tcMar>
+              <w:top w:w="80" w:type="dxa"/>
+              <w:bottom w:w="80" w:type="dxa"/>
+              <w:start w:w="120" w:type="dxa"/>
+              <w:end w:w="120" w:type="dxa"/>
+            </w:tcMar>
+            <w:vAlign w:val="center"/>
+          </w:tcPr>
+          <w:p>
+            <w:pPr>
+              <w:pStyle w:val="Compact"/>
+              <w:spacing w:before="0" w:after="40" w:line="252" w:lineRule="auto"/>
+              <w:jc w:val="center"/>
+            </w:pPr>
+            <w:r>
+              <w:rPr>
+                <w:rFonts w:ascii="Calibri" w:hAnsi="Calibri" w:eastAsia="Calibri"/>
+                <w:color w:val="0B2545"/>
+                <w:sz w:val="18"/>
+              </w:rPr>
               <w:t xml:space="preserve">65.02 ± 0.00</w:t>
             </w:r>
           </w:p>
         </w:tc>
         <w:tc>
-          <w:tcPr/>
-          <w:p>
-            <w:pPr>
-              <w:pStyle w:val="Compact"/>
-              <w:jc w:val="right"/>
-            </w:pPr>
-            <w:r>
+          <w:tcPr>
+            <w:tcW w:w="1509" w:type="dxa"/>
+            <w:tcMar>
+              <w:top w:w="80" w:type="dxa"/>
+              <w:bottom w:w="80" w:type="dxa"/>
+              <w:start w:w="120" w:type="dxa"/>
+              <w:end w:w="120" w:type="dxa"/>
+            </w:tcMar>
+            <w:vAlign w:val="center"/>
+          </w:tcPr>
+          <w:p>
+            <w:pPr>
+              <w:pStyle w:val="Compact"/>
+              <w:spacing w:before="0" w:after="40" w:line="252" w:lineRule="auto"/>
+              <w:jc w:val="center"/>
+            </w:pPr>
+            <w:r>
+              <w:rPr>
+                <w:rFonts w:ascii="Calibri" w:hAnsi="Calibri" w:eastAsia="Calibri"/>
+                <w:color w:val="0B2545"/>
+                <w:sz w:val="18"/>
+              </w:rPr>
               <w:t xml:space="preserve">-</w:t>
             </w:r>
           </w:p>
         </w:tc>
       </w:tr>
       <w:tr>
-        <w:tc>
-          <w:tcPr/>
-          <w:p>
-            <w:pPr>
-              <w:pStyle w:val="Compact"/>
-            </w:pPr>
-            <w:r>
+        <w:trPr>
+          <w:cantSplit/>
+        </w:trPr>
+        <w:tc>
+          <w:tcPr>
+            <w:tcW w:w="1857" w:type="dxa"/>
+            <w:tcMar>
+              <w:top w:w="80" w:type="dxa"/>
+              <w:bottom w:w="80" w:type="dxa"/>
+              <w:start w:w="120" w:type="dxa"/>
+              <w:end w:w="120" w:type="dxa"/>
+            </w:tcMar>
+            <w:vAlign w:val="center"/>
+          </w:tcPr>
+          <w:p>
+            <w:pPr>
+              <w:pStyle w:val="Compact"/>
+              <w:spacing w:before="0" w:after="40" w:line="252" w:lineRule="auto"/>
+              <w:jc w:val="left"/>
+            </w:pPr>
+            <w:r>
+              <w:rPr>
+                <w:rFonts w:ascii="Calibri" w:hAnsi="Calibri" w:eastAsia="Calibri"/>
+                <w:color w:val="0B2545"/>
+                <w:sz w:val="18"/>
+              </w:rPr>
               <w:t xml:space="preserve">trainable-quantum-case-study</w:t>
             </w:r>
           </w:p>
         </w:tc>
         <w:tc>
-          <w:tcPr/>
-          <w:p>
-            <w:pPr>
-              <w:pStyle w:val="Compact"/>
+          <w:tcPr>
+            <w:tcW w:w="1900" w:type="dxa"/>
+            <w:tcMar>
+              <w:top w:w="80" w:type="dxa"/>
+              <w:bottom w:w="80" w:type="dxa"/>
+              <w:start w:w="120" w:type="dxa"/>
+              <w:end w:w="120" w:type="dxa"/>
+            </w:tcMar>
+            <w:vAlign w:val="center"/>
+          </w:tcPr>
+          <w:p>
+            <w:pPr>
+              <w:pStyle w:val="Compact"/>
+              <w:spacing w:before="0" w:after="40" w:line="252" w:lineRule="auto"/>
+              <w:jc w:val="left"/>
             </w:pPr>
             <w:r>
               <w:rPr>
                 <w:rStyle w:val="VerbatimChar"/>
+                <w:rFonts w:ascii="Calibri" w:hAnsi="Calibri" w:eastAsia="Calibri"/>
+                <w:color w:val="0B2545"/>
+                <w:sz w:val="18"/>
               </w:rPr>
               <w:t xml:space="preserve">V7_trainable_quantum_rerun</w:t>
             </w:r>
           </w:p>
         </w:tc>
         <w:tc>
-          <w:tcPr/>
-          <w:p>
-            <w:pPr>
-              <w:pStyle w:val="Compact"/>
-              <w:jc w:val="right"/>
-            </w:pPr>
-            <w:r>
+          <w:tcPr>
+            <w:tcW w:w="1192" w:type="dxa"/>
+            <w:tcMar>
+              <w:top w:w="80" w:type="dxa"/>
+              <w:bottom w:w="80" w:type="dxa"/>
+              <w:start w:w="120" w:type="dxa"/>
+              <w:end w:w="120" w:type="dxa"/>
+            </w:tcMar>
+            <w:vAlign w:val="center"/>
+          </w:tcPr>
+          <w:p>
+            <w:pPr>
+              <w:pStyle w:val="Compact"/>
+              <w:spacing w:before="0" w:after="40" w:line="252" w:lineRule="auto"/>
+              <w:jc w:val="center"/>
+            </w:pPr>
+            <w:r>
+              <w:rPr>
+                <w:rFonts w:ascii="Calibri" w:hAnsi="Calibri" w:eastAsia="Calibri"/>
+                <w:color w:val="0B2545"/>
+                <w:sz w:val="18"/>
+              </w:rPr>
               <w:t xml:space="preserve">1</w:t>
             </w:r>
           </w:p>
         </w:tc>
         <w:tc>
-          <w:tcPr/>
-          <w:p>
-            <w:pPr>
-              <w:pStyle w:val="Compact"/>
-            </w:pPr>
-            <w:r>
+          <w:tcPr>
+            <w:tcW w:w="1324" w:type="dxa"/>
+            <w:tcMar>
+              <w:top w:w="80" w:type="dxa"/>
+              <w:bottom w:w="80" w:type="dxa"/>
+              <w:start w:w="120" w:type="dxa"/>
+              <w:end w:w="120" w:type="dxa"/>
+            </w:tcMar>
+            <w:vAlign w:val="center"/>
+          </w:tcPr>
+          <w:p>
+            <w:pPr>
+              <w:pStyle w:val="Compact"/>
+              <w:spacing w:before="0" w:after="40" w:line="252" w:lineRule="auto"/>
+              <w:jc w:val="center"/>
+            </w:pPr>
+            <w:r>
+              <w:rPr>
+                <w:rFonts w:ascii="Calibri" w:hAnsi="Calibri" w:eastAsia="Calibri"/>
+                <w:color w:val="0B2545"/>
+                <w:sz w:val="18"/>
+              </w:rPr>
               <w:t xml:space="preserve">-</w:t>
             </w:r>
           </w:p>
         </w:tc>
         <w:tc>
-          <w:tcPr/>
-          <w:p>
-            <w:pPr>
-              <w:pStyle w:val="Compact"/>
-              <w:jc w:val="right"/>
-            </w:pPr>
-            <w:r>
+          <w:tcPr>
+            <w:tcW w:w="1578" w:type="dxa"/>
+            <w:tcMar>
+              <w:top w:w="80" w:type="dxa"/>
+              <w:bottom w:w="80" w:type="dxa"/>
+              <w:start w:w="120" w:type="dxa"/>
+              <w:end w:w="120" w:type="dxa"/>
+            </w:tcMar>
+            <w:vAlign w:val="center"/>
+          </w:tcPr>
+          <w:p>
+            <w:pPr>
+              <w:pStyle w:val="Compact"/>
+              <w:spacing w:before="0" w:after="40" w:line="252" w:lineRule="auto"/>
+              <w:jc w:val="center"/>
+            </w:pPr>
+            <w:r>
+              <w:rPr>
+                <w:rFonts w:ascii="Calibri" w:hAnsi="Calibri" w:eastAsia="Calibri"/>
+                <w:color w:val="0B2545"/>
+                <w:sz w:val="18"/>
+              </w:rPr>
               <w:t xml:space="preserve">72.53 ± 0.00</w:t>
             </w:r>
           </w:p>
         </w:tc>
         <w:tc>
-          <w:tcPr/>
-          <w:p>
-            <w:pPr>
-              <w:pStyle w:val="Compact"/>
-              <w:jc w:val="right"/>
-            </w:pPr>
-            <w:r>
+          <w:tcPr>
+            <w:tcW w:w="1509" w:type="dxa"/>
+            <w:tcMar>
+              <w:top w:w="80" w:type="dxa"/>
+              <w:bottom w:w="80" w:type="dxa"/>
+              <w:start w:w="120" w:type="dxa"/>
+              <w:end w:w="120" w:type="dxa"/>
+            </w:tcMar>
+            <w:vAlign w:val="center"/>
+          </w:tcPr>
+          <w:p>
+            <w:pPr>
+              <w:pStyle w:val="Compact"/>
+              <w:spacing w:before="0" w:after="40" w:line="252" w:lineRule="auto"/>
+              <w:jc w:val="center"/>
+            </w:pPr>
+            <w:r>
+              <w:rPr>
+                <w:rFonts w:ascii="Calibri" w:hAnsi="Calibri" w:eastAsia="Calibri"/>
+                <w:color w:val="0B2545"/>
+                <w:sz w:val="18"/>
+              </w:rPr>
               <w:t xml:space="preserve">-</w:t>
             </w:r>
           </w:p>
         </w:tc>
       </w:tr>
       <w:tr>
-        <w:tc>
-          <w:tcPr/>
-          <w:p>
-            <w:pPr>
-              <w:pStyle w:val="Compact"/>
-            </w:pPr>
-            <w:r>
+        <w:trPr>
+          <w:cantSplit/>
+        </w:trPr>
+        <w:tc>
+          <w:tcPr>
+            <w:tcW w:w="1857" w:type="dxa"/>
+            <w:tcMar>
+              <w:top w:w="80" w:type="dxa"/>
+              <w:bottom w:w="80" w:type="dxa"/>
+              <w:start w:w="120" w:type="dxa"/>
+              <w:end w:w="120" w:type="dxa"/>
+            </w:tcMar>
+            <w:vAlign w:val="center"/>
+          </w:tcPr>
+          <w:p>
+            <w:pPr>
+              <w:pStyle w:val="Compact"/>
+              <w:spacing w:before="0" w:after="40" w:line="252" w:lineRule="auto"/>
+              <w:jc w:val="left"/>
+            </w:pPr>
+            <w:r>
+              <w:rPr>
+                <w:rFonts w:ascii="Calibri" w:hAnsi="Calibri" w:eastAsia="Calibri"/>
+                <w:color w:val="0B2545"/>
+                <w:sz w:val="18"/>
+              </w:rPr>
               <w:t xml:space="preserve">current-local</w:t>
             </w:r>
           </w:p>
         </w:tc>
         <w:tc>
-          <w:tcPr/>
-          <w:p>
-            <w:pPr>
-              <w:pStyle w:val="Compact"/>
+          <w:tcPr>
+            <w:tcW w:w="1900" w:type="dxa"/>
+            <w:tcMar>
+              <w:top w:w="80" w:type="dxa"/>
+              <w:bottom w:w="80" w:type="dxa"/>
+              <w:start w:w="120" w:type="dxa"/>
+              <w:end w:w="120" w:type="dxa"/>
+            </w:tcMar>
+            <w:vAlign w:val="center"/>
+          </w:tcPr>
+          <w:p>
+            <w:pPr>
+              <w:pStyle w:val="Compact"/>
+              <w:spacing w:before="0" w:after="40" w:line="252" w:lineRule="auto"/>
+              <w:jc w:val="left"/>
             </w:pPr>
             <w:r>
               <w:rPr>
                 <w:rStyle w:val="VerbatimChar"/>
+                <w:rFonts w:ascii="Calibri" w:hAnsi="Calibri" w:eastAsia="Calibri"/>
+                <w:color w:val="0B2545"/>
+                <w:sz w:val="18"/>
               </w:rPr>
               <w:t xml:space="preserve">classical_conv</w:t>
             </w:r>
           </w:p>
         </w:tc>
         <w:tc>
-          <w:tcPr/>
-          <w:p>
-            <w:pPr>
-              <w:pStyle w:val="Compact"/>
-              <w:jc w:val="right"/>
-            </w:pPr>
-            <w:r>
+          <w:tcPr>
+            <w:tcW w:w="1192" w:type="dxa"/>
+            <w:tcMar>
+              <w:top w:w="80" w:type="dxa"/>
+              <w:bottom w:w="80" w:type="dxa"/>
+              <w:start w:w="120" w:type="dxa"/>
+              <w:end w:w="120" w:type="dxa"/>
+            </w:tcMar>
+            <w:vAlign w:val="center"/>
+          </w:tcPr>
+          <w:p>
+            <w:pPr>
+              <w:pStyle w:val="Compact"/>
+              <w:spacing w:before="0" w:after="40" w:line="252" w:lineRule="auto"/>
+              <w:jc w:val="center"/>
+            </w:pPr>
+            <w:r>
+              <w:rPr>
+                <w:rFonts w:ascii="Calibri" w:hAnsi="Calibri" w:eastAsia="Calibri"/>
+                <w:color w:val="0B2545"/>
+                <w:sz w:val="18"/>
+              </w:rPr>
               <w:t xml:space="preserve">3</w:t>
             </w:r>
           </w:p>
         </w:tc>
         <w:tc>
-          <w:tcPr/>
-          <w:p>
-            <w:pPr>
-              <w:pStyle w:val="Compact"/>
-            </w:pPr>
-            <w:r>
+          <w:tcPr>
+            <w:tcW w:w="1324" w:type="dxa"/>
+            <w:tcMar>
+              <w:top w:w="80" w:type="dxa"/>
+              <w:bottom w:w="80" w:type="dxa"/>
+              <w:start w:w="120" w:type="dxa"/>
+              <w:end w:w="120" w:type="dxa"/>
+            </w:tcMar>
+            <w:vAlign w:val="center"/>
+          </w:tcPr>
+          <w:p>
+            <w:pPr>
+              <w:pStyle w:val="Compact"/>
+              <w:spacing w:before="0" w:after="40" w:line="252" w:lineRule="auto"/>
+              <w:jc w:val="center"/>
+            </w:pPr>
+            <w:r>
+              <w:rPr>
+                <w:rFonts w:ascii="Calibri" w:hAnsi="Calibri" w:eastAsia="Calibri"/>
+                <w:color w:val="0B2545"/>
+                <w:sz w:val="18"/>
+              </w:rPr>
               <w:t xml:space="preserve">42,43,44</w:t>
             </w:r>
           </w:p>
         </w:tc>
         <w:tc>
-          <w:tcPr/>
-          <w:p>
-            <w:pPr>
-              <w:pStyle w:val="Compact"/>
-              <w:jc w:val="right"/>
-            </w:pPr>
-            <w:r>
+          <w:tcPr>
+            <w:tcW w:w="1578" w:type="dxa"/>
+            <w:tcMar>
+              <w:top w:w="80" w:type="dxa"/>
+              <w:bottom w:w="80" w:type="dxa"/>
+              <w:start w:w="120" w:type="dxa"/>
+              <w:end w:w="120" w:type="dxa"/>
+            </w:tcMar>
+            <w:vAlign w:val="center"/>
+          </w:tcPr>
+          <w:p>
+            <w:pPr>
+              <w:pStyle w:val="Compact"/>
+              <w:spacing w:before="0" w:after="40" w:line="252" w:lineRule="auto"/>
+              <w:jc w:val="center"/>
+            </w:pPr>
+            <w:r>
+              <w:rPr>
+                <w:rFonts w:ascii="Calibri" w:hAnsi="Calibri" w:eastAsia="Calibri"/>
+                <w:color w:val="0B2545"/>
+                <w:sz w:val="18"/>
+              </w:rPr>
               <w:t xml:space="preserve">81.40 ± 1.06</w:t>
             </w:r>
           </w:p>
         </w:tc>
         <w:tc>
-          <w:tcPr/>
-          <w:p>
-            <w:pPr>
-              <w:pStyle w:val="Compact"/>
-              <w:jc w:val="right"/>
-            </w:pPr>
-            <w:r>
+          <w:tcPr>
+            <w:tcW w:w="1509" w:type="dxa"/>
+            <w:tcMar>
+              <w:top w:w="80" w:type="dxa"/>
+              <w:bottom w:w="80" w:type="dxa"/>
+              <w:start w:w="120" w:type="dxa"/>
+              <w:end w:w="120" w:type="dxa"/>
+            </w:tcMar>
+            <w:vAlign w:val="center"/>
+          </w:tcPr>
+          <w:p>
+            <w:pPr>
+              <w:pStyle w:val="Compact"/>
+              <w:spacing w:before="0" w:after="40" w:line="252" w:lineRule="auto"/>
+              <w:jc w:val="center"/>
+            </w:pPr>
+            <w:r>
+              <w:rPr>
+                <w:rFonts w:ascii="Calibri" w:hAnsi="Calibri" w:eastAsia="Calibri"/>
+                <w:color w:val="0B2545"/>
+                <w:sz w:val="18"/>
+              </w:rPr>
               <w:t xml:space="preserve">[78.77, 84.03]</w:t>
             </w:r>
           </w:p>
         </w:tc>
       </w:tr>
       <w:tr>
-        <w:tc>
-          <w:tcPr/>
-          <w:p>
-            <w:pPr>
-              <w:pStyle w:val="Compact"/>
-            </w:pPr>
-            <w:r>
+        <w:trPr>
+          <w:cantSplit/>
+        </w:trPr>
+        <w:tc>
+          <w:tcPr>
+            <w:tcW w:w="1857" w:type="dxa"/>
+            <w:tcMar>
+              <w:top w:w="80" w:type="dxa"/>
+              <w:bottom w:w="80" w:type="dxa"/>
+              <w:start w:w="120" w:type="dxa"/>
+              <w:end w:w="120" w:type="dxa"/>
+            </w:tcMar>
+            <w:vAlign w:val="center"/>
+          </w:tcPr>
+          <w:p>
+            <w:pPr>
+              <w:pStyle w:val="Compact"/>
+              <w:spacing w:before="0" w:after="40" w:line="252" w:lineRule="auto"/>
+              <w:jc w:val="left"/>
+            </w:pPr>
+            <w:r>
+              <w:rPr>
+                <w:rFonts w:ascii="Calibri" w:hAnsi="Calibri" w:eastAsia="Calibri"/>
+                <w:color w:val="0B2545"/>
+                <w:sz w:val="18"/>
+              </w:rPr>
               <w:t xml:space="preserve">current-local</w:t>
             </w:r>
           </w:p>
         </w:tc>
         <w:tc>
-          <w:tcPr/>
-          <w:p>
-            <w:pPr>
-              <w:pStyle w:val="Compact"/>
+          <w:tcPr>
+            <w:tcW w:w="1900" w:type="dxa"/>
+            <w:tcMar>
+              <w:top w:w="80" w:type="dxa"/>
+              <w:bottom w:w="80" w:type="dxa"/>
+              <w:start w:w="120" w:type="dxa"/>
+              <w:end w:w="120" w:type="dxa"/>
+            </w:tcMar>
+            <w:vAlign w:val="center"/>
+          </w:tcPr>
+          <w:p>
+            <w:pPr>
+              <w:pStyle w:val="Compact"/>
+              <w:spacing w:before="0" w:after="40" w:line="252" w:lineRule="auto"/>
+              <w:jc w:val="left"/>
             </w:pPr>
             <w:r>
               <w:rPr>
                 <w:rStyle w:val="VerbatimChar"/>
+                <w:rFonts w:ascii="Calibri" w:hAnsi="Calibri" w:eastAsia="Calibri"/>
+                <w:color w:val="0B2545"/>
+                <w:sz w:val="18"/>
               </w:rPr>
               <w:t xml:space="preserve">non_trainable_quantum</w:t>
             </w:r>
           </w:p>
         </w:tc>
         <w:tc>
-          <w:tcPr/>
-          <w:p>
-            <w:pPr>
-              <w:pStyle w:val="Compact"/>
-              <w:jc w:val="right"/>
-            </w:pPr>
-            <w:r>
+          <w:tcPr>
+            <w:tcW w:w="1192" w:type="dxa"/>
+            <w:tcMar>
+              <w:top w:w="80" w:type="dxa"/>
+              <w:bottom w:w="80" w:type="dxa"/>
+              <w:start w:w="120" w:type="dxa"/>
+              <w:end w:w="120" w:type="dxa"/>
+            </w:tcMar>
+            <w:vAlign w:val="center"/>
+          </w:tcPr>
+          <w:p>
+            <w:pPr>
+              <w:pStyle w:val="Compact"/>
+              <w:spacing w:before="0" w:after="40" w:line="252" w:lineRule="auto"/>
+              <w:jc w:val="center"/>
+            </w:pPr>
+            <w:r>
+              <w:rPr>
+                <w:rFonts w:ascii="Calibri" w:hAnsi="Calibri" w:eastAsia="Calibri"/>
+                <w:color w:val="0B2545"/>
+                <w:sz w:val="18"/>
+              </w:rPr>
               <w:t xml:space="preserve">3</w:t>
             </w:r>
           </w:p>
         </w:tc>
         <w:tc>
-          <w:tcPr/>
-          <w:p>
-            <w:pPr>
-              <w:pStyle w:val="Compact"/>
-            </w:pPr>
-            <w:r>
+          <w:tcPr>
+            <w:tcW w:w="1324" w:type="dxa"/>
+            <w:tcMar>
+              <w:top w:w="80" w:type="dxa"/>
+              <w:bottom w:w="80" w:type="dxa"/>
+              <w:start w:w="120" w:type="dxa"/>
+              <w:end w:w="120" w:type="dxa"/>
+            </w:tcMar>
+            <w:vAlign w:val="center"/>
+          </w:tcPr>
+          <w:p>
+            <w:pPr>
+              <w:pStyle w:val="Compact"/>
+              <w:spacing w:before="0" w:after="40" w:line="252" w:lineRule="auto"/>
+              <w:jc w:val="center"/>
+            </w:pPr>
+            <w:r>
+              <w:rPr>
+                <w:rFonts w:ascii="Calibri" w:hAnsi="Calibri" w:eastAsia="Calibri"/>
+                <w:color w:val="0B2545"/>
+                <w:sz w:val="18"/>
+              </w:rPr>
               <w:t xml:space="preserve">42,43,44</w:t>
             </w:r>
           </w:p>
         </w:tc>
         <w:tc>
-          <w:tcPr/>
-          <w:p>
-            <w:pPr>
-              <w:pStyle w:val="Compact"/>
-              <w:jc w:val="right"/>
-            </w:pPr>
-            <w:r>
+          <w:tcPr>
+            <w:tcW w:w="1578" w:type="dxa"/>
+            <w:tcMar>
+              <w:top w:w="80" w:type="dxa"/>
+              <w:bottom w:w="80" w:type="dxa"/>
+              <w:start w:w="120" w:type="dxa"/>
+              <w:end w:w="120" w:type="dxa"/>
+            </w:tcMar>
+            <w:vAlign w:val="center"/>
+          </w:tcPr>
+          <w:p>
+            <w:pPr>
+              <w:pStyle w:val="Compact"/>
+              <w:spacing w:before="0" w:after="40" w:line="252" w:lineRule="auto"/>
+              <w:jc w:val="center"/>
+            </w:pPr>
+            <w:r>
+              <w:rPr>
+                <w:rFonts w:ascii="Calibri" w:hAnsi="Calibri" w:eastAsia="Calibri"/>
+                <w:color w:val="0B2545"/>
+                <w:sz w:val="18"/>
+              </w:rPr>
               <w:t xml:space="preserve">80.40 ± 0.69</w:t>
             </w:r>
           </w:p>
         </w:tc>
         <w:tc>
-          <w:tcPr/>
-          <w:p>
-            <w:pPr>
-              <w:pStyle w:val="Compact"/>
-              <w:jc w:val="right"/>
-            </w:pPr>
-            <w:r>
+          <w:tcPr>
+            <w:tcW w:w="1509" w:type="dxa"/>
+            <w:tcMar>
+              <w:top w:w="80" w:type="dxa"/>
+              <w:bottom w:w="80" w:type="dxa"/>
+              <w:start w:w="120" w:type="dxa"/>
+              <w:end w:w="120" w:type="dxa"/>
+            </w:tcMar>
+            <w:vAlign w:val="center"/>
+          </w:tcPr>
+          <w:p>
+            <w:pPr>
+              <w:pStyle w:val="Compact"/>
+              <w:spacing w:before="0" w:after="40" w:line="252" w:lineRule="auto"/>
+              <w:jc w:val="center"/>
+            </w:pPr>
+            <w:r>
+              <w:rPr>
+                <w:rFonts w:ascii="Calibri" w:hAnsi="Calibri" w:eastAsia="Calibri"/>
+                <w:color w:val="0B2545"/>
+                <w:sz w:val="18"/>
+              </w:rPr>
               <w:t xml:space="preserve">[78.69, 82.11]</w:t>
             </w:r>
           </w:p>
         </w:tc>
       </w:tr>
       <w:tr>
-        <w:tc>
-          <w:tcPr/>
-          <w:p>
-            <w:pPr>
-              <w:pStyle w:val="Compact"/>
-            </w:pPr>
-            <w:r>
+        <w:trPr>
+          <w:cantSplit/>
+        </w:trPr>
+        <w:tc>
+          <w:tcPr>
+            <w:tcW w:w="1857" w:type="dxa"/>
+            <w:tcMar>
+              <w:top w:w="80" w:type="dxa"/>
+              <w:bottom w:w="80" w:type="dxa"/>
+              <w:start w:w="120" w:type="dxa"/>
+              <w:end w:w="120" w:type="dxa"/>
+            </w:tcMar>
+            <w:vAlign w:val="center"/>
+          </w:tcPr>
+          <w:p>
+            <w:pPr>
+              <w:pStyle w:val="Compact"/>
+              <w:spacing w:before="0" w:after="40" w:line="252" w:lineRule="auto"/>
+              <w:jc w:val="left"/>
+            </w:pPr>
+            <w:r>
+              <w:rPr>
+                <w:rFonts w:ascii="Calibri" w:hAnsi="Calibri" w:eastAsia="Calibri"/>
+                <w:color w:val="0B2545"/>
+                <w:sz w:val="18"/>
+              </w:rPr>
               <w:t xml:space="preserve">current-local</w:t>
             </w:r>
           </w:p>
         </w:tc>
         <w:tc>
-          <w:tcPr/>
-          <w:p>
-            <w:pPr>
-              <w:pStyle w:val="Compact"/>
+          <w:tcPr>
+            <w:tcW w:w="1900" w:type="dxa"/>
+            <w:tcMar>
+              <w:top w:w="80" w:type="dxa"/>
+              <w:bottom w:w="80" w:type="dxa"/>
+              <w:start w:w="120" w:type="dxa"/>
+              <w:end w:w="120" w:type="dxa"/>
+            </w:tcMar>
+            <w:vAlign w:val="center"/>
+          </w:tcPr>
+          <w:p>
+            <w:pPr>
+              <w:pStyle w:val="Compact"/>
+              <w:spacing w:before="0" w:after="40" w:line="252" w:lineRule="auto"/>
+              <w:jc w:val="left"/>
             </w:pPr>
             <w:r>
               <w:rPr>
                 <w:rStyle w:val="VerbatimChar"/>
+                <w:rFonts w:ascii="Calibri" w:hAnsi="Calibri" w:eastAsia="Calibri"/>
+                <w:color w:val="0B2545"/>
+                <w:sz w:val="18"/>
               </w:rPr>
               <w:t xml:space="preserve">param_linear</w:t>
             </w:r>
           </w:p>
         </w:tc>
         <w:tc>
-          <w:tcPr/>
-          <w:p>
-            <w:pPr>
-              <w:pStyle w:val="Compact"/>
-              <w:jc w:val="right"/>
-            </w:pPr>
-            <w:r>
+          <w:tcPr>
+            <w:tcW w:w="1192" w:type="dxa"/>
+            <w:tcMar>
+              <w:top w:w="80" w:type="dxa"/>
+              <w:bottom w:w="80" w:type="dxa"/>
+              <w:start w:w="120" w:type="dxa"/>
+              <w:end w:w="120" w:type="dxa"/>
+            </w:tcMar>
+            <w:vAlign w:val="center"/>
+          </w:tcPr>
+          <w:p>
+            <w:pPr>
+              <w:pStyle w:val="Compact"/>
+              <w:spacing w:before="0" w:after="40" w:line="252" w:lineRule="auto"/>
+              <w:jc w:val="center"/>
+            </w:pPr>
+            <w:r>
+              <w:rPr>
+                <w:rFonts w:ascii="Calibri" w:hAnsi="Calibri" w:eastAsia="Calibri"/>
+                <w:color w:val="0B2545"/>
+                <w:sz w:val="18"/>
+              </w:rPr>
               <w:t xml:space="preserve">3</w:t>
             </w:r>
           </w:p>
         </w:tc>
         <w:tc>
-          <w:tcPr/>
-          <w:p>
-            <w:pPr>
-              <w:pStyle w:val="Compact"/>
-            </w:pPr>
-            <w:r>
+          <w:tcPr>
+            <w:tcW w:w="1324" w:type="dxa"/>
+            <w:tcMar>
+              <w:top w:w="80" w:type="dxa"/>
+              <w:bottom w:w="80" w:type="dxa"/>
+              <w:start w:w="120" w:type="dxa"/>
+              <w:end w:w="120" w:type="dxa"/>
+            </w:tcMar>
+            <w:vAlign w:val="center"/>
+          </w:tcPr>
+          <w:p>
+            <w:pPr>
+              <w:pStyle w:val="Compact"/>
+              <w:spacing w:before="0" w:after="40" w:line="252" w:lineRule="auto"/>
+              <w:jc w:val="center"/>
+            </w:pPr>
+            <w:r>
+              <w:rPr>
+                <w:rFonts w:ascii="Calibri" w:hAnsi="Calibri" w:eastAsia="Calibri"/>
+                <w:color w:val="0B2545"/>
+                <w:sz w:val="18"/>
+              </w:rPr>
               <w:t xml:space="preserve">42,43,44</w:t>
             </w:r>
           </w:p>
         </w:tc>
         <w:tc>
-          <w:tcPr/>
-          <w:p>
-            <w:pPr>
-              <w:pStyle w:val="Compact"/>
-              <w:jc w:val="right"/>
-            </w:pPr>
-            <w:r>
+          <w:tcPr>
+            <w:tcW w:w="1578" w:type="dxa"/>
+            <w:tcMar>
+              <w:top w:w="80" w:type="dxa"/>
+              <w:bottom w:w="80" w:type="dxa"/>
+              <w:start w:w="120" w:type="dxa"/>
+              <w:end w:w="120" w:type="dxa"/>
+            </w:tcMar>
+            <w:vAlign w:val="center"/>
+          </w:tcPr>
+          <w:p>
+            <w:pPr>
+              <w:pStyle w:val="Compact"/>
+              <w:spacing w:before="0" w:after="40" w:line="252" w:lineRule="auto"/>
+              <w:jc w:val="center"/>
+            </w:pPr>
+            <w:r>
+              <w:rPr>
+                <w:rFonts w:ascii="Calibri" w:hAnsi="Calibri" w:eastAsia="Calibri"/>
+                <w:color w:val="0B2545"/>
+                <w:sz w:val="18"/>
+              </w:rPr>
               <w:t xml:space="preserve">81.12 ± 2.27</w:t>
             </w:r>
           </w:p>
         </w:tc>
         <w:tc>
-          <w:tcPr/>
-          <w:p>
-            <w:pPr>
-              <w:pStyle w:val="Compact"/>
-              <w:jc w:val="right"/>
-            </w:pPr>
-            <w:r>
+          <w:tcPr>
+            <w:tcW w:w="1509" w:type="dxa"/>
+            <w:tcMar>
+              <w:top w:w="80" w:type="dxa"/>
+              <w:bottom w:w="80" w:type="dxa"/>
+              <w:start w:w="120" w:type="dxa"/>
+              <w:end w:w="120" w:type="dxa"/>
+            </w:tcMar>
+            <w:vAlign w:val="center"/>
+          </w:tcPr>
+          <w:p>
+            <w:pPr>
+              <w:pStyle w:val="Compact"/>
+              <w:spacing w:before="0" w:after="40" w:line="252" w:lineRule="auto"/>
+              <w:jc w:val="center"/>
+            </w:pPr>
+            <w:r>
+              <w:rPr>
+                <w:rFonts w:ascii="Calibri" w:hAnsi="Calibri" w:eastAsia="Calibri"/>
+                <w:color w:val="0B2545"/>
+                <w:sz w:val="18"/>
+              </w:rPr>
               <w:t xml:space="preserve">[75.48, 86.76]</w:t>
             </w:r>
           </w:p>
         </w:tc>
       </w:tr>
       <w:tr>
-        <w:tc>
-          <w:tcPr/>
-          <w:p>
-            <w:pPr>
-              <w:pStyle w:val="Compact"/>
-            </w:pPr>
-            <w:r>
+        <w:trPr>
+          <w:cantSplit/>
+        </w:trPr>
+        <w:tc>
+          <w:tcPr>
+            <w:tcW w:w="1857" w:type="dxa"/>
+            <w:tcMar>
+              <w:top w:w="80" w:type="dxa"/>
+              <w:bottom w:w="80" w:type="dxa"/>
+              <w:start w:w="120" w:type="dxa"/>
+              <w:end w:w="120" w:type="dxa"/>
+            </w:tcMar>
+            <w:vAlign w:val="center"/>
+          </w:tcPr>
+          <w:p>
+            <w:pPr>
+              <w:pStyle w:val="Compact"/>
+              <w:spacing w:before="0" w:after="40" w:line="252" w:lineRule="auto"/>
+              <w:jc w:val="left"/>
+            </w:pPr>
+            <w:r>
+              <w:rPr>
+                <w:rFonts w:ascii="Calibri" w:hAnsi="Calibri" w:eastAsia="Calibri"/>
+                <w:color w:val="0B2545"/>
+                <w:sz w:val="18"/>
+              </w:rPr>
               <w:t xml:space="preserve">modern-classical</w:t>
             </w:r>
           </w:p>
         </w:tc>
         <w:tc>
-          <w:tcPr/>
-          <w:p>
-            <w:pPr>
-              <w:pStyle w:val="Compact"/>
+          <w:tcPr>
+            <w:tcW w:w="1900" w:type="dxa"/>
+            <w:tcMar>
+              <w:top w:w="80" w:type="dxa"/>
+              <w:bottom w:w="80" w:type="dxa"/>
+              <w:start w:w="120" w:type="dxa"/>
+              <w:end w:w="120" w:type="dxa"/>
+            </w:tcMar>
+            <w:vAlign w:val="center"/>
+          </w:tcPr>
+          <w:p>
+            <w:pPr>
+              <w:pStyle w:val="Compact"/>
+              <w:spacing w:before="0" w:after="40" w:line="252" w:lineRule="auto"/>
+              <w:jc w:val="left"/>
             </w:pPr>
             <w:r>
               <w:rPr>
                 <w:rStyle w:val="VerbatimChar"/>
+                <w:rFonts w:ascii="Calibri" w:hAnsi="Calibri" w:eastAsia="Calibri"/>
+                <w:color w:val="0B2545"/>
+                <w:sz w:val="18"/>
               </w:rPr>
               <w:t xml:space="preserve">resnet18_cifar_gray</w:t>
             </w:r>
           </w:p>
         </w:tc>
         <w:tc>
-          <w:tcPr/>
-          <w:p>
-            <w:pPr>
-              <w:pStyle w:val="Compact"/>
-              <w:jc w:val="right"/>
-            </w:pPr>
-            <w:r>
+          <w:tcPr>
+            <w:tcW w:w="1192" w:type="dxa"/>
+            <w:tcMar>
+              <w:top w:w="80" w:type="dxa"/>
+              <w:bottom w:w="80" w:type="dxa"/>
+              <w:start w:w="120" w:type="dxa"/>
+              <w:end w:w="120" w:type="dxa"/>
+            </w:tcMar>
+            <w:vAlign w:val="center"/>
+          </w:tcPr>
+          <w:p>
+            <w:pPr>
+              <w:pStyle w:val="Compact"/>
+              <w:spacing w:before="0" w:after="40" w:line="252" w:lineRule="auto"/>
+              <w:jc w:val="center"/>
+            </w:pPr>
+            <w:r>
+              <w:rPr>
+                <w:rFonts w:ascii="Calibri" w:hAnsi="Calibri" w:eastAsia="Calibri"/>
+                <w:color w:val="0B2545"/>
+                <w:sz w:val="18"/>
+              </w:rPr>
               <w:t xml:space="preserve">3</w:t>
             </w:r>
           </w:p>
         </w:tc>
         <w:tc>
-          <w:tcPr/>
-          <w:p>
-            <w:pPr>
-              <w:pStyle w:val="Compact"/>
-            </w:pPr>
-            <w:r>
+          <w:tcPr>
+            <w:tcW w:w="1324" w:type="dxa"/>
+            <w:tcMar>
+              <w:top w:w="80" w:type="dxa"/>
+              <w:bottom w:w="80" w:type="dxa"/>
+              <w:start w:w="120" w:type="dxa"/>
+              <w:end w:w="120" w:type="dxa"/>
+            </w:tcMar>
+            <w:vAlign w:val="center"/>
+          </w:tcPr>
+          <w:p>
+            <w:pPr>
+              <w:pStyle w:val="Compact"/>
+              <w:spacing w:before="0" w:after="40" w:line="252" w:lineRule="auto"/>
+              <w:jc w:val="center"/>
+            </w:pPr>
+            <w:r>
+              <w:rPr>
+                <w:rFonts w:ascii="Calibri" w:hAnsi="Calibri" w:eastAsia="Calibri"/>
+                <w:color w:val="0B2545"/>
+                <w:sz w:val="18"/>
+              </w:rPr>
               <w:t xml:space="preserve">42,43,44</w:t>
             </w:r>
           </w:p>
         </w:tc>
         <w:tc>
-          <w:tcPr/>
-          <w:p>
-            <w:pPr>
-              <w:pStyle w:val="Compact"/>
-              <w:jc w:val="right"/>
-            </w:pPr>
-            <w:r>
+          <w:tcPr>
+            <w:tcW w:w="1578" w:type="dxa"/>
+            <w:tcMar>
+              <w:top w:w="80" w:type="dxa"/>
+              <w:bottom w:w="80" w:type="dxa"/>
+              <w:start w:w="120" w:type="dxa"/>
+              <w:end w:w="120" w:type="dxa"/>
+            </w:tcMar>
+            <w:vAlign w:val="center"/>
+          </w:tcPr>
+          <w:p>
+            <w:pPr>
+              <w:pStyle w:val="Compact"/>
+              <w:spacing w:before="0" w:after="40" w:line="252" w:lineRule="auto"/>
+              <w:jc w:val="center"/>
+            </w:pPr>
+            <w:r>
+              <w:rPr>
+                <w:rFonts w:ascii="Calibri" w:hAnsi="Calibri" w:eastAsia="Calibri"/>
+                <w:color w:val="0B2545"/>
+                <w:sz w:val="18"/>
+              </w:rPr>
               <w:t xml:space="preserve">88.13 ± 0.82</w:t>
             </w:r>
           </w:p>
         </w:tc>
         <w:tc>
-          <w:tcPr/>
-          <w:p>
-            <w:pPr>
-              <w:pStyle w:val="Compact"/>
-              <w:jc w:val="right"/>
-            </w:pPr>
-            <w:r>
+          <w:tcPr>
+            <w:tcW w:w="1509" w:type="dxa"/>
+            <w:tcMar>
+              <w:top w:w="80" w:type="dxa"/>
+              <w:bottom w:w="80" w:type="dxa"/>
+              <w:start w:w="120" w:type="dxa"/>
+              <w:end w:w="120" w:type="dxa"/>
+            </w:tcMar>
+            <w:vAlign w:val="center"/>
+          </w:tcPr>
+          <w:p>
+            <w:pPr>
+              <w:pStyle w:val="Compact"/>
+              <w:spacing w:before="0" w:after="40" w:line="252" w:lineRule="auto"/>
+              <w:jc w:val="center"/>
+            </w:pPr>
+            <w:r>
+              <w:rPr>
+                <w:rFonts w:ascii="Calibri" w:hAnsi="Calibri" w:eastAsia="Calibri"/>
+                <w:color w:val="0B2545"/>
+                <w:sz w:val="18"/>
+              </w:rPr>
               <w:t xml:space="preserve">[86.09, 90.17]</w:t>
             </w:r>
           </w:p>
         </w:tc>
       </w:tr>
       <w:tr>
-        <w:tc>
-          <w:tcPr/>
-          <w:p>
-            <w:pPr>
-              <w:pStyle w:val="Compact"/>
-            </w:pPr>
-            <w:r>
+        <w:trPr>
+          <w:cantSplit/>
+        </w:trPr>
+        <w:tc>
+          <w:tcPr>
+            <w:tcW w:w="1857" w:type="dxa"/>
+            <w:tcMar>
+              <w:top w:w="80" w:type="dxa"/>
+              <w:bottom w:w="80" w:type="dxa"/>
+              <w:start w:w="120" w:type="dxa"/>
+              <w:end w:w="120" w:type="dxa"/>
+            </w:tcMar>
+            <w:vAlign w:val="center"/>
+          </w:tcPr>
+          <w:p>
+            <w:pPr>
+              <w:pStyle w:val="Compact"/>
+              <w:spacing w:before="0" w:after="40" w:line="252" w:lineRule="auto"/>
+              <w:jc w:val="left"/>
+            </w:pPr>
+            <w:r>
+              <w:rPr>
+                <w:rFonts w:ascii="Calibri" w:hAnsi="Calibri" w:eastAsia="Calibri"/>
+                <w:color w:val="0B2545"/>
+                <w:sz w:val="18"/>
+              </w:rPr>
               <w:t xml:space="preserve">thesis-faithful</w:t>
             </w:r>
           </w:p>
         </w:tc>
         <w:tc>
-          <w:tcPr/>
-          <w:p>
-            <w:pPr>
-              <w:pStyle w:val="Compact"/>
+          <w:tcPr>
+            <w:tcW w:w="1900" w:type="dxa"/>
+            <w:tcMar>
+              <w:top w:w="80" w:type="dxa"/>
+              <w:bottom w:w="80" w:type="dxa"/>
+              <w:start w:w="120" w:type="dxa"/>
+              <w:end w:w="120" w:type="dxa"/>
+            </w:tcMar>
+            <w:vAlign w:val="center"/>
+          </w:tcPr>
+          <w:p>
+            <w:pPr>
+              <w:pStyle w:val="Compact"/>
+              <w:spacing w:before="0" w:after="40" w:line="252" w:lineRule="auto"/>
+              <w:jc w:val="left"/>
             </w:pPr>
             <w:r>
               <w:rPr>
                 <w:rStyle w:val="VerbatimChar"/>
+                <w:rFonts w:ascii="Calibri" w:hAnsi="Calibri" w:eastAsia="Calibri"/>
+                <w:color w:val="0B2545"/>
+                <w:sz w:val="18"/>
               </w:rPr>
               <w:t xml:space="preserve">thesis_cnn3</w:t>
             </w:r>
           </w:p>
         </w:tc>
         <w:tc>
-          <w:tcPr/>
-          <w:p>
-            <w:pPr>
-              <w:pStyle w:val="Compact"/>
-              <w:jc w:val="right"/>
-            </w:pPr>
-            <w:r>
+          <w:tcPr>
+            <w:tcW w:w="1192" w:type="dxa"/>
+            <w:tcMar>
+              <w:top w:w="80" w:type="dxa"/>
+              <w:bottom w:w="80" w:type="dxa"/>
+              <w:start w:w="120" w:type="dxa"/>
+              <w:end w:w="120" w:type="dxa"/>
+            </w:tcMar>
+            <w:vAlign w:val="center"/>
+          </w:tcPr>
+          <w:p>
+            <w:pPr>
+              <w:pStyle w:val="Compact"/>
+              <w:spacing w:before="0" w:after="40" w:line="252" w:lineRule="auto"/>
+              <w:jc w:val="center"/>
+            </w:pPr>
+            <w:r>
+              <w:rPr>
+                <w:rFonts w:ascii="Calibri" w:hAnsi="Calibri" w:eastAsia="Calibri"/>
+                <w:color w:val="0B2545"/>
+                <w:sz w:val="18"/>
+              </w:rPr>
               <w:t xml:space="preserve">3</w:t>
             </w:r>
           </w:p>
         </w:tc>
         <w:tc>
-          <w:tcPr/>
-          <w:p>
-            <w:pPr>
-              <w:pStyle w:val="Compact"/>
-            </w:pPr>
-            <w:r>
+          <w:tcPr>
+            <w:tcW w:w="1324" w:type="dxa"/>
+            <w:tcMar>
+              <w:top w:w="80" w:type="dxa"/>
+              <w:bottom w:w="80" w:type="dxa"/>
+              <w:start w:w="120" w:type="dxa"/>
+              <w:end w:w="120" w:type="dxa"/>
+            </w:tcMar>
+            <w:vAlign w:val="center"/>
+          </w:tcPr>
+          <w:p>
+            <w:pPr>
+              <w:pStyle w:val="Compact"/>
+              <w:spacing w:before="0" w:after="40" w:line="252" w:lineRule="auto"/>
+              <w:jc w:val="center"/>
+            </w:pPr>
+            <w:r>
+              <w:rPr>
+                <w:rFonts w:ascii="Calibri" w:hAnsi="Calibri" w:eastAsia="Calibri"/>
+                <w:color w:val="0B2545"/>
+                <w:sz w:val="18"/>
+              </w:rPr>
               <w:t xml:space="preserve">42,43,44</w:t>
             </w:r>
           </w:p>
         </w:tc>
         <w:tc>
-          <w:tcPr/>
-          <w:p>
-            <w:pPr>
-              <w:pStyle w:val="Compact"/>
-              <w:jc w:val="right"/>
-            </w:pPr>
-            <w:r>
+          <w:tcPr>
+            <w:tcW w:w="1578" w:type="dxa"/>
+            <w:tcMar>
+              <w:top w:w="80" w:type="dxa"/>
+              <w:bottom w:w="80" w:type="dxa"/>
+              <w:start w:w="120" w:type="dxa"/>
+              <w:end w:w="120" w:type="dxa"/>
+            </w:tcMar>
+            <w:vAlign w:val="center"/>
+          </w:tcPr>
+          <w:p>
+            <w:pPr>
+              <w:pStyle w:val="Compact"/>
+              <w:spacing w:before="0" w:after="40" w:line="252" w:lineRule="auto"/>
+              <w:jc w:val="center"/>
+            </w:pPr>
+            <w:r>
+              <w:rPr>
+                <w:rFonts w:ascii="Calibri" w:hAnsi="Calibri" w:eastAsia="Calibri"/>
+                <w:color w:val="0B2545"/>
+                <w:sz w:val="18"/>
+              </w:rPr>
               <w:t xml:space="preserve">79.33 ± 1.26</w:t>
             </w:r>
           </w:p>
         </w:tc>
         <w:tc>
-          <w:tcPr/>
-          <w:p>
-            <w:pPr>
-              <w:pStyle w:val="Compact"/>
-              <w:jc w:val="right"/>
-            </w:pPr>
-            <w:r>
+          <w:tcPr>
+            <w:tcW w:w="1509" w:type="dxa"/>
+            <w:tcMar>
+              <w:top w:w="80" w:type="dxa"/>
+              <w:bottom w:w="80" w:type="dxa"/>
+              <w:start w:w="120" w:type="dxa"/>
+              <w:end w:w="120" w:type="dxa"/>
+            </w:tcMar>
+            <w:vAlign w:val="center"/>
+          </w:tcPr>
+          <w:p>
+            <w:pPr>
+              <w:pStyle w:val="Compact"/>
+              <w:spacing w:before="0" w:after="40" w:line="252" w:lineRule="auto"/>
+              <w:jc w:val="center"/>
+            </w:pPr>
+            <w:r>
+              <w:rPr>
+                <w:rFonts w:ascii="Calibri" w:hAnsi="Calibri" w:eastAsia="Calibri"/>
+                <w:color w:val="0B2545"/>
+                <w:sz w:val="18"/>
+              </w:rPr>
               <w:t xml:space="preserve">[76.20, 82.46]</w:t>
             </w:r>
           </w:p>
         </w:tc>
       </w:tr>
       <w:tr>
-        <w:tc>
-          <w:tcPr/>
-          <w:p>
-            <w:pPr>
-              <w:pStyle w:val="Compact"/>
-            </w:pPr>
-            <w:r>
+        <w:trPr>
+          <w:cantSplit/>
+        </w:trPr>
+        <w:tc>
+          <w:tcPr>
+            <w:tcW w:w="1857" w:type="dxa"/>
+            <w:tcMar>
+              <w:top w:w="80" w:type="dxa"/>
+              <w:bottom w:w="80" w:type="dxa"/>
+              <w:start w:w="120" w:type="dxa"/>
+              <w:end w:w="120" w:type="dxa"/>
+            </w:tcMar>
+            <w:vAlign w:val="center"/>
+          </w:tcPr>
+          <w:p>
+            <w:pPr>
+              <w:pStyle w:val="Compact"/>
+              <w:spacing w:before="0" w:after="40" w:line="252" w:lineRule="auto"/>
+              <w:jc w:val="left"/>
+            </w:pPr>
+            <w:r>
+              <w:rPr>
+                <w:rFonts w:ascii="Calibri" w:hAnsi="Calibri" w:eastAsia="Calibri"/>
+                <w:color w:val="0B2545"/>
+                <w:sz w:val="18"/>
+              </w:rPr>
               <w:t xml:space="preserve">thesis-faithful</w:t>
             </w:r>
           </w:p>
         </w:tc>
         <w:tc>
-          <w:tcPr/>
-          <w:p>
-            <w:pPr>
-              <w:pStyle w:val="Compact"/>
+          <w:tcPr>
+            <w:tcW w:w="1900" w:type="dxa"/>
+            <w:tcMar>
+              <w:top w:w="80" w:type="dxa"/>
+              <w:bottom w:w="80" w:type="dxa"/>
+              <w:start w:w="120" w:type="dxa"/>
+              <w:end w:w="120" w:type="dxa"/>
+            </w:tcMar>
+            <w:vAlign w:val="center"/>
+          </w:tcPr>
+          <w:p>
+            <w:pPr>
+              <w:pStyle w:val="Compact"/>
+              <w:spacing w:before="0" w:after="40" w:line="252" w:lineRule="auto"/>
+              <w:jc w:val="left"/>
             </w:pPr>
             <w:r>
               <w:rPr>
                 <w:rStyle w:val="VerbatimChar"/>
+                <w:rFonts w:ascii="Calibri" w:hAnsi="Calibri" w:eastAsia="Calibri"/>
+                <w:color w:val="0B2545"/>
+                <w:sz w:val="18"/>
               </w:rPr>
               <w:t xml:space="preserve">thesis_cnniiii</w:t>
             </w:r>
           </w:p>
         </w:tc>
         <w:tc>
-          <w:tcPr/>
-          <w:p>
-            <w:pPr>
-              <w:pStyle w:val="Compact"/>
-              <w:jc w:val="right"/>
-            </w:pPr>
-            <w:r>
+          <w:tcPr>
+            <w:tcW w:w="1192" w:type="dxa"/>
+            <w:tcMar>
+              <w:top w:w="80" w:type="dxa"/>
+              <w:bottom w:w="80" w:type="dxa"/>
+              <w:start w:w="120" w:type="dxa"/>
+              <w:end w:w="120" w:type="dxa"/>
+            </w:tcMar>
+            <w:vAlign w:val="center"/>
+          </w:tcPr>
+          <w:p>
+            <w:pPr>
+              <w:pStyle w:val="Compact"/>
+              <w:spacing w:before="0" w:after="40" w:line="252" w:lineRule="auto"/>
+              <w:jc w:val="center"/>
+            </w:pPr>
+            <w:r>
+              <w:rPr>
+                <w:rFonts w:ascii="Calibri" w:hAnsi="Calibri" w:eastAsia="Calibri"/>
+                <w:color w:val="0B2545"/>
+                <w:sz w:val="18"/>
+              </w:rPr>
               <w:t xml:space="preserve">3</w:t>
             </w:r>
           </w:p>
         </w:tc>
         <w:tc>
-          <w:tcPr/>
-          <w:p>
-            <w:pPr>
-              <w:pStyle w:val="Compact"/>
-            </w:pPr>
-            <w:r>
+          <w:tcPr>
+            <w:tcW w:w="1324" w:type="dxa"/>
+            <w:tcMar>
+              <w:top w:w="80" w:type="dxa"/>
+              <w:bottom w:w="80" w:type="dxa"/>
+              <w:start w:w="120" w:type="dxa"/>
+              <w:end w:w="120" w:type="dxa"/>
+            </w:tcMar>
+            <w:vAlign w:val="center"/>
+          </w:tcPr>
+          <w:p>
+            <w:pPr>
+              <w:pStyle w:val="Compact"/>
+              <w:spacing w:before="0" w:after="40" w:line="252" w:lineRule="auto"/>
+              <w:jc w:val="center"/>
+            </w:pPr>
+            <w:r>
+              <w:rPr>
+                <w:rFonts w:ascii="Calibri" w:hAnsi="Calibri" w:eastAsia="Calibri"/>
+                <w:color w:val="0B2545"/>
+                <w:sz w:val="18"/>
+              </w:rPr>
               <w:t xml:space="preserve">42,43,44</w:t>
             </w:r>
           </w:p>
         </w:tc>
         <w:tc>
-          <w:tcPr/>
-          <w:p>
-            <w:pPr>
-              <w:pStyle w:val="Compact"/>
-              <w:jc w:val="right"/>
-            </w:pPr>
-            <w:r>
+          <w:tcPr>
+            <w:tcW w:w="1578" w:type="dxa"/>
+            <w:tcMar>
+              <w:top w:w="80" w:type="dxa"/>
+              <w:bottom w:w="80" w:type="dxa"/>
+              <w:start w:w="120" w:type="dxa"/>
+              <w:end w:w="120" w:type="dxa"/>
+            </w:tcMar>
+            <w:vAlign w:val="center"/>
+          </w:tcPr>
+          <w:p>
+            <w:pPr>
+              <w:pStyle w:val="Compact"/>
+              <w:spacing w:before="0" w:after="40" w:line="252" w:lineRule="auto"/>
+              <w:jc w:val="center"/>
+            </w:pPr>
+            <w:r>
+              <w:rPr>
+                <w:rFonts w:ascii="Calibri" w:hAnsi="Calibri" w:eastAsia="Calibri"/>
+                <w:color w:val="0B2545"/>
+                <w:sz w:val="18"/>
+              </w:rPr>
               <w:t xml:space="preserve">85.26 ± 0.97</w:t>
             </w:r>
           </w:p>
         </w:tc>
         <w:tc>
-          <w:tcPr/>
-          <w:p>
-            <w:pPr>
-              <w:pStyle w:val="Compact"/>
-              <w:jc w:val="right"/>
-            </w:pPr>
-            <w:r>
+          <w:tcPr>
+            <w:tcW w:w="1509" w:type="dxa"/>
+            <w:tcMar>
+              <w:top w:w="80" w:type="dxa"/>
+              <w:bottom w:w="80" w:type="dxa"/>
+              <w:start w:w="120" w:type="dxa"/>
+              <w:end w:w="120" w:type="dxa"/>
+            </w:tcMar>
+            <w:vAlign w:val="center"/>
+          </w:tcPr>
+          <w:p>
+            <w:pPr>
+              <w:pStyle w:val="Compact"/>
+              <w:spacing w:before="0" w:after="40" w:line="252" w:lineRule="auto"/>
+              <w:jc w:val="center"/>
+            </w:pPr>
+            <w:r>
+              <w:rPr>
+                <w:rFonts w:ascii="Calibri" w:hAnsi="Calibri" w:eastAsia="Calibri"/>
+                <w:color w:val="0B2545"/>
+                <w:sz w:val="18"/>
+              </w:rPr>
               <w:t xml:space="preserve">[82.85, 87.67]</w:t>
             </w:r>
           </w:p>
         </w:tc>
       </w:tr>
       <w:tr>
-        <w:tc>
-          <w:tcPr/>
-          <w:p>
-            <w:pPr>
-              <w:pStyle w:val="Compact"/>
-            </w:pPr>
-            <w:r>
+        <w:trPr>
+          <w:cantSplit/>
+        </w:trPr>
+        <w:tc>
+          <w:tcPr>
+            <w:tcW w:w="1857" w:type="dxa"/>
+            <w:tcMar>
+              <w:top w:w="80" w:type="dxa"/>
+              <w:bottom w:w="80" w:type="dxa"/>
+              <w:start w:w="120" w:type="dxa"/>
+              <w:end w:w="120" w:type="dxa"/>
+            </w:tcMar>
+            <w:vAlign w:val="center"/>
+          </w:tcPr>
+          <w:p>
+            <w:pPr>
+              <w:pStyle w:val="Compact"/>
+              <w:spacing w:before="0" w:after="40" w:line="252" w:lineRule="auto"/>
+              <w:jc w:val="left"/>
+            </w:pPr>
+            <w:r>
+              <w:rPr>
+                <w:rFonts w:ascii="Calibri" w:hAnsi="Calibri" w:eastAsia="Calibri"/>
+                <w:color w:val="0B2545"/>
+                <w:sz w:val="18"/>
+              </w:rPr>
               <w:t xml:space="preserve">thesis-faithful</w:t>
             </w:r>
           </w:p>
         </w:tc>
         <w:tc>
-          <w:tcPr/>
-          <w:p>
-            <w:pPr>
-              <w:pStyle w:val="Compact"/>
+          <w:tcPr>
+            <w:tcW w:w="1900" w:type="dxa"/>
+            <w:tcMar>
+              <w:top w:w="80" w:type="dxa"/>
+              <w:bottom w:w="80" w:type="dxa"/>
+              <w:start w:w="120" w:type="dxa"/>
+              <w:end w:w="120" w:type="dxa"/>
+            </w:tcMar>
+            <w:vAlign w:val="center"/>
+          </w:tcPr>
+          <w:p>
+            <w:pPr>
+              <w:pStyle w:val="Compact"/>
+              <w:spacing w:before="0" w:after="40" w:line="252" w:lineRule="auto"/>
+              <w:jc w:val="left"/>
             </w:pPr>
             <w:r>
               <w:rPr>
                 <w:rStyle w:val="VerbatimChar"/>
+                <w:rFonts w:ascii="Calibri" w:hAnsi="Calibri" w:eastAsia="Calibri"/>
+                <w:color w:val="0B2545"/>
+                <w:sz w:val="18"/>
               </w:rPr>
               <w:t xml:space="preserve">thesis_hqnn2</w:t>
             </w:r>
           </w:p>
         </w:tc>
         <w:tc>
-          <w:tcPr/>
-          <w:p>
-            <w:pPr>
-              <w:pStyle w:val="Compact"/>
-              <w:jc w:val="right"/>
-            </w:pPr>
-            <w:r>
+          <w:tcPr>
+            <w:tcW w:w="1192" w:type="dxa"/>
+            <w:tcMar>
+              <w:top w:w="80" w:type="dxa"/>
+              <w:bottom w:w="80" w:type="dxa"/>
+              <w:start w:w="120" w:type="dxa"/>
+              <w:end w:w="120" w:type="dxa"/>
+            </w:tcMar>
+            <w:vAlign w:val="center"/>
+          </w:tcPr>
+          <w:p>
+            <w:pPr>
+              <w:pStyle w:val="Compact"/>
+              <w:spacing w:before="0" w:after="40" w:line="252" w:lineRule="auto"/>
+              <w:jc w:val="center"/>
+            </w:pPr>
+            <w:r>
+              <w:rPr>
+                <w:rFonts w:ascii="Calibri" w:hAnsi="Calibri" w:eastAsia="Calibri"/>
+                <w:color w:val="0B2545"/>
+                <w:sz w:val="18"/>
+              </w:rPr>
               <w:t xml:space="preserve">3</w:t>
             </w:r>
           </w:p>
         </w:tc>
         <w:tc>
-          <w:tcPr/>
-          <w:p>
-            <w:pPr>
-              <w:pStyle w:val="Compact"/>
-            </w:pPr>
-            <w:r>
+          <w:tcPr>
+            <w:tcW w:w="1324" w:type="dxa"/>
+            <w:tcMar>
+              <w:top w:w="80" w:type="dxa"/>
+              <w:bottom w:w="80" w:type="dxa"/>
+              <w:start w:w="120" w:type="dxa"/>
+              <w:end w:w="120" w:type="dxa"/>
+            </w:tcMar>
+            <w:vAlign w:val="center"/>
+          </w:tcPr>
+          <w:p>
+            <w:pPr>
+              <w:pStyle w:val="Compact"/>
+              <w:spacing w:before="0" w:after="40" w:line="252" w:lineRule="auto"/>
+              <w:jc w:val="center"/>
+            </w:pPr>
+            <w:r>
+              <w:rPr>
+                <w:rFonts w:ascii="Calibri" w:hAnsi="Calibri" w:eastAsia="Calibri"/>
+                <w:color w:val="0B2545"/>
+                <w:sz w:val="18"/>
+              </w:rPr>
               <w:t xml:space="preserve">42,43,44</w:t>
             </w:r>
           </w:p>
         </w:tc>
         <w:tc>
-          <w:tcPr/>
-          <w:p>
-            <w:pPr>
-              <w:pStyle w:val="Compact"/>
-              <w:jc w:val="right"/>
-            </w:pPr>
-            <w:r>
+          <w:tcPr>
+            <w:tcW w:w="1578" w:type="dxa"/>
+            <w:tcMar>
+              <w:top w:w="80" w:type="dxa"/>
+              <w:bottom w:w="80" w:type="dxa"/>
+              <w:start w:w="120" w:type="dxa"/>
+              <w:end w:w="120" w:type="dxa"/>
+            </w:tcMar>
+            <w:vAlign w:val="center"/>
+          </w:tcPr>
+          <w:p>
+            <w:pPr>
+              <w:pStyle w:val="Compact"/>
+              <w:spacing w:before="0" w:after="40" w:line="252" w:lineRule="auto"/>
+              <w:jc w:val="center"/>
+            </w:pPr>
+            <w:r>
+              <w:rPr>
+                <w:rFonts w:ascii="Calibri" w:hAnsi="Calibri" w:eastAsia="Calibri"/>
+                <w:color w:val="0B2545"/>
+                <w:sz w:val="18"/>
+              </w:rPr>
               <w:t xml:space="preserve">78.61 ± 0.69</w:t>
             </w:r>
           </w:p>
         </w:tc>
         <w:tc>
-          <w:tcPr/>
-          <w:p>
-            <w:pPr>
-              <w:pStyle w:val="Compact"/>
-              <w:jc w:val="right"/>
-            </w:pPr>
-            <w:r>
+          <w:tcPr>
+            <w:tcW w:w="1509" w:type="dxa"/>
+            <w:tcMar>
+              <w:top w:w="80" w:type="dxa"/>
+              <w:bottom w:w="80" w:type="dxa"/>
+              <w:start w:w="120" w:type="dxa"/>
+              <w:end w:w="120" w:type="dxa"/>
+            </w:tcMar>
+            <w:vAlign w:val="center"/>
+          </w:tcPr>
+          <w:p>
+            <w:pPr>
+              <w:pStyle w:val="Compact"/>
+              <w:spacing w:before="0" w:after="40" w:line="252" w:lineRule="auto"/>
+              <w:jc w:val="center"/>
+            </w:pPr>
+            <w:r>
+              <w:rPr>
+                <w:rFonts w:ascii="Calibri" w:hAnsi="Calibri" w:eastAsia="Calibri"/>
+                <w:color w:val="0B2545"/>
+                <w:sz w:val="18"/>
+              </w:rPr>
               <w:t xml:space="preserve">[76.90, 80.32]</w:t>
             </w:r>
           </w:p>
@@ -962,6 +2080,8 @@
     <w:p>
       <w:pPr>
         <w:pStyle w:val="Heading2"/>
+        <w:keepNext/>
+        <w:spacing w:before="160"/>
       </w:pPr>
       <w:r>
         <w:t xml:space="preserve">Full-Data Pairwise Comparisons</w:t>
@@ -978,811 +2098,1824 @@
     <w:tbl>
       <w:tblPr>
         <w:tblStyle w:val="Table"/>
-        <w:tblW w:type="auto" w:w="0"/>
+        <w:tblW w:type="dxa" w:w="9360"/>
+        <w:tblLayout w:type="fixed"/>
         <w:tblLook w:firstRow="1" w:lastRow="0" w:firstColumn="0" w:lastColumn="0" w:noHBand="0" w:noVBand="0" w:val="0020"/>
+        <w:tblInd w:w="120" w:type="dxa"/>
+        <w:tblBorders>
+          <w:top w:val="single" w:sz="3" w:color="D7DEE8"/>
+          <w:left w:val="single" w:sz="3" w:color="D7DEE8"/>
+          <w:bottom w:val="single" w:sz="3" w:color="D7DEE8"/>
+          <w:right w:val="single" w:sz="3" w:color="D7DEE8"/>
+          <w:insideH w:val="single" w:sz="3" w:color="D7DEE8"/>
+          <w:insideV w:val="single" w:sz="3" w:color="D7DEE8"/>
+        </w:tblBorders>
       </w:tblPr>
       <w:tblGrid>
-        <w:gridCol w:w="990"/>
-        <w:gridCol w:w="990"/>
-        <w:gridCol w:w="990"/>
-        <w:gridCol w:w="990"/>
-        <w:gridCol w:w="990"/>
-        <w:gridCol w:w="990"/>
-        <w:gridCol w:w="990"/>
-        <w:gridCol w:w="990"/>
+        <w:gridCol w:w="1623"/>
+        <w:gridCol w:w="1127"/>
+        <w:gridCol w:w="1135"/>
+        <w:gridCol w:w="983"/>
+        <w:gridCol w:w="1100"/>
+        <w:gridCol w:w="991"/>
+        <w:gridCol w:w="981"/>
+        <w:gridCol w:w="1420"/>
       </w:tblGrid>
       <w:tr>
         <w:trPr>
           <w:tblHeader w:val="on"/>
+          <w:cantSplit/>
+          <w:tblHeader w:val="true"/>
         </w:trPr>
         <w:tc>
-          <w:tcPr/>
-          <w:p>
-            <w:pPr>
-              <w:pStyle w:val="Compact"/>
-            </w:pPr>
-            <w:r>
+          <w:tcPr>
+            <w:tcW w:w="1623" w:type="dxa"/>
+            <w:tcMar>
+              <w:top w:w="80" w:type="dxa"/>
+              <w:bottom w:w="80" w:type="dxa"/>
+              <w:start w:w="120" w:type="dxa"/>
+              <w:end w:w="120" w:type="dxa"/>
+            </w:tcMar>
+            <w:vAlign w:val="center"/>
+            <w:shd w:fill="E8EEF5"/>
+          </w:tcPr>
+          <w:p>
+            <w:pPr>
+              <w:pStyle w:val="Compact"/>
+              <w:spacing w:before="0" w:after="40" w:line="252" w:lineRule="auto"/>
+              <w:jc w:val="left"/>
+            </w:pPr>
+            <w:r>
+              <w:rPr>
+                <w:rFonts w:ascii="Calibri" w:hAnsi="Calibri" w:eastAsia="Calibri"/>
+                <w:b/>
+                <w:color w:val="0B2545"/>
+                <w:sz w:val="18"/>
+              </w:rPr>
               <w:t xml:space="preserve">Comparison</w:t>
             </w:r>
           </w:p>
         </w:tc>
         <w:tc>
-          <w:tcPr/>
-          <w:p>
-            <w:pPr>
-              <w:pStyle w:val="Compact"/>
-            </w:pPr>
-            <w:r>
+          <w:tcPr>
+            <w:tcW w:w="1127" w:type="dxa"/>
+            <w:tcMar>
+              <w:top w:w="80" w:type="dxa"/>
+              <w:bottom w:w="80" w:type="dxa"/>
+              <w:start w:w="120" w:type="dxa"/>
+              <w:end w:w="120" w:type="dxa"/>
+            </w:tcMar>
+            <w:vAlign w:val="center"/>
+            <w:shd w:fill="E8EEF5"/>
+          </w:tcPr>
+          <w:p>
+            <w:pPr>
+              <w:pStyle w:val="Compact"/>
+              <w:spacing w:before="0" w:after="40" w:line="252" w:lineRule="auto"/>
+              <w:jc w:val="center"/>
+            </w:pPr>
+            <w:r>
+              <w:rPr>
+                <w:rFonts w:ascii="Calibri" w:hAnsi="Calibri" w:eastAsia="Calibri"/>
+                <w:b/>
+                <w:color w:val="0B2545"/>
+                <w:sz w:val="18"/>
+              </w:rPr>
               <w:t xml:space="preserve">Left</w:t>
             </w:r>
           </w:p>
         </w:tc>
         <w:tc>
-          <w:tcPr/>
-          <w:p>
-            <w:pPr>
-              <w:pStyle w:val="Compact"/>
-            </w:pPr>
-            <w:r>
+          <w:tcPr>
+            <w:tcW w:w="1135" w:type="dxa"/>
+            <w:tcMar>
+              <w:top w:w="80" w:type="dxa"/>
+              <w:bottom w:w="80" w:type="dxa"/>
+              <w:start w:w="120" w:type="dxa"/>
+              <w:end w:w="120" w:type="dxa"/>
+            </w:tcMar>
+            <w:vAlign w:val="center"/>
+            <w:shd w:fill="E8EEF5"/>
+          </w:tcPr>
+          <w:p>
+            <w:pPr>
+              <w:pStyle w:val="Compact"/>
+              <w:spacing w:before="0" w:after="40" w:line="252" w:lineRule="auto"/>
+              <w:jc w:val="center"/>
+            </w:pPr>
+            <w:r>
+              <w:rPr>
+                <w:rFonts w:ascii="Calibri" w:hAnsi="Calibri" w:eastAsia="Calibri"/>
+                <w:b/>
+                <w:color w:val="0B2545"/>
+                <w:sz w:val="18"/>
+              </w:rPr>
               <w:t xml:space="preserve">Right</w:t>
             </w:r>
           </w:p>
         </w:tc>
         <w:tc>
-          <w:tcPr/>
-          <w:p>
-            <w:pPr>
-              <w:pStyle w:val="Compact"/>
-              <w:jc w:val="right"/>
-            </w:pPr>
-            <w:r>
+          <w:tcPr>
+            <w:tcW w:w="983" w:type="dxa"/>
+            <w:tcMar>
+              <w:top w:w="80" w:type="dxa"/>
+              <w:bottom w:w="80" w:type="dxa"/>
+              <w:start w:w="120" w:type="dxa"/>
+              <w:end w:w="120" w:type="dxa"/>
+            </w:tcMar>
+            <w:vAlign w:val="center"/>
+            <w:shd w:fill="E8EEF5"/>
+          </w:tcPr>
+          <w:p>
+            <w:pPr>
+              <w:pStyle w:val="Compact"/>
+              <w:spacing w:before="0" w:after="40" w:line="252" w:lineRule="auto"/>
+              <w:jc w:val="center"/>
+            </w:pPr>
+            <w:r>
+              <w:rPr>
+                <w:rFonts w:ascii="Calibri" w:hAnsi="Calibri" w:eastAsia="Calibri"/>
+                <w:b/>
+                <w:color w:val="0B2545"/>
+                <w:sz w:val="18"/>
+              </w:rPr>
               <w:t xml:space="preserve">Difference</w:t>
             </w:r>
           </w:p>
         </w:tc>
         <w:tc>
-          <w:tcPr/>
-          <w:p>
-            <w:pPr>
-              <w:pStyle w:val="Compact"/>
-              <w:jc w:val="right"/>
-            </w:pPr>
-            <w:r>
+          <w:tcPr>
+            <w:tcW w:w="1100" w:type="dxa"/>
+            <w:tcMar>
+              <w:top w:w="80" w:type="dxa"/>
+              <w:bottom w:w="80" w:type="dxa"/>
+              <w:start w:w="120" w:type="dxa"/>
+              <w:end w:w="120" w:type="dxa"/>
+            </w:tcMar>
+            <w:vAlign w:val="center"/>
+            <w:shd w:fill="E8EEF5"/>
+          </w:tcPr>
+          <w:p>
+            <w:pPr>
+              <w:pStyle w:val="Compact"/>
+              <w:spacing w:before="0" w:after="40" w:line="252" w:lineRule="auto"/>
+              <w:jc w:val="center"/>
+            </w:pPr>
+            <w:r>
+              <w:rPr>
+                <w:rFonts w:ascii="Calibri" w:hAnsi="Calibri" w:eastAsia="Calibri"/>
+                <w:b/>
+                <w:color w:val="0B2545"/>
+                <w:sz w:val="18"/>
+              </w:rPr>
               <w:t xml:space="preserve">95% CI</w:t>
             </w:r>
           </w:p>
         </w:tc>
         <w:tc>
-          <w:tcPr/>
-          <w:p>
-            <w:pPr>
-              <w:pStyle w:val="Compact"/>
-              <w:jc w:val="right"/>
-            </w:pPr>
-            <w:r>
+          <w:tcPr>
+            <w:tcW w:w="991" w:type="dxa"/>
+            <w:tcMar>
+              <w:top w:w="80" w:type="dxa"/>
+              <w:bottom w:w="80" w:type="dxa"/>
+              <w:start w:w="120" w:type="dxa"/>
+              <w:end w:w="120" w:type="dxa"/>
+            </w:tcMar>
+            <w:vAlign w:val="center"/>
+            <w:shd w:fill="E8EEF5"/>
+          </w:tcPr>
+          <w:p>
+            <w:pPr>
+              <w:pStyle w:val="Compact"/>
+              <w:spacing w:before="0" w:after="40" w:line="252" w:lineRule="auto"/>
+              <w:jc w:val="center"/>
+            </w:pPr>
+            <w:r>
+              <w:rPr>
+                <w:rFonts w:ascii="Calibri" w:hAnsi="Calibri" w:eastAsia="Calibri"/>
+                <w:b/>
+                <w:color w:val="0B2545"/>
+                <w:sz w:val="18"/>
+              </w:rPr>
               <w:t xml:space="preserve">Welch p</w:t>
             </w:r>
           </w:p>
         </w:tc>
         <w:tc>
-          <w:tcPr/>
-          <w:p>
-            <w:pPr>
-              <w:pStyle w:val="Compact"/>
-              <w:jc w:val="right"/>
-            </w:pPr>
-            <w:r>
+          <w:tcPr>
+            <w:tcW w:w="981" w:type="dxa"/>
+            <w:tcMar>
+              <w:top w:w="80" w:type="dxa"/>
+              <w:bottom w:w="80" w:type="dxa"/>
+              <w:start w:w="120" w:type="dxa"/>
+              <w:end w:w="120" w:type="dxa"/>
+            </w:tcMar>
+            <w:vAlign w:val="center"/>
+            <w:shd w:fill="E8EEF5"/>
+          </w:tcPr>
+          <w:p>
+            <w:pPr>
+              <w:pStyle w:val="Compact"/>
+              <w:spacing w:before="0" w:after="40" w:line="252" w:lineRule="auto"/>
+              <w:jc w:val="center"/>
+            </w:pPr>
+            <w:r>
+              <w:rPr>
+                <w:rFonts w:ascii="Calibri" w:hAnsi="Calibri" w:eastAsia="Calibri"/>
+                <w:b/>
+                <w:color w:val="0B2545"/>
+                <w:sz w:val="18"/>
+              </w:rPr>
               <w:t xml:space="preserve">Cohen's d</w:t>
             </w:r>
           </w:p>
         </w:tc>
         <w:tc>
-          <w:tcPr/>
-          <w:p>
-            <w:pPr>
-              <w:pStyle w:val="Compact"/>
-            </w:pPr>
-            <w:r>
+          <w:tcPr>
+            <w:tcW w:w="1420" w:type="dxa"/>
+            <w:tcMar>
+              <w:top w:w="80" w:type="dxa"/>
+              <w:bottom w:w="80" w:type="dxa"/>
+              <w:start w:w="120" w:type="dxa"/>
+              <w:end w:w="120" w:type="dxa"/>
+            </w:tcMar>
+            <w:vAlign w:val="center"/>
+            <w:shd w:fill="E8EEF5"/>
+          </w:tcPr>
+          <w:p>
+            <w:pPr>
+              <w:pStyle w:val="Compact"/>
+              <w:spacing w:before="0" w:after="40" w:line="252" w:lineRule="auto"/>
+              <w:jc w:val="left"/>
+            </w:pPr>
+            <w:r>
+              <w:rPr>
+                <w:rFonts w:ascii="Calibri" w:hAnsi="Calibri" w:eastAsia="Calibri"/>
+                <w:b/>
+                <w:color w:val="0B2545"/>
+                <w:sz w:val="18"/>
+              </w:rPr>
               <w:t xml:space="preserve">Interpretation</w:t>
             </w:r>
           </w:p>
         </w:tc>
       </w:tr>
       <w:tr>
-        <w:tc>
-          <w:tcPr/>
-          <w:p>
-            <w:pPr>
-              <w:pStyle w:val="Compact"/>
-            </w:pPr>
-            <w:r>
+        <w:trPr>
+          <w:cantSplit/>
+        </w:trPr>
+        <w:tc>
+          <w:tcPr>
+            <w:tcW w:w="1623" w:type="dxa"/>
+            <w:tcMar>
+              <w:top w:w="80" w:type="dxa"/>
+              <w:bottom w:w="80" w:type="dxa"/>
+              <w:start w:w="120" w:type="dxa"/>
+              <w:end w:w="120" w:type="dxa"/>
+            </w:tcMar>
+            <w:vAlign w:val="center"/>
+          </w:tcPr>
+          <w:p>
+            <w:pPr>
+              <w:pStyle w:val="Compact"/>
+              <w:spacing w:before="0" w:after="40" w:line="252" w:lineRule="auto"/>
+              <w:jc w:val="left"/>
+            </w:pPr>
+            <w:r>
+              <w:rPr>
+                <w:rFonts w:ascii="Calibri" w:hAnsi="Calibri" w:eastAsia="Calibri"/>
+                <w:color w:val="0B2545"/>
+                <w:sz w:val="18"/>
+              </w:rPr>
               <w:t xml:space="preserve">thesis-faithful best classical vs best quantum</w:t>
             </w:r>
           </w:p>
         </w:tc>
         <w:tc>
-          <w:tcPr/>
-          <w:p>
-            <w:pPr>
-              <w:pStyle w:val="Compact"/>
+          <w:tcPr>
+            <w:tcW w:w="1127" w:type="dxa"/>
+            <w:tcMar>
+              <w:top w:w="80" w:type="dxa"/>
+              <w:bottom w:w="80" w:type="dxa"/>
+              <w:start w:w="120" w:type="dxa"/>
+              <w:end w:w="120" w:type="dxa"/>
+            </w:tcMar>
+            <w:vAlign w:val="center"/>
+          </w:tcPr>
+          <w:p>
+            <w:pPr>
+              <w:pStyle w:val="Compact"/>
+              <w:spacing w:before="0" w:after="40" w:line="252" w:lineRule="auto"/>
+              <w:jc w:val="center"/>
             </w:pPr>
             <w:r>
               <w:rPr>
                 <w:rStyle w:val="VerbatimChar"/>
+                <w:rFonts w:ascii="Calibri" w:hAnsi="Calibri" w:eastAsia="Calibri"/>
+                <w:color w:val="0B2545"/>
+                <w:sz w:val="18"/>
               </w:rPr>
               <w:t xml:space="preserve">thesis_cnniiii</w:t>
             </w:r>
           </w:p>
         </w:tc>
         <w:tc>
-          <w:tcPr/>
-          <w:p>
-            <w:pPr>
-              <w:pStyle w:val="Compact"/>
+          <w:tcPr>
+            <w:tcW w:w="1135" w:type="dxa"/>
+            <w:tcMar>
+              <w:top w:w="80" w:type="dxa"/>
+              <w:bottom w:w="80" w:type="dxa"/>
+              <w:start w:w="120" w:type="dxa"/>
+              <w:end w:w="120" w:type="dxa"/>
+            </w:tcMar>
+            <w:vAlign w:val="center"/>
+          </w:tcPr>
+          <w:p>
+            <w:pPr>
+              <w:pStyle w:val="Compact"/>
+              <w:spacing w:before="0" w:after="40" w:line="252" w:lineRule="auto"/>
+              <w:jc w:val="center"/>
             </w:pPr>
             <w:r>
               <w:rPr>
                 <w:rStyle w:val="VerbatimChar"/>
+                <w:rFonts w:ascii="Calibri" w:hAnsi="Calibri" w:eastAsia="Calibri"/>
+                <w:color w:val="0B2545"/>
+                <w:sz w:val="18"/>
               </w:rPr>
               <w:t xml:space="preserve">thesis_hqnn2</w:t>
             </w:r>
           </w:p>
         </w:tc>
         <w:tc>
-          <w:tcPr/>
-          <w:p>
-            <w:pPr>
-              <w:pStyle w:val="Compact"/>
-              <w:jc w:val="right"/>
-            </w:pPr>
-            <w:r>
+          <w:tcPr>
+            <w:tcW w:w="983" w:type="dxa"/>
+            <w:tcMar>
+              <w:top w:w="80" w:type="dxa"/>
+              <w:bottom w:w="80" w:type="dxa"/>
+              <w:start w:w="120" w:type="dxa"/>
+              <w:end w:w="120" w:type="dxa"/>
+            </w:tcMar>
+            <w:vAlign w:val="center"/>
+          </w:tcPr>
+          <w:p>
+            <w:pPr>
+              <w:pStyle w:val="Compact"/>
+              <w:spacing w:before="0" w:after="40" w:line="252" w:lineRule="auto"/>
+              <w:jc w:val="center"/>
+            </w:pPr>
+            <w:r>
+              <w:rPr>
+                <w:rFonts w:ascii="Calibri" w:hAnsi="Calibri" w:eastAsia="Calibri"/>
+                <w:color w:val="0B2545"/>
+                <w:sz w:val="18"/>
+              </w:rPr>
               <w:t xml:space="preserve">6.65</w:t>
             </w:r>
           </w:p>
         </w:tc>
         <w:tc>
-          <w:tcPr/>
-          <w:p>
-            <w:pPr>
-              <w:pStyle w:val="Compact"/>
-              <w:jc w:val="right"/>
-            </w:pPr>
-            <w:r>
+          <w:tcPr>
+            <w:tcW w:w="1100" w:type="dxa"/>
+            <w:tcMar>
+              <w:top w:w="80" w:type="dxa"/>
+              <w:bottom w:w="80" w:type="dxa"/>
+              <w:start w:w="120" w:type="dxa"/>
+              <w:end w:w="120" w:type="dxa"/>
+            </w:tcMar>
+            <w:vAlign w:val="center"/>
+          </w:tcPr>
+          <w:p>
+            <w:pPr>
+              <w:pStyle w:val="Compact"/>
+              <w:spacing w:before="0" w:after="40" w:line="252" w:lineRule="auto"/>
+              <w:jc w:val="center"/>
+            </w:pPr>
+            <w:r>
+              <w:rPr>
+                <w:rFonts w:ascii="Calibri" w:hAnsi="Calibri" w:eastAsia="Calibri"/>
+                <w:color w:val="0B2545"/>
+                <w:sz w:val="18"/>
+              </w:rPr>
               <w:t xml:space="preserve">[4.66, 8.64]</w:t>
             </w:r>
           </w:p>
         </w:tc>
         <w:tc>
-          <w:tcPr/>
-          <w:p>
-            <w:pPr>
-              <w:pStyle w:val="Compact"/>
-              <w:jc w:val="right"/>
-            </w:pPr>
-            <w:r>
+          <w:tcPr>
+            <w:tcW w:w="991" w:type="dxa"/>
+            <w:tcMar>
+              <w:top w:w="80" w:type="dxa"/>
+              <w:bottom w:w="80" w:type="dxa"/>
+              <w:start w:w="120" w:type="dxa"/>
+              <w:end w:w="120" w:type="dxa"/>
+            </w:tcMar>
+            <w:vAlign w:val="center"/>
+          </w:tcPr>
+          <w:p>
+            <w:pPr>
+              <w:pStyle w:val="Compact"/>
+              <w:spacing w:before="0" w:after="40" w:line="252" w:lineRule="auto"/>
+              <w:jc w:val="center"/>
+            </w:pPr>
+            <w:r>
+              <w:rPr>
+                <w:rFonts w:ascii="Calibri" w:hAnsi="Calibri" w:eastAsia="Calibri"/>
+                <w:color w:val="0B2545"/>
+                <w:sz w:val="18"/>
+              </w:rPr>
               <w:t xml:space="preserve">0.001</w:t>
             </w:r>
           </w:p>
         </w:tc>
         <w:tc>
-          <w:tcPr/>
-          <w:p>
-            <w:pPr>
-              <w:pStyle w:val="Compact"/>
-              <w:jc w:val="right"/>
-            </w:pPr>
-            <w:r>
+          <w:tcPr>
+            <w:tcW w:w="981" w:type="dxa"/>
+            <w:tcMar>
+              <w:top w:w="80" w:type="dxa"/>
+              <w:bottom w:w="80" w:type="dxa"/>
+              <w:start w:w="120" w:type="dxa"/>
+              <w:end w:w="120" w:type="dxa"/>
+            </w:tcMar>
+            <w:vAlign w:val="center"/>
+          </w:tcPr>
+          <w:p>
+            <w:pPr>
+              <w:pStyle w:val="Compact"/>
+              <w:spacing w:before="0" w:after="40" w:line="252" w:lineRule="auto"/>
+              <w:jc w:val="center"/>
+            </w:pPr>
+            <w:r>
+              <w:rPr>
+                <w:rFonts w:ascii="Calibri" w:hAnsi="Calibri" w:eastAsia="Calibri"/>
+                <w:color w:val="0B2545"/>
+                <w:sz w:val="18"/>
+              </w:rPr>
               <w:t xml:space="preserve">7.90</w:t>
             </w:r>
           </w:p>
         </w:tc>
         <w:tc>
-          <w:tcPr/>
-          <w:p>
-            <w:pPr>
-              <w:pStyle w:val="Compact"/>
-            </w:pPr>
-            <w:r>
+          <w:tcPr>
+            <w:tcW w:w="1420" w:type="dxa"/>
+            <w:tcMar>
+              <w:top w:w="80" w:type="dxa"/>
+              <w:bottom w:w="80" w:type="dxa"/>
+              <w:start w:w="120" w:type="dxa"/>
+              <w:end w:w="120" w:type="dxa"/>
+            </w:tcMar>
+            <w:vAlign w:val="center"/>
+          </w:tcPr>
+          <w:p>
+            <w:pPr>
+              <w:pStyle w:val="Compact"/>
+              <w:spacing w:before="0" w:after="40" w:line="252" w:lineRule="auto"/>
+              <w:jc w:val="left"/>
+            </w:pPr>
+            <w:r>
+              <w:rPr>
+                <w:rFonts w:ascii="Calibri" w:hAnsi="Calibri" w:eastAsia="Calibri"/>
+                <w:color w:val="0B2545"/>
+                <w:sz w:val="18"/>
+              </w:rPr>
               <w:t xml:space="preserve">left higher on mean test accuracy</w:t>
             </w:r>
           </w:p>
         </w:tc>
       </w:tr>
       <w:tr>
-        <w:tc>
-          <w:tcPr/>
-          <w:p>
-            <w:pPr>
-              <w:pStyle w:val="Compact"/>
-            </w:pPr>
-            <w:r>
+        <w:trPr>
+          <w:cantSplit/>
+        </w:trPr>
+        <w:tc>
+          <w:tcPr>
+            <w:tcW w:w="1623" w:type="dxa"/>
+            <w:tcMar>
+              <w:top w:w="80" w:type="dxa"/>
+              <w:bottom w:w="80" w:type="dxa"/>
+              <w:start w:w="120" w:type="dxa"/>
+              <w:end w:w="120" w:type="dxa"/>
+            </w:tcMar>
+            <w:vAlign w:val="center"/>
+          </w:tcPr>
+          <w:p>
+            <w:pPr>
+              <w:pStyle w:val="Compact"/>
+              <w:spacing w:before="0" w:after="40" w:line="252" w:lineRule="auto"/>
+              <w:jc w:val="left"/>
+            </w:pPr>
+            <w:r>
+              <w:rPr>
+                <w:rFonts w:ascii="Calibri" w:hAnsi="Calibri" w:eastAsia="Calibri"/>
+                <w:color w:val="0B2545"/>
+                <w:sz w:val="18"/>
+              </w:rPr>
               <w:t xml:space="preserve">thesis-faithful CNN-III vs HQNN-II</w:t>
             </w:r>
           </w:p>
         </w:tc>
         <w:tc>
-          <w:tcPr/>
-          <w:p>
-            <w:pPr>
-              <w:pStyle w:val="Compact"/>
+          <w:tcPr>
+            <w:tcW w:w="1127" w:type="dxa"/>
+            <w:tcMar>
+              <w:top w:w="80" w:type="dxa"/>
+              <w:bottom w:w="80" w:type="dxa"/>
+              <w:start w:w="120" w:type="dxa"/>
+              <w:end w:w="120" w:type="dxa"/>
+            </w:tcMar>
+            <w:vAlign w:val="center"/>
+          </w:tcPr>
+          <w:p>
+            <w:pPr>
+              <w:pStyle w:val="Compact"/>
+              <w:spacing w:before="0" w:after="40" w:line="252" w:lineRule="auto"/>
+              <w:jc w:val="center"/>
             </w:pPr>
             <w:r>
               <w:rPr>
                 <w:rStyle w:val="VerbatimChar"/>
+                <w:rFonts w:ascii="Calibri" w:hAnsi="Calibri" w:eastAsia="Calibri"/>
+                <w:color w:val="0B2545"/>
+                <w:sz w:val="18"/>
               </w:rPr>
               <w:t xml:space="preserve">thesis_cnn3</w:t>
             </w:r>
           </w:p>
         </w:tc>
         <w:tc>
-          <w:tcPr/>
-          <w:p>
-            <w:pPr>
-              <w:pStyle w:val="Compact"/>
+          <w:tcPr>
+            <w:tcW w:w="1135" w:type="dxa"/>
+            <w:tcMar>
+              <w:top w:w="80" w:type="dxa"/>
+              <w:bottom w:w="80" w:type="dxa"/>
+              <w:start w:w="120" w:type="dxa"/>
+              <w:end w:w="120" w:type="dxa"/>
+            </w:tcMar>
+            <w:vAlign w:val="center"/>
+          </w:tcPr>
+          <w:p>
+            <w:pPr>
+              <w:pStyle w:val="Compact"/>
+              <w:spacing w:before="0" w:after="40" w:line="252" w:lineRule="auto"/>
+              <w:jc w:val="center"/>
             </w:pPr>
             <w:r>
               <w:rPr>
                 <w:rStyle w:val="VerbatimChar"/>
+                <w:rFonts w:ascii="Calibri" w:hAnsi="Calibri" w:eastAsia="Calibri"/>
+                <w:color w:val="0B2545"/>
+                <w:sz w:val="18"/>
               </w:rPr>
               <w:t xml:space="preserve">thesis_hqnn2</w:t>
             </w:r>
           </w:p>
         </w:tc>
         <w:tc>
-          <w:tcPr/>
-          <w:p>
-            <w:pPr>
-              <w:pStyle w:val="Compact"/>
-              <w:jc w:val="right"/>
-            </w:pPr>
-            <w:r>
+          <w:tcPr>
+            <w:tcW w:w="983" w:type="dxa"/>
+            <w:tcMar>
+              <w:top w:w="80" w:type="dxa"/>
+              <w:bottom w:w="80" w:type="dxa"/>
+              <w:start w:w="120" w:type="dxa"/>
+              <w:end w:w="120" w:type="dxa"/>
+            </w:tcMar>
+            <w:vAlign w:val="center"/>
+          </w:tcPr>
+          <w:p>
+            <w:pPr>
+              <w:pStyle w:val="Compact"/>
+              <w:spacing w:before="0" w:after="40" w:line="252" w:lineRule="auto"/>
+              <w:jc w:val="center"/>
+            </w:pPr>
+            <w:r>
+              <w:rPr>
+                <w:rFonts w:ascii="Calibri" w:hAnsi="Calibri" w:eastAsia="Calibri"/>
+                <w:color w:val="0B2545"/>
+                <w:sz w:val="18"/>
+              </w:rPr>
               <w:t xml:space="preserve">0.72</w:t>
             </w:r>
           </w:p>
         </w:tc>
         <w:tc>
-          <w:tcPr/>
-          <w:p>
-            <w:pPr>
-              <w:pStyle w:val="Compact"/>
-              <w:jc w:val="right"/>
-            </w:pPr>
-            <w:r>
+          <w:tcPr>
+            <w:tcW w:w="1100" w:type="dxa"/>
+            <w:tcMar>
+              <w:top w:w="80" w:type="dxa"/>
+              <w:bottom w:w="80" w:type="dxa"/>
+              <w:start w:w="120" w:type="dxa"/>
+              <w:end w:w="120" w:type="dxa"/>
+            </w:tcMar>
+            <w:vAlign w:val="center"/>
+          </w:tcPr>
+          <w:p>
+            <w:pPr>
+              <w:pStyle w:val="Compact"/>
+              <w:spacing w:before="0" w:after="40" w:line="252" w:lineRule="auto"/>
+              <w:jc w:val="center"/>
+            </w:pPr>
+            <w:r>
+              <w:rPr>
+                <w:rFonts w:ascii="Calibri" w:hAnsi="Calibri" w:eastAsia="Calibri"/>
+                <w:color w:val="0B2545"/>
+                <w:sz w:val="18"/>
+              </w:rPr>
               <w:t xml:space="preserve">[-1.87, 3.31]</w:t>
             </w:r>
           </w:p>
         </w:tc>
         <w:tc>
-          <w:tcPr/>
-          <w:p>
-            <w:pPr>
-              <w:pStyle w:val="Compact"/>
-              <w:jc w:val="right"/>
-            </w:pPr>
-            <w:r>
+          <w:tcPr>
+            <w:tcW w:w="991" w:type="dxa"/>
+            <w:tcMar>
+              <w:top w:w="80" w:type="dxa"/>
+              <w:bottom w:w="80" w:type="dxa"/>
+              <w:start w:w="120" w:type="dxa"/>
+              <w:end w:w="120" w:type="dxa"/>
+            </w:tcMar>
+            <w:vAlign w:val="center"/>
+          </w:tcPr>
+          <w:p>
+            <w:pPr>
+              <w:pStyle w:val="Compact"/>
+              <w:spacing w:before="0" w:after="40" w:line="252" w:lineRule="auto"/>
+              <w:jc w:val="center"/>
+            </w:pPr>
+            <w:r>
+              <w:rPr>
+                <w:rFonts w:ascii="Calibri" w:hAnsi="Calibri" w:eastAsia="Calibri"/>
+                <w:color w:val="0B2545"/>
+                <w:sz w:val="18"/>
+              </w:rPr>
               <w:t xml:space="preserve">0.447</w:t>
             </w:r>
           </w:p>
         </w:tc>
         <w:tc>
-          <w:tcPr/>
-          <w:p>
-            <w:pPr>
-              <w:pStyle w:val="Compact"/>
-              <w:jc w:val="right"/>
-            </w:pPr>
-            <w:r>
+          <w:tcPr>
+            <w:tcW w:w="981" w:type="dxa"/>
+            <w:tcMar>
+              <w:top w:w="80" w:type="dxa"/>
+              <w:bottom w:w="80" w:type="dxa"/>
+              <w:start w:w="120" w:type="dxa"/>
+              <w:end w:w="120" w:type="dxa"/>
+            </w:tcMar>
+            <w:vAlign w:val="center"/>
+          </w:tcPr>
+          <w:p>
+            <w:pPr>
+              <w:pStyle w:val="Compact"/>
+              <w:spacing w:before="0" w:after="40" w:line="252" w:lineRule="auto"/>
+              <w:jc w:val="center"/>
+            </w:pPr>
+            <w:r>
+              <w:rPr>
+                <w:rFonts w:ascii="Calibri" w:hAnsi="Calibri" w:eastAsia="Calibri"/>
+                <w:color w:val="0B2545"/>
+                <w:sz w:val="18"/>
+              </w:rPr>
               <w:t xml:space="preserve">0.71</w:t>
             </w:r>
           </w:p>
         </w:tc>
         <w:tc>
-          <w:tcPr/>
-          <w:p>
-            <w:pPr>
-              <w:pStyle w:val="Compact"/>
-            </w:pPr>
-            <w:r>
+          <w:tcPr>
+            <w:tcW w:w="1420" w:type="dxa"/>
+            <w:tcMar>
+              <w:top w:w="80" w:type="dxa"/>
+              <w:bottom w:w="80" w:type="dxa"/>
+              <w:start w:w="120" w:type="dxa"/>
+              <w:end w:w="120" w:type="dxa"/>
+            </w:tcMar>
+            <w:vAlign w:val="center"/>
+          </w:tcPr>
+          <w:p>
+            <w:pPr>
+              <w:pStyle w:val="Compact"/>
+              <w:spacing w:before="0" w:after="40" w:line="252" w:lineRule="auto"/>
+              <w:jc w:val="left"/>
+            </w:pPr>
+            <w:r>
+              <w:rPr>
+                <w:rFonts w:ascii="Calibri" w:hAnsi="Calibri" w:eastAsia="Calibri"/>
+                <w:color w:val="0B2545"/>
+                <w:sz w:val="18"/>
+              </w:rPr>
               <w:t xml:space="preserve">left higher on mean test accuracy</w:t>
             </w:r>
           </w:p>
         </w:tc>
       </w:tr>
       <w:tr>
-        <w:tc>
-          <w:tcPr/>
-          <w:p>
-            <w:pPr>
-              <w:pStyle w:val="Compact"/>
-            </w:pPr>
-            <w:r>
+        <w:trPr>
+          <w:cantSplit/>
+        </w:trPr>
+        <w:tc>
+          <w:tcPr>
+            <w:tcW w:w="1623" w:type="dxa"/>
+            <w:tcMar>
+              <w:top w:w="80" w:type="dxa"/>
+              <w:bottom w:w="80" w:type="dxa"/>
+              <w:start w:w="120" w:type="dxa"/>
+              <w:end w:w="120" w:type="dxa"/>
+            </w:tcMar>
+            <w:vAlign w:val="center"/>
+          </w:tcPr>
+          <w:p>
+            <w:pPr>
+              <w:pStyle w:val="Compact"/>
+              <w:spacing w:before="0" w:after="40" w:line="252" w:lineRule="auto"/>
+              <w:jc w:val="left"/>
+            </w:pPr>
+            <w:r>
+              <w:rPr>
+                <w:rFonts w:ascii="Calibri" w:hAnsi="Calibri" w:eastAsia="Calibri"/>
+                <w:color w:val="0B2545"/>
+                <w:sz w:val="18"/>
+              </w:rPr>
               <w:t xml:space="preserve">current-local strongest classical vs non-trainable quantum</w:t>
             </w:r>
           </w:p>
         </w:tc>
         <w:tc>
-          <w:tcPr/>
-          <w:p>
-            <w:pPr>
-              <w:pStyle w:val="Compact"/>
+          <w:tcPr>
+            <w:tcW w:w="1127" w:type="dxa"/>
+            <w:tcMar>
+              <w:top w:w="80" w:type="dxa"/>
+              <w:bottom w:w="80" w:type="dxa"/>
+              <w:start w:w="120" w:type="dxa"/>
+              <w:end w:w="120" w:type="dxa"/>
+            </w:tcMar>
+            <w:vAlign w:val="center"/>
+          </w:tcPr>
+          <w:p>
+            <w:pPr>
+              <w:pStyle w:val="Compact"/>
+              <w:spacing w:before="0" w:after="40" w:line="252" w:lineRule="auto"/>
+              <w:jc w:val="center"/>
             </w:pPr>
             <w:r>
               <w:rPr>
                 <w:rStyle w:val="VerbatimChar"/>
+                <w:rFonts w:ascii="Calibri" w:hAnsi="Calibri" w:eastAsia="Calibri"/>
+                <w:color w:val="0B2545"/>
+                <w:sz w:val="18"/>
               </w:rPr>
               <w:t xml:space="preserve">classical_conv</w:t>
             </w:r>
           </w:p>
         </w:tc>
         <w:tc>
-          <w:tcPr/>
-          <w:p>
-            <w:pPr>
-              <w:pStyle w:val="Compact"/>
+          <w:tcPr>
+            <w:tcW w:w="1135" w:type="dxa"/>
+            <w:tcMar>
+              <w:top w:w="80" w:type="dxa"/>
+              <w:bottom w:w="80" w:type="dxa"/>
+              <w:start w:w="120" w:type="dxa"/>
+              <w:end w:w="120" w:type="dxa"/>
+            </w:tcMar>
+            <w:vAlign w:val="center"/>
+          </w:tcPr>
+          <w:p>
+            <w:pPr>
+              <w:pStyle w:val="Compact"/>
+              <w:spacing w:before="0" w:after="40" w:line="252" w:lineRule="auto"/>
+              <w:jc w:val="center"/>
             </w:pPr>
             <w:r>
               <w:rPr>
                 <w:rStyle w:val="VerbatimChar"/>
+                <w:rFonts w:ascii="Calibri" w:hAnsi="Calibri" w:eastAsia="Calibri"/>
+                <w:color w:val="0B2545"/>
+                <w:sz w:val="18"/>
               </w:rPr>
               <w:t xml:space="preserve">non_trainable_quantum</w:t>
             </w:r>
           </w:p>
         </w:tc>
         <w:tc>
-          <w:tcPr/>
-          <w:p>
-            <w:pPr>
-              <w:pStyle w:val="Compact"/>
-              <w:jc w:val="right"/>
-            </w:pPr>
-            <w:r>
+          <w:tcPr>
+            <w:tcW w:w="983" w:type="dxa"/>
+            <w:tcMar>
+              <w:top w:w="80" w:type="dxa"/>
+              <w:bottom w:w="80" w:type="dxa"/>
+              <w:start w:w="120" w:type="dxa"/>
+              <w:end w:w="120" w:type="dxa"/>
+            </w:tcMar>
+            <w:vAlign w:val="center"/>
+          </w:tcPr>
+          <w:p>
+            <w:pPr>
+              <w:pStyle w:val="Compact"/>
+              <w:spacing w:before="0" w:after="40" w:line="252" w:lineRule="auto"/>
+              <w:jc w:val="center"/>
+            </w:pPr>
+            <w:r>
+              <w:rPr>
+                <w:rFonts w:ascii="Calibri" w:hAnsi="Calibri" w:eastAsia="Calibri"/>
+                <w:color w:val="0B2545"/>
+                <w:sz w:val="18"/>
+              </w:rPr>
               <w:t xml:space="preserve">1.00</w:t>
             </w:r>
           </w:p>
         </w:tc>
         <w:tc>
-          <w:tcPr/>
-          <w:p>
-            <w:pPr>
-              <w:pStyle w:val="Compact"/>
-              <w:jc w:val="right"/>
-            </w:pPr>
-            <w:r>
+          <w:tcPr>
+            <w:tcW w:w="1100" w:type="dxa"/>
+            <w:tcMar>
+              <w:top w:w="80" w:type="dxa"/>
+              <w:bottom w:w="80" w:type="dxa"/>
+              <w:start w:w="120" w:type="dxa"/>
+              <w:end w:w="120" w:type="dxa"/>
+            </w:tcMar>
+            <w:vAlign w:val="center"/>
+          </w:tcPr>
+          <w:p>
+            <w:pPr>
+              <w:pStyle w:val="Compact"/>
+              <w:spacing w:before="0" w:after="40" w:line="252" w:lineRule="auto"/>
+              <w:jc w:val="center"/>
+            </w:pPr>
+            <w:r>
+              <w:rPr>
+                <w:rFonts w:ascii="Calibri" w:hAnsi="Calibri" w:eastAsia="Calibri"/>
+                <w:color w:val="0B2545"/>
+                <w:sz w:val="18"/>
+              </w:rPr>
               <w:t xml:space="preserve">[-1.17, 3.17]</w:t>
             </w:r>
           </w:p>
         </w:tc>
         <w:tc>
-          <w:tcPr/>
-          <w:p>
-            <w:pPr>
-              <w:pStyle w:val="Compact"/>
-              <w:jc w:val="right"/>
-            </w:pPr>
-            <w:r>
+          <w:tcPr>
+            <w:tcW w:w="991" w:type="dxa"/>
+            <w:tcMar>
+              <w:top w:w="80" w:type="dxa"/>
+              <w:bottom w:w="80" w:type="dxa"/>
+              <w:start w:w="120" w:type="dxa"/>
+              <w:end w:w="120" w:type="dxa"/>
+            </w:tcMar>
+            <w:vAlign w:val="center"/>
+          </w:tcPr>
+          <w:p>
+            <w:pPr>
+              <w:pStyle w:val="Compact"/>
+              <w:spacing w:before="0" w:after="40" w:line="252" w:lineRule="auto"/>
+              <w:jc w:val="center"/>
+            </w:pPr>
+            <w:r>
+              <w:rPr>
+                <w:rFonts w:ascii="Calibri" w:hAnsi="Calibri" w:eastAsia="Calibri"/>
+                <w:color w:val="0B2545"/>
+                <w:sz w:val="18"/>
+              </w:rPr>
               <w:t xml:space="preserve">0.254</w:t>
             </w:r>
           </w:p>
         </w:tc>
         <w:tc>
-          <w:tcPr/>
-          <w:p>
-            <w:pPr>
-              <w:pStyle w:val="Compact"/>
-              <w:jc w:val="right"/>
-            </w:pPr>
-            <w:r>
+          <w:tcPr>
+            <w:tcW w:w="981" w:type="dxa"/>
+            <w:tcMar>
+              <w:top w:w="80" w:type="dxa"/>
+              <w:bottom w:w="80" w:type="dxa"/>
+              <w:start w:w="120" w:type="dxa"/>
+              <w:end w:w="120" w:type="dxa"/>
+            </w:tcMar>
+            <w:vAlign w:val="center"/>
+          </w:tcPr>
+          <w:p>
+            <w:pPr>
+              <w:pStyle w:val="Compact"/>
+              <w:spacing w:before="0" w:after="40" w:line="252" w:lineRule="auto"/>
+              <w:jc w:val="center"/>
+            </w:pPr>
+            <w:r>
+              <w:rPr>
+                <w:rFonts w:ascii="Calibri" w:hAnsi="Calibri" w:eastAsia="Calibri"/>
+                <w:color w:val="0B2545"/>
+                <w:sz w:val="18"/>
+              </w:rPr>
               <w:t xml:space="preserve">1.12</w:t>
             </w:r>
           </w:p>
         </w:tc>
         <w:tc>
-          <w:tcPr/>
-          <w:p>
-            <w:pPr>
-              <w:pStyle w:val="Compact"/>
-            </w:pPr>
-            <w:r>
+          <w:tcPr>
+            <w:tcW w:w="1420" w:type="dxa"/>
+            <w:tcMar>
+              <w:top w:w="80" w:type="dxa"/>
+              <w:bottom w:w="80" w:type="dxa"/>
+              <w:start w:w="120" w:type="dxa"/>
+              <w:end w:w="120" w:type="dxa"/>
+            </w:tcMar>
+            <w:vAlign w:val="center"/>
+          </w:tcPr>
+          <w:p>
+            <w:pPr>
+              <w:pStyle w:val="Compact"/>
+              <w:spacing w:before="0" w:after="40" w:line="252" w:lineRule="auto"/>
+              <w:jc w:val="left"/>
+            </w:pPr>
+            <w:r>
+              <w:rPr>
+                <w:rFonts w:ascii="Calibri" w:hAnsi="Calibri" w:eastAsia="Calibri"/>
+                <w:color w:val="0B2545"/>
+                <w:sz w:val="18"/>
+              </w:rPr>
               <w:t xml:space="preserve">left higher on mean test accuracy</w:t>
             </w:r>
           </w:p>
         </w:tc>
       </w:tr>
       <w:tr>
-        <w:tc>
-          <w:tcPr/>
-          <w:p>
-            <w:pPr>
-              <w:pStyle w:val="Compact"/>
-            </w:pPr>
-            <w:r>
+        <w:trPr>
+          <w:cantSplit/>
+        </w:trPr>
+        <w:tc>
+          <w:tcPr>
+            <w:tcW w:w="1623" w:type="dxa"/>
+            <w:tcMar>
+              <w:top w:w="80" w:type="dxa"/>
+              <w:bottom w:w="80" w:type="dxa"/>
+              <w:start w:w="120" w:type="dxa"/>
+              <w:end w:w="120" w:type="dxa"/>
+            </w:tcMar>
+            <w:vAlign w:val="center"/>
+          </w:tcPr>
+          <w:p>
+            <w:pPr>
+              <w:pStyle w:val="Compact"/>
+              <w:spacing w:before="0" w:after="40" w:line="252" w:lineRule="auto"/>
+              <w:jc w:val="left"/>
+            </w:pPr>
+            <w:r>
+              <w:rPr>
+                <w:rFonts w:ascii="Calibri" w:hAnsi="Calibri" w:eastAsia="Calibri"/>
+                <w:color w:val="0B2545"/>
+                <w:sz w:val="18"/>
+              </w:rPr>
               <w:t xml:space="preserve">current-local matched linear replacement vs non-trainable quantum</w:t>
             </w:r>
           </w:p>
         </w:tc>
         <w:tc>
-          <w:tcPr/>
-          <w:p>
-            <w:pPr>
-              <w:pStyle w:val="Compact"/>
+          <w:tcPr>
+            <w:tcW w:w="1127" w:type="dxa"/>
+            <w:tcMar>
+              <w:top w:w="80" w:type="dxa"/>
+              <w:bottom w:w="80" w:type="dxa"/>
+              <w:start w:w="120" w:type="dxa"/>
+              <w:end w:w="120" w:type="dxa"/>
+            </w:tcMar>
+            <w:vAlign w:val="center"/>
+          </w:tcPr>
+          <w:p>
+            <w:pPr>
+              <w:pStyle w:val="Compact"/>
+              <w:spacing w:before="0" w:after="40" w:line="252" w:lineRule="auto"/>
+              <w:jc w:val="center"/>
             </w:pPr>
             <w:r>
               <w:rPr>
                 <w:rStyle w:val="VerbatimChar"/>
+                <w:rFonts w:ascii="Calibri" w:hAnsi="Calibri" w:eastAsia="Calibri"/>
+                <w:color w:val="0B2545"/>
+                <w:sz w:val="18"/>
               </w:rPr>
               <w:t xml:space="preserve">param_linear</w:t>
             </w:r>
           </w:p>
         </w:tc>
         <w:tc>
-          <w:tcPr/>
-          <w:p>
-            <w:pPr>
-              <w:pStyle w:val="Compact"/>
+          <w:tcPr>
+            <w:tcW w:w="1135" w:type="dxa"/>
+            <w:tcMar>
+              <w:top w:w="80" w:type="dxa"/>
+              <w:bottom w:w="80" w:type="dxa"/>
+              <w:start w:w="120" w:type="dxa"/>
+              <w:end w:w="120" w:type="dxa"/>
+            </w:tcMar>
+            <w:vAlign w:val="center"/>
+          </w:tcPr>
+          <w:p>
+            <w:pPr>
+              <w:pStyle w:val="Compact"/>
+              <w:spacing w:before="0" w:after="40" w:line="252" w:lineRule="auto"/>
+              <w:jc w:val="center"/>
             </w:pPr>
             <w:r>
               <w:rPr>
                 <w:rStyle w:val="VerbatimChar"/>
+                <w:rFonts w:ascii="Calibri" w:hAnsi="Calibri" w:eastAsia="Calibri"/>
+                <w:color w:val="0B2545"/>
+                <w:sz w:val="18"/>
               </w:rPr>
               <w:t xml:space="preserve">non_trainable_quantum</w:t>
             </w:r>
           </w:p>
         </w:tc>
         <w:tc>
-          <w:tcPr/>
-          <w:p>
-            <w:pPr>
-              <w:pStyle w:val="Compact"/>
-              <w:jc w:val="right"/>
-            </w:pPr>
-            <w:r>
+          <w:tcPr>
+            <w:tcW w:w="983" w:type="dxa"/>
+            <w:tcMar>
+              <w:top w:w="80" w:type="dxa"/>
+              <w:bottom w:w="80" w:type="dxa"/>
+              <w:start w:w="120" w:type="dxa"/>
+              <w:end w:w="120" w:type="dxa"/>
+            </w:tcMar>
+            <w:vAlign w:val="center"/>
+          </w:tcPr>
+          <w:p>
+            <w:pPr>
+              <w:pStyle w:val="Compact"/>
+              <w:spacing w:before="0" w:after="40" w:line="252" w:lineRule="auto"/>
+              <w:jc w:val="center"/>
+            </w:pPr>
+            <w:r>
+              <w:rPr>
+                <w:rFonts w:ascii="Calibri" w:hAnsi="Calibri" w:eastAsia="Calibri"/>
+                <w:color w:val="0B2545"/>
+                <w:sz w:val="18"/>
+              </w:rPr>
               <w:t xml:space="preserve">0.72</w:t>
             </w:r>
           </w:p>
         </w:tc>
         <w:tc>
-          <w:tcPr/>
-          <w:p>
-            <w:pPr>
-              <w:pStyle w:val="Compact"/>
-              <w:jc w:val="right"/>
-            </w:pPr>
-            <w:r>
+          <w:tcPr>
+            <w:tcW w:w="1100" w:type="dxa"/>
+            <w:tcMar>
+              <w:top w:w="80" w:type="dxa"/>
+              <w:bottom w:w="80" w:type="dxa"/>
+              <w:start w:w="120" w:type="dxa"/>
+              <w:end w:w="120" w:type="dxa"/>
+            </w:tcMar>
+            <w:vAlign w:val="center"/>
+          </w:tcPr>
+          <w:p>
+            <w:pPr>
+              <w:pStyle w:val="Compact"/>
+              <w:spacing w:before="0" w:after="40" w:line="252" w:lineRule="auto"/>
+              <w:jc w:val="center"/>
+            </w:pPr>
+            <w:r>
+              <w:rPr>
+                <w:rFonts w:ascii="Calibri" w:hAnsi="Calibri" w:eastAsia="Calibri"/>
+                <w:color w:val="0B2545"/>
+                <w:sz w:val="18"/>
+              </w:rPr>
               <w:t xml:space="preserve">[-4.38, 5.82]</w:t>
             </w:r>
           </w:p>
         </w:tc>
         <w:tc>
-          <w:tcPr/>
-          <w:p>
-            <w:pPr>
-              <w:pStyle w:val="Compact"/>
-              <w:jc w:val="right"/>
-            </w:pPr>
-            <w:r>
+          <w:tcPr>
+            <w:tcW w:w="991" w:type="dxa"/>
+            <w:tcMar>
+              <w:top w:w="80" w:type="dxa"/>
+              <w:bottom w:w="80" w:type="dxa"/>
+              <w:start w:w="120" w:type="dxa"/>
+              <w:end w:w="120" w:type="dxa"/>
+            </w:tcMar>
+            <w:vAlign w:val="center"/>
+          </w:tcPr>
+          <w:p>
+            <w:pPr>
+              <w:pStyle w:val="Compact"/>
+              <w:spacing w:before="0" w:after="40" w:line="252" w:lineRule="auto"/>
+              <w:jc w:val="center"/>
+            </w:pPr>
+            <w:r>
+              <w:rPr>
+                <w:rFonts w:ascii="Calibri" w:hAnsi="Calibri" w:eastAsia="Calibri"/>
+                <w:color w:val="0B2545"/>
+                <w:sz w:val="18"/>
+              </w:rPr>
               <w:t xml:space="preserve">0.644</w:t>
             </w:r>
           </w:p>
         </w:tc>
         <w:tc>
-          <w:tcPr/>
-          <w:p>
-            <w:pPr>
-              <w:pStyle w:val="Compact"/>
-              <w:jc w:val="right"/>
-            </w:pPr>
-            <w:r>
+          <w:tcPr>
+            <w:tcW w:w="981" w:type="dxa"/>
+            <w:tcMar>
+              <w:top w:w="80" w:type="dxa"/>
+              <w:bottom w:w="80" w:type="dxa"/>
+              <w:start w:w="120" w:type="dxa"/>
+              <w:end w:w="120" w:type="dxa"/>
+            </w:tcMar>
+            <w:vAlign w:val="center"/>
+          </w:tcPr>
+          <w:p>
+            <w:pPr>
+              <w:pStyle w:val="Compact"/>
+              <w:spacing w:before="0" w:after="40" w:line="252" w:lineRule="auto"/>
+              <w:jc w:val="center"/>
+            </w:pPr>
+            <w:r>
+              <w:rPr>
+                <w:rFonts w:ascii="Calibri" w:hAnsi="Calibri" w:eastAsia="Calibri"/>
+                <w:color w:val="0B2545"/>
+                <w:sz w:val="18"/>
+              </w:rPr>
               <w:t xml:space="preserve">0.43</w:t>
             </w:r>
           </w:p>
         </w:tc>
         <w:tc>
-          <w:tcPr/>
-          <w:p>
-            <w:pPr>
-              <w:pStyle w:val="Compact"/>
-            </w:pPr>
-            <w:r>
+          <w:tcPr>
+            <w:tcW w:w="1420" w:type="dxa"/>
+            <w:tcMar>
+              <w:top w:w="80" w:type="dxa"/>
+              <w:bottom w:w="80" w:type="dxa"/>
+              <w:start w:w="120" w:type="dxa"/>
+              <w:end w:w="120" w:type="dxa"/>
+            </w:tcMar>
+            <w:vAlign w:val="center"/>
+          </w:tcPr>
+          <w:p>
+            <w:pPr>
+              <w:pStyle w:val="Compact"/>
+              <w:spacing w:before="0" w:after="40" w:line="252" w:lineRule="auto"/>
+              <w:jc w:val="left"/>
+            </w:pPr>
+            <w:r>
+              <w:rPr>
+                <w:rFonts w:ascii="Calibri" w:hAnsi="Calibri" w:eastAsia="Calibri"/>
+                <w:color w:val="0B2545"/>
+                <w:sz w:val="18"/>
+              </w:rPr>
               <w:t xml:space="preserve">left higher on mean test accuracy</w:t>
             </w:r>
           </w:p>
         </w:tc>
       </w:tr>
       <w:tr>
-        <w:tc>
-          <w:tcPr/>
-          <w:p>
-            <w:pPr>
-              <w:pStyle w:val="Compact"/>
-            </w:pPr>
-            <w:r>
+        <w:trPr>
+          <w:cantSplit/>
+        </w:trPr>
+        <w:tc>
+          <w:tcPr>
+            <w:tcW w:w="1623" w:type="dxa"/>
+            <w:tcMar>
+              <w:top w:w="80" w:type="dxa"/>
+              <w:bottom w:w="80" w:type="dxa"/>
+              <w:start w:w="120" w:type="dxa"/>
+              <w:end w:w="120" w:type="dxa"/>
+            </w:tcMar>
+            <w:vAlign w:val="center"/>
+          </w:tcPr>
+          <w:p>
+            <w:pPr>
+              <w:pStyle w:val="Compact"/>
+              <w:spacing w:before="0" w:after="40" w:line="252" w:lineRule="auto"/>
+              <w:jc w:val="left"/>
+            </w:pPr>
+            <w:r>
+              <w:rPr>
+                <w:rFonts w:ascii="Calibri" w:hAnsi="Calibri" w:eastAsia="Calibri"/>
+                <w:color w:val="0B2545"/>
+                <w:sz w:val="18"/>
+              </w:rPr>
               <w:t xml:space="preserve">current-local convolution vs matched linear replacement</w:t>
             </w:r>
           </w:p>
         </w:tc>
         <w:tc>
-          <w:tcPr/>
-          <w:p>
-            <w:pPr>
-              <w:pStyle w:val="Compact"/>
+          <w:tcPr>
+            <w:tcW w:w="1127" w:type="dxa"/>
+            <w:tcMar>
+              <w:top w:w="80" w:type="dxa"/>
+              <w:bottom w:w="80" w:type="dxa"/>
+              <w:start w:w="120" w:type="dxa"/>
+              <w:end w:w="120" w:type="dxa"/>
+            </w:tcMar>
+            <w:vAlign w:val="center"/>
+          </w:tcPr>
+          <w:p>
+            <w:pPr>
+              <w:pStyle w:val="Compact"/>
+              <w:spacing w:before="0" w:after="40" w:line="252" w:lineRule="auto"/>
+              <w:jc w:val="center"/>
             </w:pPr>
             <w:r>
               <w:rPr>
                 <w:rStyle w:val="VerbatimChar"/>
+                <w:rFonts w:ascii="Calibri" w:hAnsi="Calibri" w:eastAsia="Calibri"/>
+                <w:color w:val="0B2545"/>
+                <w:sz w:val="18"/>
               </w:rPr>
               <w:t xml:space="preserve">classical_conv</w:t>
             </w:r>
           </w:p>
         </w:tc>
         <w:tc>
-          <w:tcPr/>
-          <w:p>
-            <w:pPr>
-              <w:pStyle w:val="Compact"/>
+          <w:tcPr>
+            <w:tcW w:w="1135" w:type="dxa"/>
+            <w:tcMar>
+              <w:top w:w="80" w:type="dxa"/>
+              <w:bottom w:w="80" w:type="dxa"/>
+              <w:start w:w="120" w:type="dxa"/>
+              <w:end w:w="120" w:type="dxa"/>
+            </w:tcMar>
+            <w:vAlign w:val="center"/>
+          </w:tcPr>
+          <w:p>
+            <w:pPr>
+              <w:pStyle w:val="Compact"/>
+              <w:spacing w:before="0" w:after="40" w:line="252" w:lineRule="auto"/>
+              <w:jc w:val="center"/>
             </w:pPr>
             <w:r>
               <w:rPr>
                 <w:rStyle w:val="VerbatimChar"/>
+                <w:rFonts w:ascii="Calibri" w:hAnsi="Calibri" w:eastAsia="Calibri"/>
+                <w:color w:val="0B2545"/>
+                <w:sz w:val="18"/>
               </w:rPr>
               <w:t xml:space="preserve">param_linear</w:t>
             </w:r>
           </w:p>
         </w:tc>
         <w:tc>
-          <w:tcPr/>
-          <w:p>
-            <w:pPr>
-              <w:pStyle w:val="Compact"/>
-              <w:jc w:val="right"/>
-            </w:pPr>
-            <w:r>
+          <w:tcPr>
+            <w:tcW w:w="983" w:type="dxa"/>
+            <w:tcMar>
+              <w:top w:w="80" w:type="dxa"/>
+              <w:bottom w:w="80" w:type="dxa"/>
+              <w:start w:w="120" w:type="dxa"/>
+              <w:end w:w="120" w:type="dxa"/>
+            </w:tcMar>
+            <w:vAlign w:val="center"/>
+          </w:tcPr>
+          <w:p>
+            <w:pPr>
+              <w:pStyle w:val="Compact"/>
+              <w:spacing w:before="0" w:after="40" w:line="252" w:lineRule="auto"/>
+              <w:jc w:val="center"/>
+            </w:pPr>
+            <w:r>
+              <w:rPr>
+                <w:rFonts w:ascii="Calibri" w:hAnsi="Calibri" w:eastAsia="Calibri"/>
+                <w:color w:val="0B2545"/>
+                <w:sz w:val="18"/>
+              </w:rPr>
               <w:t xml:space="preserve">0.28</w:t>
             </w:r>
           </w:p>
         </w:tc>
         <w:tc>
-          <w:tcPr/>
-          <w:p>
-            <w:pPr>
-              <w:pStyle w:val="Compact"/>
-              <w:jc w:val="right"/>
-            </w:pPr>
-            <w:r>
+          <w:tcPr>
+            <w:tcW w:w="1100" w:type="dxa"/>
+            <w:tcMar>
+              <w:top w:w="80" w:type="dxa"/>
+              <w:bottom w:w="80" w:type="dxa"/>
+              <w:start w:w="120" w:type="dxa"/>
+              <w:end w:w="120" w:type="dxa"/>
+            </w:tcMar>
+            <w:vAlign w:val="center"/>
+          </w:tcPr>
+          <w:p>
+            <w:pPr>
+              <w:pStyle w:val="Compact"/>
+              <w:spacing w:before="0" w:after="40" w:line="252" w:lineRule="auto"/>
+              <w:jc w:val="center"/>
+            </w:pPr>
+            <w:r>
+              <w:rPr>
+                <w:rFonts w:ascii="Calibri" w:hAnsi="Calibri" w:eastAsia="Calibri"/>
+                <w:color w:val="0B2545"/>
+                <w:sz w:val="18"/>
+              </w:rPr>
               <w:t xml:space="preserve">[-4.48, 5.04]</w:t>
             </w:r>
           </w:p>
         </w:tc>
         <w:tc>
-          <w:tcPr/>
-          <w:p>
-            <w:pPr>
-              <w:pStyle w:val="Compact"/>
-              <w:jc w:val="right"/>
-            </w:pPr>
-            <w:r>
+          <w:tcPr>
+            <w:tcW w:w="991" w:type="dxa"/>
+            <w:tcMar>
+              <w:top w:w="80" w:type="dxa"/>
+              <w:bottom w:w="80" w:type="dxa"/>
+              <w:start w:w="120" w:type="dxa"/>
+              <w:end w:w="120" w:type="dxa"/>
+            </w:tcMar>
+            <w:vAlign w:val="center"/>
+          </w:tcPr>
+          <w:p>
+            <w:pPr>
+              <w:pStyle w:val="Compact"/>
+              <w:spacing w:before="0" w:after="40" w:line="252" w:lineRule="auto"/>
+              <w:jc w:val="center"/>
+            </w:pPr>
+            <w:r>
+              <w:rPr>
+                <w:rFonts w:ascii="Calibri" w:hAnsi="Calibri" w:eastAsia="Calibri"/>
+                <w:color w:val="0B2545"/>
+                <w:sz w:val="18"/>
+              </w:rPr>
               <w:t xml:space="preserve">0.860</w:t>
             </w:r>
           </w:p>
         </w:tc>
         <w:tc>
-          <w:tcPr/>
-          <w:p>
-            <w:pPr>
-              <w:pStyle w:val="Compact"/>
-              <w:jc w:val="right"/>
-            </w:pPr>
-            <w:r>
+          <w:tcPr>
+            <w:tcW w:w="981" w:type="dxa"/>
+            <w:tcMar>
+              <w:top w:w="80" w:type="dxa"/>
+              <w:bottom w:w="80" w:type="dxa"/>
+              <w:start w:w="120" w:type="dxa"/>
+              <w:end w:w="120" w:type="dxa"/>
+            </w:tcMar>
+            <w:vAlign w:val="center"/>
+          </w:tcPr>
+          <w:p>
+            <w:pPr>
+              <w:pStyle w:val="Compact"/>
+              <w:spacing w:before="0" w:after="40" w:line="252" w:lineRule="auto"/>
+              <w:jc w:val="center"/>
+            </w:pPr>
+            <w:r>
+              <w:rPr>
+                <w:rFonts w:ascii="Calibri" w:hAnsi="Calibri" w:eastAsia="Calibri"/>
+                <w:color w:val="0B2545"/>
+                <w:sz w:val="18"/>
+              </w:rPr>
               <w:t xml:space="preserve">0.16</w:t>
             </w:r>
           </w:p>
         </w:tc>
         <w:tc>
-          <w:tcPr/>
-          <w:p>
-            <w:pPr>
-              <w:pStyle w:val="Compact"/>
-            </w:pPr>
-            <w:r>
+          <w:tcPr>
+            <w:tcW w:w="1420" w:type="dxa"/>
+            <w:tcMar>
+              <w:top w:w="80" w:type="dxa"/>
+              <w:bottom w:w="80" w:type="dxa"/>
+              <w:start w:w="120" w:type="dxa"/>
+              <w:end w:w="120" w:type="dxa"/>
+            </w:tcMar>
+            <w:vAlign w:val="center"/>
+          </w:tcPr>
+          <w:p>
+            <w:pPr>
+              <w:pStyle w:val="Compact"/>
+              <w:spacing w:before="0" w:after="40" w:line="252" w:lineRule="auto"/>
+              <w:jc w:val="left"/>
+            </w:pPr>
+            <w:r>
+              <w:rPr>
+                <w:rFonts w:ascii="Calibri" w:hAnsi="Calibri" w:eastAsia="Calibri"/>
+                <w:color w:val="0B2545"/>
+                <w:sz w:val="18"/>
+              </w:rPr>
               <w:t xml:space="preserve">left higher on mean test accuracy</w:t>
             </w:r>
           </w:p>
         </w:tc>
       </w:tr>
       <w:tr>
-        <w:tc>
-          <w:tcPr/>
-          <w:p>
-            <w:pPr>
-              <w:pStyle w:val="Compact"/>
-            </w:pPr>
-            <w:r>
+        <w:trPr>
+          <w:cantSplit/>
+        </w:trPr>
+        <w:tc>
+          <w:tcPr>
+            <w:tcW w:w="1623" w:type="dxa"/>
+            <w:tcMar>
+              <w:top w:w="80" w:type="dxa"/>
+              <w:bottom w:w="80" w:type="dxa"/>
+              <w:start w:w="120" w:type="dxa"/>
+              <w:end w:w="120" w:type="dxa"/>
+            </w:tcMar>
+            <w:vAlign w:val="center"/>
+          </w:tcPr>
+          <w:p>
+            <w:pPr>
+              <w:pStyle w:val="Compact"/>
+              <w:spacing w:before="0" w:after="40" w:line="252" w:lineRule="auto"/>
+              <w:jc w:val="left"/>
+            </w:pPr>
+            <w:r>
+              <w:rPr>
+                <w:rFonts w:ascii="Calibri" w:hAnsi="Calibri" w:eastAsia="Calibri"/>
+                <w:color w:val="0B2545"/>
+                <w:sz w:val="18"/>
+              </w:rPr>
               <w:t xml:space="preserve">modern classical upper bound vs thesis-faithful best</w:t>
             </w:r>
           </w:p>
         </w:tc>
         <w:tc>
-          <w:tcPr/>
-          <w:p>
-            <w:pPr>
-              <w:pStyle w:val="Compact"/>
+          <w:tcPr>
+            <w:tcW w:w="1127" w:type="dxa"/>
+            <w:tcMar>
+              <w:top w:w="80" w:type="dxa"/>
+              <w:bottom w:w="80" w:type="dxa"/>
+              <w:start w:w="120" w:type="dxa"/>
+              <w:end w:w="120" w:type="dxa"/>
+            </w:tcMar>
+            <w:vAlign w:val="center"/>
+          </w:tcPr>
+          <w:p>
+            <w:pPr>
+              <w:pStyle w:val="Compact"/>
+              <w:spacing w:before="0" w:after="40" w:line="252" w:lineRule="auto"/>
+              <w:jc w:val="center"/>
             </w:pPr>
             <w:r>
               <w:rPr>
                 <w:rStyle w:val="VerbatimChar"/>
+                <w:rFonts w:ascii="Calibri" w:hAnsi="Calibri" w:eastAsia="Calibri"/>
+                <w:color w:val="0B2545"/>
+                <w:sz w:val="18"/>
               </w:rPr>
               <w:t xml:space="preserve">resnet18_cifar_gray</w:t>
             </w:r>
           </w:p>
         </w:tc>
         <w:tc>
-          <w:tcPr/>
-          <w:p>
-            <w:pPr>
-              <w:pStyle w:val="Compact"/>
+          <w:tcPr>
+            <w:tcW w:w="1135" w:type="dxa"/>
+            <w:tcMar>
+              <w:top w:w="80" w:type="dxa"/>
+              <w:bottom w:w="80" w:type="dxa"/>
+              <w:start w:w="120" w:type="dxa"/>
+              <w:end w:w="120" w:type="dxa"/>
+            </w:tcMar>
+            <w:vAlign w:val="center"/>
+          </w:tcPr>
+          <w:p>
+            <w:pPr>
+              <w:pStyle w:val="Compact"/>
+              <w:spacing w:before="0" w:after="40" w:line="252" w:lineRule="auto"/>
+              <w:jc w:val="center"/>
             </w:pPr>
             <w:r>
               <w:rPr>
                 <w:rStyle w:val="VerbatimChar"/>
+                <w:rFonts w:ascii="Calibri" w:hAnsi="Calibri" w:eastAsia="Calibri"/>
+                <w:color w:val="0B2545"/>
+                <w:sz w:val="18"/>
               </w:rPr>
               <w:t xml:space="preserve">thesis_cnniiii</w:t>
             </w:r>
           </w:p>
         </w:tc>
         <w:tc>
-          <w:tcPr/>
-          <w:p>
-            <w:pPr>
-              <w:pStyle w:val="Compact"/>
-              <w:jc w:val="right"/>
-            </w:pPr>
-            <w:r>
+          <w:tcPr>
+            <w:tcW w:w="983" w:type="dxa"/>
+            <w:tcMar>
+              <w:top w:w="80" w:type="dxa"/>
+              <w:bottom w:w="80" w:type="dxa"/>
+              <w:start w:w="120" w:type="dxa"/>
+              <w:end w:w="120" w:type="dxa"/>
+            </w:tcMar>
+            <w:vAlign w:val="center"/>
+          </w:tcPr>
+          <w:p>
+            <w:pPr>
+              <w:pStyle w:val="Compact"/>
+              <w:spacing w:before="0" w:after="40" w:line="252" w:lineRule="auto"/>
+              <w:jc w:val="center"/>
+            </w:pPr>
+            <w:r>
+              <w:rPr>
+                <w:rFonts w:ascii="Calibri" w:hAnsi="Calibri" w:eastAsia="Calibri"/>
+                <w:color w:val="0B2545"/>
+                <w:sz w:val="18"/>
+              </w:rPr>
               <w:t xml:space="preserve">2.87</w:t>
             </w:r>
           </w:p>
         </w:tc>
         <w:tc>
-          <w:tcPr/>
-          <w:p>
-            <w:pPr>
-              <w:pStyle w:val="Compact"/>
-              <w:jc w:val="right"/>
-            </w:pPr>
-            <w:r>
+          <w:tcPr>
+            <w:tcW w:w="1100" w:type="dxa"/>
+            <w:tcMar>
+              <w:top w:w="80" w:type="dxa"/>
+              <w:bottom w:w="80" w:type="dxa"/>
+              <w:start w:w="120" w:type="dxa"/>
+              <w:end w:w="120" w:type="dxa"/>
+            </w:tcMar>
+            <w:vAlign w:val="center"/>
+          </w:tcPr>
+          <w:p>
+            <w:pPr>
+              <w:pStyle w:val="Compact"/>
+              <w:spacing w:before="0" w:after="40" w:line="252" w:lineRule="auto"/>
+              <w:jc w:val="center"/>
+            </w:pPr>
+            <w:r>
+              <w:rPr>
+                <w:rFonts w:ascii="Calibri" w:hAnsi="Calibri" w:eastAsia="Calibri"/>
+                <w:color w:val="0B2545"/>
+                <w:sz w:val="18"/>
+              </w:rPr>
               <w:t xml:space="preserve">[0.81, 4.93]</w:t>
             </w:r>
           </w:p>
         </w:tc>
         <w:tc>
-          <w:tcPr/>
-          <w:p>
-            <w:pPr>
-              <w:pStyle w:val="Compact"/>
-              <w:jc w:val="right"/>
-            </w:pPr>
-            <w:r>
+          <w:tcPr>
+            <w:tcW w:w="991" w:type="dxa"/>
+            <w:tcMar>
+              <w:top w:w="80" w:type="dxa"/>
+              <w:bottom w:w="80" w:type="dxa"/>
+              <w:start w:w="120" w:type="dxa"/>
+              <w:end w:w="120" w:type="dxa"/>
+            </w:tcMar>
+            <w:vAlign w:val="center"/>
+          </w:tcPr>
+          <w:p>
+            <w:pPr>
+              <w:pStyle w:val="Compact"/>
+              <w:spacing w:before="0" w:after="40" w:line="252" w:lineRule="auto"/>
+              <w:jc w:val="center"/>
+            </w:pPr>
+            <w:r>
+              <w:rPr>
+                <w:rFonts w:ascii="Calibri" w:hAnsi="Calibri" w:eastAsia="Calibri"/>
+                <w:color w:val="0B2545"/>
+                <w:sz w:val="18"/>
+              </w:rPr>
               <w:t xml:space="preserve">0.018</w:t>
             </w:r>
           </w:p>
         </w:tc>
         <w:tc>
-          <w:tcPr/>
-          <w:p>
-            <w:pPr>
-              <w:pStyle w:val="Compact"/>
-              <w:jc w:val="right"/>
-            </w:pPr>
-            <w:r>
+          <w:tcPr>
+            <w:tcW w:w="981" w:type="dxa"/>
+            <w:tcMar>
+              <w:top w:w="80" w:type="dxa"/>
+              <w:bottom w:w="80" w:type="dxa"/>
+              <w:start w:w="120" w:type="dxa"/>
+              <w:end w:w="120" w:type="dxa"/>
+            </w:tcMar>
+            <w:vAlign w:val="center"/>
+          </w:tcPr>
+          <w:p>
+            <w:pPr>
+              <w:pStyle w:val="Compact"/>
+              <w:spacing w:before="0" w:after="40" w:line="252" w:lineRule="auto"/>
+              <w:jc w:val="center"/>
+            </w:pPr>
+            <w:r>
+              <w:rPr>
+                <w:rFonts w:ascii="Calibri" w:hAnsi="Calibri" w:eastAsia="Calibri"/>
+                <w:color w:val="0B2545"/>
+                <w:sz w:val="18"/>
+              </w:rPr>
               <w:t xml:space="preserve">3.20</w:t>
             </w:r>
           </w:p>
         </w:tc>
         <w:tc>
-          <w:tcPr/>
-          <w:p>
-            <w:pPr>
-              <w:pStyle w:val="Compact"/>
-            </w:pPr>
-            <w:r>
+          <w:tcPr>
+            <w:tcW w:w="1420" w:type="dxa"/>
+            <w:tcMar>
+              <w:top w:w="80" w:type="dxa"/>
+              <w:bottom w:w="80" w:type="dxa"/>
+              <w:start w:w="120" w:type="dxa"/>
+              <w:end w:w="120" w:type="dxa"/>
+            </w:tcMar>
+            <w:vAlign w:val="center"/>
+          </w:tcPr>
+          <w:p>
+            <w:pPr>
+              <w:pStyle w:val="Compact"/>
+              <w:spacing w:before="0" w:after="40" w:line="252" w:lineRule="auto"/>
+              <w:jc w:val="left"/>
+            </w:pPr>
+            <w:r>
+              <w:rPr>
+                <w:rFonts w:ascii="Calibri" w:hAnsi="Calibri" w:eastAsia="Calibri"/>
+                <w:color w:val="0B2545"/>
+                <w:sz w:val="18"/>
+              </w:rPr>
               <w:t xml:space="preserve">left higher on mean test accuracy</w:t>
             </w:r>
           </w:p>
         </w:tc>
       </w:tr>
       <w:tr>
-        <w:tc>
-          <w:tcPr/>
-          <w:p>
-            <w:pPr>
-              <w:pStyle w:val="Compact"/>
-            </w:pPr>
-            <w:r>
+        <w:trPr>
+          <w:cantSplit/>
+        </w:trPr>
+        <w:tc>
+          <w:tcPr>
+            <w:tcW w:w="1623" w:type="dxa"/>
+            <w:tcMar>
+              <w:top w:w="80" w:type="dxa"/>
+              <w:bottom w:w="80" w:type="dxa"/>
+              <w:start w:w="120" w:type="dxa"/>
+              <w:end w:w="120" w:type="dxa"/>
+            </w:tcMar>
+            <w:vAlign w:val="center"/>
+          </w:tcPr>
+          <w:p>
+            <w:pPr>
+              <w:pStyle w:val="Compact"/>
+              <w:spacing w:before="0" w:after="40" w:line="252" w:lineRule="auto"/>
+              <w:jc w:val="left"/>
+            </w:pPr>
+            <w:r>
+              <w:rPr>
+                <w:rFonts w:ascii="Calibri" w:hAnsi="Calibri" w:eastAsia="Calibri"/>
+                <w:color w:val="0B2545"/>
+                <w:sz w:val="18"/>
+              </w:rPr>
               <w:t xml:space="preserve">modern classical upper bound vs current-local best</w:t>
             </w:r>
           </w:p>
         </w:tc>
         <w:tc>
-          <w:tcPr/>
-          <w:p>
-            <w:pPr>
-              <w:pStyle w:val="Compact"/>
+          <w:tcPr>
+            <w:tcW w:w="1127" w:type="dxa"/>
+            <w:tcMar>
+              <w:top w:w="80" w:type="dxa"/>
+              <w:bottom w:w="80" w:type="dxa"/>
+              <w:start w:w="120" w:type="dxa"/>
+              <w:end w:w="120" w:type="dxa"/>
+            </w:tcMar>
+            <w:vAlign w:val="center"/>
+          </w:tcPr>
+          <w:p>
+            <w:pPr>
+              <w:pStyle w:val="Compact"/>
+              <w:spacing w:before="0" w:after="40" w:line="252" w:lineRule="auto"/>
+              <w:jc w:val="center"/>
             </w:pPr>
             <w:r>
               <w:rPr>
                 <w:rStyle w:val="VerbatimChar"/>
+                <w:rFonts w:ascii="Calibri" w:hAnsi="Calibri" w:eastAsia="Calibri"/>
+                <w:color w:val="0B2545"/>
+                <w:sz w:val="18"/>
               </w:rPr>
               <w:t xml:space="preserve">resnet18_cifar_gray</w:t>
             </w:r>
           </w:p>
         </w:tc>
         <w:tc>
-          <w:tcPr/>
-          <w:p>
-            <w:pPr>
-              <w:pStyle w:val="Compact"/>
+          <w:tcPr>
+            <w:tcW w:w="1135" w:type="dxa"/>
+            <w:tcMar>
+              <w:top w:w="80" w:type="dxa"/>
+              <w:bottom w:w="80" w:type="dxa"/>
+              <w:start w:w="120" w:type="dxa"/>
+              <w:end w:w="120" w:type="dxa"/>
+            </w:tcMar>
+            <w:vAlign w:val="center"/>
+          </w:tcPr>
+          <w:p>
+            <w:pPr>
+              <w:pStyle w:val="Compact"/>
+              <w:spacing w:before="0" w:after="40" w:line="252" w:lineRule="auto"/>
+              <w:jc w:val="center"/>
             </w:pPr>
             <w:r>
               <w:rPr>
                 <w:rStyle w:val="VerbatimChar"/>
+                <w:rFonts w:ascii="Calibri" w:hAnsi="Calibri" w:eastAsia="Calibri"/>
+                <w:color w:val="0B2545"/>
+                <w:sz w:val="18"/>
               </w:rPr>
               <w:t xml:space="preserve">classical_conv</w:t>
             </w:r>
           </w:p>
         </w:tc>
         <w:tc>
-          <w:tcPr/>
-          <w:p>
-            <w:pPr>
-              <w:pStyle w:val="Compact"/>
-              <w:jc w:val="right"/>
-            </w:pPr>
-            <w:r>
+          <w:tcPr>
+            <w:tcW w:w="983" w:type="dxa"/>
+            <w:tcMar>
+              <w:top w:w="80" w:type="dxa"/>
+              <w:bottom w:w="80" w:type="dxa"/>
+              <w:start w:w="120" w:type="dxa"/>
+              <w:end w:w="120" w:type="dxa"/>
+            </w:tcMar>
+            <w:vAlign w:val="center"/>
+          </w:tcPr>
+          <w:p>
+            <w:pPr>
+              <w:pStyle w:val="Compact"/>
+              <w:spacing w:before="0" w:after="40" w:line="252" w:lineRule="auto"/>
+              <w:jc w:val="center"/>
+            </w:pPr>
+            <w:r>
+              <w:rPr>
+                <w:rFonts w:ascii="Calibri" w:hAnsi="Calibri" w:eastAsia="Calibri"/>
+                <w:color w:val="0B2545"/>
+                <w:sz w:val="18"/>
+              </w:rPr>
               <w:t xml:space="preserve">6.73</w:t>
             </w:r>
           </w:p>
         </w:tc>
         <w:tc>
-          <w:tcPr/>
-          <w:p>
-            <w:pPr>
-              <w:pStyle w:val="Compact"/>
-              <w:jc w:val="right"/>
-            </w:pPr>
-            <w:r>
+          <w:tcPr>
+            <w:tcW w:w="1100" w:type="dxa"/>
+            <w:tcMar>
+              <w:top w:w="80" w:type="dxa"/>
+              <w:bottom w:w="80" w:type="dxa"/>
+              <w:start w:w="120" w:type="dxa"/>
+              <w:end w:w="120" w:type="dxa"/>
+            </w:tcMar>
+            <w:vAlign w:val="center"/>
+          </w:tcPr>
+          <w:p>
+            <w:pPr>
+              <w:pStyle w:val="Compact"/>
+              <w:spacing w:before="0" w:after="40" w:line="252" w:lineRule="auto"/>
+              <w:jc w:val="center"/>
+            </w:pPr>
+            <w:r>
+              <w:rPr>
+                <w:rFonts w:ascii="Calibri" w:hAnsi="Calibri" w:eastAsia="Calibri"/>
+                <w:color w:val="0B2545"/>
+                <w:sz w:val="18"/>
+              </w:rPr>
               <w:t xml:space="preserve">[4.53, 8.93]</w:t>
             </w:r>
           </w:p>
         </w:tc>
         <w:tc>
-          <w:tcPr/>
-          <w:p>
-            <w:pPr>
-              <w:pStyle w:val="Compact"/>
-              <w:jc w:val="right"/>
-            </w:pPr>
-            <w:r>
+          <w:tcPr>
+            <w:tcW w:w="991" w:type="dxa"/>
+            <w:tcMar>
+              <w:top w:w="80" w:type="dxa"/>
+              <w:bottom w:w="80" w:type="dxa"/>
+              <w:start w:w="120" w:type="dxa"/>
+              <w:end w:w="120" w:type="dxa"/>
+            </w:tcMar>
+            <w:vAlign w:val="center"/>
+          </w:tcPr>
+          <w:p>
+            <w:pPr>
+              <w:pStyle w:val="Compact"/>
+              <w:spacing w:before="0" w:after="40" w:line="252" w:lineRule="auto"/>
+              <w:jc w:val="center"/>
+            </w:pPr>
+            <w:r>
+              <w:rPr>
+                <w:rFonts w:ascii="Calibri" w:hAnsi="Calibri" w:eastAsia="Calibri"/>
+                <w:color w:val="0B2545"/>
+                <w:sz w:val="18"/>
+              </w:rPr>
               <w:t xml:space="preserve">0.001</w:t>
             </w:r>
           </w:p>
         </w:tc>
         <w:tc>
-          <w:tcPr/>
-          <w:p>
-            <w:pPr>
-              <w:pStyle w:val="Compact"/>
-              <w:jc w:val="right"/>
-            </w:pPr>
-            <w:r>
+          <w:tcPr>
+            <w:tcW w:w="981" w:type="dxa"/>
+            <w:tcMar>
+              <w:top w:w="80" w:type="dxa"/>
+              <w:bottom w:w="80" w:type="dxa"/>
+              <w:start w:w="120" w:type="dxa"/>
+              <w:end w:w="120" w:type="dxa"/>
+            </w:tcMar>
+            <w:vAlign w:val="center"/>
+          </w:tcPr>
+          <w:p>
+            <w:pPr>
+              <w:pStyle w:val="Compact"/>
+              <w:spacing w:before="0" w:after="40" w:line="252" w:lineRule="auto"/>
+              <w:jc w:val="center"/>
+            </w:pPr>
+            <w:r>
+              <w:rPr>
+                <w:rFonts w:ascii="Calibri" w:hAnsi="Calibri" w:eastAsia="Calibri"/>
+                <w:color w:val="0B2545"/>
+                <w:sz w:val="18"/>
+              </w:rPr>
               <w:t xml:space="preserve">7.10</w:t>
             </w:r>
           </w:p>
         </w:tc>
         <w:tc>
-          <w:tcPr/>
-          <w:p>
-            <w:pPr>
-              <w:pStyle w:val="Compact"/>
-            </w:pPr>
-            <w:r>
+          <w:tcPr>
+            <w:tcW w:w="1420" w:type="dxa"/>
+            <w:tcMar>
+              <w:top w:w="80" w:type="dxa"/>
+              <w:bottom w:w="80" w:type="dxa"/>
+              <w:start w:w="120" w:type="dxa"/>
+              <w:end w:w="120" w:type="dxa"/>
+            </w:tcMar>
+            <w:vAlign w:val="center"/>
+          </w:tcPr>
+          <w:p>
+            <w:pPr>
+              <w:pStyle w:val="Compact"/>
+              <w:spacing w:before="0" w:after="40" w:line="252" w:lineRule="auto"/>
+              <w:jc w:val="left"/>
+            </w:pPr>
+            <w:r>
+              <w:rPr>
+                <w:rFonts w:ascii="Calibri" w:hAnsi="Calibri" w:eastAsia="Calibri"/>
+                <w:color w:val="0B2545"/>
+                <w:sz w:val="18"/>
+              </w:rPr>
               <w:t xml:space="preserve">left higher on mean test accuracy</w:t>
             </w:r>
           </w:p>
@@ -1794,6 +3927,8 @@
     <w:p>
       <w:pPr>
         <w:pStyle w:val="Heading2"/>
+        <w:keepNext/>
+        <w:spacing w:before="160"/>
       </w:pPr>
       <w:r>
         <w:t xml:space="preserve">Low-Data Current-Local Pairwise Comparisons</w:t>
@@ -1837,442 +3972,1148 @@
     <w:tbl>
       <w:tblPr>
         <w:tblStyle w:val="Table"/>
-        <w:tblW w:type="auto" w:w="0"/>
+        <w:tblW w:type="dxa" w:w="9360"/>
+        <w:tblLayout w:type="fixed"/>
         <w:tblLook w:firstRow="1" w:lastRow="0" w:firstColumn="0" w:lastColumn="0" w:noHBand="0" w:noVBand="0" w:val="0020"/>
+        <w:tblInd w:w="120" w:type="dxa"/>
+        <w:tblBorders>
+          <w:top w:val="single" w:sz="3" w:color="D7DEE8"/>
+          <w:left w:val="single" w:sz="3" w:color="D7DEE8"/>
+          <w:bottom w:val="single" w:sz="3" w:color="D7DEE8"/>
+          <w:right w:val="single" w:sz="3" w:color="D7DEE8"/>
+          <w:insideH w:val="single" w:sz="3" w:color="D7DEE8"/>
+          <w:insideV w:val="single" w:sz="3" w:color="D7DEE8"/>
+        </w:tblBorders>
       </w:tblPr>
       <w:tblGrid>
-        <w:gridCol w:w="1131"/>
-        <w:gridCol w:w="1131"/>
-        <w:gridCol w:w="1131"/>
-        <w:gridCol w:w="1131"/>
-        <w:gridCol w:w="1131"/>
-        <w:gridCol w:w="1131"/>
-        <w:gridCol w:w="1131"/>
+        <w:gridCol w:w="1034"/>
+        <w:gridCol w:w="1248"/>
+        <w:gridCol w:w="1060"/>
+        <w:gridCol w:w="1213"/>
+        <w:gridCol w:w="1051"/>
+        <w:gridCol w:w="1090"/>
+        <w:gridCol w:w="1042"/>
+        <w:gridCol w:w="1622"/>
       </w:tblGrid>
       <w:tr>
         <w:trPr>
           <w:tblHeader w:val="on"/>
+          <w:cantSplit/>
+          <w:tblHeader w:val="true"/>
         </w:trPr>
         <w:tc>
-          <w:tcPr/>
-          <w:p>
-            <w:pPr>
-              <w:pStyle w:val="Compact"/>
-              <w:jc w:val="right"/>
-            </w:pPr>
-            <w:r>
+          <w:tcPr>
+            <w:tcW w:w="1034" w:type="dxa"/>
+            <w:tcMar>
+              <w:top w:w="80" w:type="dxa"/>
+              <w:bottom w:w="80" w:type="dxa"/>
+              <w:start w:w="120" w:type="dxa"/>
+              <w:end w:w="120" w:type="dxa"/>
+            </w:tcMar>
+            <w:vAlign w:val="center"/>
+            <w:shd w:fill="E8EEF5"/>
+          </w:tcPr>
+          <w:p>
+            <w:pPr>
+              <w:pStyle w:val="Compact"/>
+              <w:spacing w:before="0" w:after="40" w:line="252" w:lineRule="auto"/>
+              <w:jc w:val="center"/>
+            </w:pPr>
+            <w:r>
+              <w:rPr>
+                <w:rFonts w:ascii="Calibri" w:hAnsi="Calibri" w:eastAsia="Calibri"/>
+                <w:b/>
+                <w:color w:val="0B2545"/>
+                <w:sz w:val="18"/>
+              </w:rPr>
               <w:t xml:space="preserve">Fraction</w:t>
             </w:r>
           </w:p>
         </w:tc>
         <w:tc>
-          <w:tcPr/>
-          <w:p>
-            <w:pPr>
-              <w:pStyle w:val="Compact"/>
-              <w:jc w:val="right"/>
-            </w:pPr>
-            <w:r>
-              <w:t xml:space="preserve">Quantum Test</w:t>
-            </w:r>
-          </w:p>
-        </w:tc>
-        <w:tc>
-          <w:tcPr/>
-          <w:p>
-            <w:pPr>
-              <w:pStyle w:val="Compact"/>
-              <w:jc w:val="right"/>
-            </w:pPr>
-            <w:r>
-              <w:t xml:space="preserve">Classical Test</w:t>
-            </w:r>
-          </w:p>
-        </w:tc>
-        <w:tc>
-          <w:tcPr/>
-          <w:p>
-            <w:pPr>
-              <w:pStyle w:val="Compact"/>
-              <w:jc w:val="right"/>
-            </w:pPr>
-            <w:r>
-              <w:t xml:space="preserve">Difference</w:t>
-            </w:r>
-          </w:p>
-        </w:tc>
-        <w:tc>
-          <w:tcPr/>
-          <w:p>
-            <w:pPr>
-              <w:pStyle w:val="Compact"/>
-              <w:jc w:val="right"/>
-            </w:pPr>
-            <w:r>
-              <w:t xml:space="preserve">95% CI</w:t>
-            </w:r>
-          </w:p>
-        </w:tc>
-        <w:tc>
-          <w:tcPr/>
-          <w:p>
-            <w:pPr>
-              <w:pStyle w:val="Compact"/>
-              <w:jc w:val="right"/>
-            </w:pPr>
-            <w:r>
-              <w:t xml:space="preserve">Welch p</w:t>
-            </w:r>
-          </w:p>
-        </w:tc>
-        <w:tc>
-          <w:tcPr/>
-          <w:p>
-            <w:pPr>
-              <w:pStyle w:val="Compact"/>
-            </w:pPr>
-            <w:r>
+          <w:tcPr>
+            <w:tcW w:w="1248" w:type="dxa"/>
+            <w:tcMar>
+              <w:top w:w="80" w:type="dxa"/>
+              <w:bottom w:w="80" w:type="dxa"/>
+              <w:start w:w="120" w:type="dxa"/>
+              <w:end w:w="120" w:type="dxa"/>
+            </w:tcMar>
+            <w:vAlign w:val="center"/>
+            <w:shd w:fill="E8EEF5"/>
+          </w:tcPr>
+          <w:p>
+            <w:pPr>
+              <w:pStyle w:val="Compact"/>
+              <w:spacing w:before="0" w:after="40" w:line="252" w:lineRule="auto"/>
+              <w:jc w:val="center"/>
+            </w:pPr>
+            <w:r>
+              <w:rPr>
+                <w:rFonts w:ascii="Calibri" w:hAnsi="Calibri" w:eastAsia="Calibri"/>
+                <w:b/>
+                <w:color w:val="0B2545"/>
+                <w:sz w:val="18"/>
+              </w:rPr>
+              <w:t xml:space="preserve">Seeds</w:t>
+            </w:r>
+          </w:p>
+        </w:tc>
+        <w:tc>
+          <w:tcPr>
+            <w:tcW w:w="1060" w:type="dxa"/>
+            <w:tcMar>
+              <w:top w:w="80" w:type="dxa"/>
+              <w:bottom w:w="80" w:type="dxa"/>
+              <w:start w:w="120" w:type="dxa"/>
+              <w:end w:w="120" w:type="dxa"/>
+            </w:tcMar>
+            <w:vAlign w:val="center"/>
+            <w:shd w:fill="E8EEF5"/>
+          </w:tcPr>
+          <w:p>
+            <w:pPr>
+              <w:pStyle w:val="Compact"/>
+              <w:spacing w:before="0" w:after="40" w:line="252" w:lineRule="auto"/>
+              <w:jc w:val="center"/>
+            </w:pPr>
+            <w:r>
+              <w:rPr>
+                <w:rFonts w:ascii="Calibri" w:hAnsi="Calibri" w:eastAsia="Calibri"/>
+                <w:b/>
+                <w:color w:val="0B2545"/>
+                <w:sz w:val="18"/>
+              </w:rPr>
+              <w:t xml:space="preserve">Q-C Difference</w:t>
+            </w:r>
+          </w:p>
+        </w:tc>
+        <w:tc>
+          <w:tcPr>
+            <w:tcW w:w="1213" w:type="dxa"/>
+            <w:tcMar>
+              <w:top w:w="80" w:type="dxa"/>
+              <w:bottom w:w="80" w:type="dxa"/>
+              <w:start w:w="120" w:type="dxa"/>
+              <w:end w:w="120" w:type="dxa"/>
+            </w:tcMar>
+            <w:vAlign w:val="center"/>
+            <w:shd w:fill="E8EEF5"/>
+          </w:tcPr>
+          <w:p>
+            <w:pPr>
+              <w:pStyle w:val="Compact"/>
+              <w:spacing w:before="0" w:after="40" w:line="252" w:lineRule="auto"/>
+              <w:jc w:val="center"/>
+            </w:pPr>
+            <w:r>
+              <w:rPr>
+                <w:rFonts w:ascii="Calibri" w:hAnsi="Calibri" w:eastAsia="Calibri"/>
+                <w:b/>
+                <w:color w:val="0B2545"/>
+                <w:sz w:val="18"/>
+              </w:rPr>
+              <w:t xml:space="preserve">Paired 95% CI</w:t>
+            </w:r>
+          </w:p>
+        </w:tc>
+        <w:tc>
+          <w:tcPr>
+            <w:tcW w:w="1051" w:type="dxa"/>
+            <w:tcMar>
+              <w:top w:w="80" w:type="dxa"/>
+              <w:bottom w:w="80" w:type="dxa"/>
+              <w:start w:w="120" w:type="dxa"/>
+              <w:end w:w="120" w:type="dxa"/>
+            </w:tcMar>
+            <w:vAlign w:val="center"/>
+            <w:shd w:fill="E8EEF5"/>
+          </w:tcPr>
+          <w:p>
+            <w:pPr>
+              <w:pStyle w:val="Compact"/>
+              <w:spacing w:before="0" w:after="40" w:line="252" w:lineRule="auto"/>
+              <w:jc w:val="center"/>
+            </w:pPr>
+            <w:r>
+              <w:rPr>
+                <w:rFonts w:ascii="Calibri" w:hAnsi="Calibri" w:eastAsia="Calibri"/>
+                <w:b/>
+                <w:color w:val="0B2545"/>
+                <w:sz w:val="18"/>
+              </w:rPr>
+              <w:t xml:space="preserve">Paired p</w:t>
+            </w:r>
+          </w:p>
+        </w:tc>
+        <w:tc>
+          <w:tcPr>
+            <w:tcW w:w="1090" w:type="dxa"/>
+            <w:tcMar>
+              <w:top w:w="80" w:type="dxa"/>
+              <w:bottom w:w="80" w:type="dxa"/>
+              <w:start w:w="120" w:type="dxa"/>
+              <w:end w:w="120" w:type="dxa"/>
+            </w:tcMar>
+            <w:vAlign w:val="center"/>
+            <w:shd w:fill="E8EEF5"/>
+          </w:tcPr>
+          <w:p>
+            <w:pPr>
+              <w:pStyle w:val="Compact"/>
+              <w:spacing w:before="0" w:after="40" w:line="252" w:lineRule="auto"/>
+              <w:jc w:val="center"/>
+            </w:pPr>
+            <w:r>
+              <w:rPr>
+                <w:rFonts w:ascii="Calibri" w:hAnsi="Calibri" w:eastAsia="Calibri"/>
+                <w:b/>
+                <w:color w:val="0B2545"/>
+                <w:sz w:val="18"/>
+              </w:rPr>
+              <w:t xml:space="preserve">Exact sign-flip p</w:t>
+            </w:r>
+          </w:p>
+        </w:tc>
+        <w:tc>
+          <w:tcPr>
+            <w:tcW w:w="1042" w:type="dxa"/>
+            <w:tcMar>
+              <w:top w:w="80" w:type="dxa"/>
+              <w:bottom w:w="80" w:type="dxa"/>
+              <w:start w:w="120" w:type="dxa"/>
+              <w:end w:w="120" w:type="dxa"/>
+            </w:tcMar>
+            <w:vAlign w:val="center"/>
+            <w:shd w:fill="E8EEF5"/>
+          </w:tcPr>
+          <w:p>
+            <w:pPr>
+              <w:pStyle w:val="Compact"/>
+              <w:spacing w:before="0" w:after="40" w:line="252" w:lineRule="auto"/>
+              <w:jc w:val="center"/>
+            </w:pPr>
+            <w:r>
+              <w:rPr>
+                <w:rFonts w:ascii="Calibri" w:hAnsi="Calibri" w:eastAsia="Calibri"/>
+                <w:b/>
+                <w:color w:val="0B2545"/>
+                <w:sz w:val="18"/>
+              </w:rPr>
+              <w:t xml:space="preserve">Holm p</w:t>
+            </w:r>
+          </w:p>
+        </w:tc>
+        <w:tc>
+          <w:tcPr>
+            <w:tcW w:w="1622" w:type="dxa"/>
+            <w:tcMar>
+              <w:top w:w="80" w:type="dxa"/>
+              <w:bottom w:w="80" w:type="dxa"/>
+              <w:start w:w="120" w:type="dxa"/>
+              <w:end w:w="120" w:type="dxa"/>
+            </w:tcMar>
+            <w:vAlign w:val="center"/>
+            <w:shd w:fill="E8EEF5"/>
+          </w:tcPr>
+          <w:p>
+            <w:pPr>
+              <w:pStyle w:val="Compact"/>
+              <w:spacing w:before="0" w:after="40" w:line="252" w:lineRule="auto"/>
+              <w:jc w:val="left"/>
+            </w:pPr>
+            <w:r>
+              <w:rPr>
+                <w:rFonts w:ascii="Calibri" w:hAnsi="Calibri" w:eastAsia="Calibri"/>
+                <w:b/>
+                <w:color w:val="0B2545"/>
+                <w:sz w:val="18"/>
+              </w:rPr>
               <w:t xml:space="preserve">Interpretation</w:t>
             </w:r>
           </w:p>
         </w:tc>
       </w:tr>
       <w:tr>
-        <w:tc>
-          <w:tcPr/>
-          <w:p>
-            <w:pPr>
-              <w:pStyle w:val="Compact"/>
-              <w:jc w:val="right"/>
-            </w:pPr>
-            <w:r>
+        <w:trPr>
+          <w:cantSplit/>
+        </w:trPr>
+        <w:tc>
+          <w:tcPr>
+            <w:tcW w:w="1034" w:type="dxa"/>
+            <w:tcMar>
+              <w:top w:w="80" w:type="dxa"/>
+              <w:bottom w:w="80" w:type="dxa"/>
+              <w:start w:w="120" w:type="dxa"/>
+              <w:end w:w="120" w:type="dxa"/>
+            </w:tcMar>
+            <w:vAlign w:val="center"/>
+          </w:tcPr>
+          <w:p>
+            <w:pPr>
+              <w:pStyle w:val="Compact"/>
+              <w:spacing w:before="0" w:after="40" w:line="252" w:lineRule="auto"/>
+              <w:jc w:val="center"/>
+            </w:pPr>
+            <w:r>
+              <w:rPr>
+                <w:rFonts w:ascii="Calibri" w:hAnsi="Calibri" w:eastAsia="Calibri"/>
+                <w:color w:val="0B2545"/>
+                <w:sz w:val="18"/>
+              </w:rPr>
               <w:t xml:space="preserve">0.10</w:t>
             </w:r>
           </w:p>
         </w:tc>
         <w:tc>
-          <w:tcPr/>
-          <w:p>
-            <w:pPr>
-              <w:pStyle w:val="Compact"/>
-              <w:jc w:val="right"/>
-            </w:pPr>
-            <w:r>
-              <w:t xml:space="preserve">50.71 ± 2.93</w:t>
-            </w:r>
-          </w:p>
-        </w:tc>
-        <w:tc>
-          <w:tcPr/>
-          <w:p>
-            <w:pPr>
-              <w:pStyle w:val="Compact"/>
-              <w:jc w:val="right"/>
-            </w:pPr>
-            <w:r>
-              <w:t xml:space="preserve">48.42 ± 2.31</w:t>
-            </w:r>
-          </w:p>
-        </w:tc>
-        <w:tc>
-          <w:tcPr/>
-          <w:p>
-            <w:pPr>
-              <w:pStyle w:val="Compact"/>
-              <w:jc w:val="right"/>
-            </w:pPr>
-            <w:r>
-              <w:t xml:space="preserve">2.29</w:t>
-            </w:r>
-          </w:p>
-        </w:tc>
-        <w:tc>
-          <w:tcPr/>
-          <w:p>
-            <w:pPr>
-              <w:pStyle w:val="Compact"/>
-              <w:jc w:val="right"/>
-            </w:pPr>
-            <w:r>
-              <w:t xml:space="preserve">[-3.82, 8.40]</w:t>
-            </w:r>
-          </w:p>
-        </w:tc>
-        <w:tc>
-          <w:tcPr/>
-          <w:p>
-            <w:pPr>
-              <w:pStyle w:val="Compact"/>
-              <w:jc w:val="right"/>
-            </w:pPr>
-            <w:r>
-              <w:t xml:space="preserve">0.351</w:t>
-            </w:r>
-          </w:p>
-        </w:tc>
-        <w:tc>
-          <w:tcPr/>
-          <w:p>
-            <w:pPr>
-              <w:pStyle w:val="Compact"/>
-            </w:pPr>
-            <w:r>
-              <w:t xml:space="preserve">quantum higher on mean test accuracy</w:t>
+          <w:tcPr>
+            <w:tcW w:w="1248" w:type="dxa"/>
+            <w:tcMar>
+              <w:top w:w="80" w:type="dxa"/>
+              <w:bottom w:w="80" w:type="dxa"/>
+              <w:start w:w="120" w:type="dxa"/>
+              <w:end w:w="120" w:type="dxa"/>
+            </w:tcMar>
+            <w:vAlign w:val="center"/>
+          </w:tcPr>
+          <w:p>
+            <w:pPr>
+              <w:pStyle w:val="Compact"/>
+              <w:spacing w:before="0" w:after="40" w:line="252" w:lineRule="auto"/>
+              <w:jc w:val="center"/>
+            </w:pPr>
+            <w:r>
+              <w:rPr>
+                <w:rFonts w:ascii="Calibri" w:hAnsi="Calibri" w:eastAsia="Calibri"/>
+                <w:color w:val="0B2545"/>
+                <w:sz w:val="18"/>
+              </w:rPr>
+              <w:t xml:space="preserve">42,43,44,45,46,47</w:t>
+            </w:r>
+          </w:p>
+        </w:tc>
+        <w:tc>
+          <w:tcPr>
+            <w:tcW w:w="1060" w:type="dxa"/>
+            <w:tcMar>
+              <w:top w:w="80" w:type="dxa"/>
+              <w:bottom w:w="80" w:type="dxa"/>
+              <w:start w:w="120" w:type="dxa"/>
+              <w:end w:w="120" w:type="dxa"/>
+            </w:tcMar>
+            <w:vAlign w:val="center"/>
+          </w:tcPr>
+          <w:p>
+            <w:pPr>
+              <w:pStyle w:val="Compact"/>
+              <w:spacing w:before="0" w:after="40" w:line="252" w:lineRule="auto"/>
+              <w:jc w:val="center"/>
+            </w:pPr>
+            <w:r>
+              <w:rPr>
+                <w:rFonts w:ascii="Calibri" w:hAnsi="Calibri" w:eastAsia="Calibri"/>
+                <w:color w:val="0B2545"/>
+                <w:sz w:val="18"/>
+              </w:rPr>
+              <w:t xml:space="preserve">1.79</w:t>
+            </w:r>
+          </w:p>
+        </w:tc>
+        <w:tc>
+          <w:tcPr>
+            <w:tcW w:w="1213" w:type="dxa"/>
+            <w:tcMar>
+              <w:top w:w="80" w:type="dxa"/>
+              <w:bottom w:w="80" w:type="dxa"/>
+              <w:start w:w="120" w:type="dxa"/>
+              <w:end w:w="120" w:type="dxa"/>
+            </w:tcMar>
+            <w:vAlign w:val="center"/>
+          </w:tcPr>
+          <w:p>
+            <w:pPr>
+              <w:pStyle w:val="Compact"/>
+              <w:spacing w:before="0" w:after="40" w:line="252" w:lineRule="auto"/>
+              <w:jc w:val="center"/>
+            </w:pPr>
+            <w:r>
+              <w:rPr>
+                <w:rFonts w:ascii="Calibri" w:hAnsi="Calibri" w:eastAsia="Calibri"/>
+                <w:color w:val="0B2545"/>
+                <w:sz w:val="18"/>
+              </w:rPr>
+              <w:t xml:space="preserve">[-2.93, 6.50]</w:t>
+            </w:r>
+          </w:p>
+        </w:tc>
+        <w:tc>
+          <w:tcPr>
+            <w:tcW w:w="1051" w:type="dxa"/>
+            <w:tcMar>
+              <w:top w:w="80" w:type="dxa"/>
+              <w:bottom w:w="80" w:type="dxa"/>
+              <w:start w:w="120" w:type="dxa"/>
+              <w:end w:w="120" w:type="dxa"/>
+            </w:tcMar>
+            <w:vAlign w:val="center"/>
+          </w:tcPr>
+          <w:p>
+            <w:pPr>
+              <w:pStyle w:val="Compact"/>
+              <w:spacing w:before="0" w:after="40" w:line="252" w:lineRule="auto"/>
+              <w:jc w:val="center"/>
+            </w:pPr>
+            <w:r>
+              <w:rPr>
+                <w:rFonts w:ascii="Calibri" w:hAnsi="Calibri" w:eastAsia="Calibri"/>
+                <w:color w:val="0B2545"/>
+                <w:sz w:val="18"/>
+              </w:rPr>
+              <w:t xml:space="preserve">0.375</w:t>
+            </w:r>
+          </w:p>
+        </w:tc>
+        <w:tc>
+          <w:tcPr>
+            <w:tcW w:w="1090" w:type="dxa"/>
+            <w:tcMar>
+              <w:top w:w="80" w:type="dxa"/>
+              <w:bottom w:w="80" w:type="dxa"/>
+              <w:start w:w="120" w:type="dxa"/>
+              <w:end w:w="120" w:type="dxa"/>
+            </w:tcMar>
+            <w:vAlign w:val="center"/>
+          </w:tcPr>
+          <w:p>
+            <w:pPr>
+              <w:pStyle w:val="Compact"/>
+              <w:spacing w:before="0" w:after="40" w:line="252" w:lineRule="auto"/>
+              <w:jc w:val="center"/>
+            </w:pPr>
+            <w:r>
+              <w:rPr>
+                <w:rFonts w:ascii="Calibri" w:hAnsi="Calibri" w:eastAsia="Calibri"/>
+                <w:color w:val="0B2545"/>
+                <w:sz w:val="18"/>
+              </w:rPr>
+              <w:t xml:space="preserve">0.375</w:t>
+            </w:r>
+          </w:p>
+        </w:tc>
+        <w:tc>
+          <w:tcPr>
+            <w:tcW w:w="1042" w:type="dxa"/>
+            <w:tcMar>
+              <w:top w:w="80" w:type="dxa"/>
+              <w:bottom w:w="80" w:type="dxa"/>
+              <w:start w:w="120" w:type="dxa"/>
+              <w:end w:w="120" w:type="dxa"/>
+            </w:tcMar>
+            <w:vAlign w:val="center"/>
+          </w:tcPr>
+          <w:p>
+            <w:pPr>
+              <w:pStyle w:val="Compact"/>
+              <w:spacing w:before="0" w:after="40" w:line="252" w:lineRule="auto"/>
+              <w:jc w:val="center"/>
+            </w:pPr>
+            <w:r>
+              <w:rPr>
+                <w:rFonts w:ascii="Calibri" w:hAnsi="Calibri" w:eastAsia="Calibri"/>
+                <w:color w:val="0B2545"/>
+                <w:sz w:val="18"/>
+              </w:rPr>
+              <w:t xml:space="preserve">1.000</w:t>
+            </w:r>
+          </w:p>
+        </w:tc>
+        <w:tc>
+          <w:tcPr>
+            <w:tcW w:w="1622" w:type="dxa"/>
+            <w:tcMar>
+              <w:top w:w="80" w:type="dxa"/>
+              <w:bottom w:w="80" w:type="dxa"/>
+              <w:start w:w="120" w:type="dxa"/>
+              <w:end w:w="120" w:type="dxa"/>
+            </w:tcMar>
+            <w:vAlign w:val="center"/>
+          </w:tcPr>
+          <w:p>
+            <w:pPr>
+              <w:pStyle w:val="Compact"/>
+              <w:spacing w:before="0" w:after="40" w:line="252" w:lineRule="auto"/>
+              <w:jc w:val="left"/>
+            </w:pPr>
+            <w:r>
+              <w:rPr>
+                <w:rFonts w:ascii="Calibri" w:hAnsi="Calibri" w:eastAsia="Calibri"/>
+                <w:color w:val="0B2545"/>
+                <w:sz w:val="18"/>
+              </w:rPr>
+              <w:t xml:space="preserve">quantum mean higher; CI crosses zero</w:t>
             </w:r>
           </w:p>
         </w:tc>
       </w:tr>
       <w:tr>
-        <w:tc>
-          <w:tcPr/>
-          <w:p>
-            <w:pPr>
-              <w:pStyle w:val="Compact"/>
-              <w:jc w:val="right"/>
-            </w:pPr>
-            <w:r>
+        <w:trPr>
+          <w:cantSplit/>
+        </w:trPr>
+        <w:tc>
+          <w:tcPr>
+            <w:tcW w:w="1034" w:type="dxa"/>
+            <w:tcMar>
+              <w:top w:w="80" w:type="dxa"/>
+              <w:bottom w:w="80" w:type="dxa"/>
+              <w:start w:w="120" w:type="dxa"/>
+              <w:end w:w="120" w:type="dxa"/>
+            </w:tcMar>
+            <w:vAlign w:val="center"/>
+          </w:tcPr>
+          <w:p>
+            <w:pPr>
+              <w:pStyle w:val="Compact"/>
+              <w:spacing w:before="0" w:after="40" w:line="252" w:lineRule="auto"/>
+              <w:jc w:val="center"/>
+            </w:pPr>
+            <w:r>
+              <w:rPr>
+                <w:rFonts w:ascii="Calibri" w:hAnsi="Calibri" w:eastAsia="Calibri"/>
+                <w:color w:val="0B2545"/>
+                <w:sz w:val="18"/>
+              </w:rPr>
               <w:t xml:space="preserve">0.25</w:t>
             </w:r>
           </w:p>
         </w:tc>
         <w:tc>
-          <w:tcPr/>
-          <w:p>
-            <w:pPr>
-              <w:pStyle w:val="Compact"/>
-              <w:jc w:val="right"/>
-            </w:pPr>
-            <w:r>
-              <w:t xml:space="preserve">69.88 ± 0.99</w:t>
-            </w:r>
-          </w:p>
-        </w:tc>
-        <w:tc>
-          <w:tcPr/>
-          <w:p>
-            <w:pPr>
-              <w:pStyle w:val="Compact"/>
-              <w:jc w:val="right"/>
-            </w:pPr>
-            <w:r>
-              <w:t xml:space="preserve">66.24 ± 1.78</w:t>
-            </w:r>
-          </w:p>
-        </w:tc>
-        <w:tc>
-          <w:tcPr/>
-          <w:p>
-            <w:pPr>
-              <w:pStyle w:val="Compact"/>
-              <w:jc w:val="right"/>
-            </w:pPr>
-            <w:r>
-              <w:t xml:space="preserve">3.64</w:t>
-            </w:r>
-          </w:p>
-        </w:tc>
-        <w:tc>
-          <w:tcPr/>
-          <w:p>
-            <w:pPr>
-              <w:pStyle w:val="Compact"/>
-              <w:jc w:val="right"/>
-            </w:pPr>
-            <w:r>
-              <w:t xml:space="preserve">[-0.02, 7.30]</w:t>
-            </w:r>
-          </w:p>
-        </w:tc>
-        <w:tc>
-          <w:tcPr/>
-          <w:p>
-            <w:pPr>
-              <w:pStyle w:val="Compact"/>
-              <w:jc w:val="right"/>
-            </w:pPr>
-            <w:r>
-              <w:t xml:space="preserve">0.051</w:t>
-            </w:r>
-          </w:p>
-        </w:tc>
-        <w:tc>
-          <w:tcPr/>
-          <w:p>
-            <w:pPr>
-              <w:pStyle w:val="Compact"/>
-            </w:pPr>
-            <w:r>
-              <w:t xml:space="preserve">quantum higher on mean test accuracy</w:t>
+          <w:tcPr>
+            <w:tcW w:w="1248" w:type="dxa"/>
+            <w:tcMar>
+              <w:top w:w="80" w:type="dxa"/>
+              <w:bottom w:w="80" w:type="dxa"/>
+              <w:start w:w="120" w:type="dxa"/>
+              <w:end w:w="120" w:type="dxa"/>
+            </w:tcMar>
+            <w:vAlign w:val="center"/>
+          </w:tcPr>
+          <w:p>
+            <w:pPr>
+              <w:pStyle w:val="Compact"/>
+              <w:spacing w:before="0" w:after="40" w:line="252" w:lineRule="auto"/>
+              <w:jc w:val="center"/>
+            </w:pPr>
+            <w:r>
+              <w:rPr>
+                <w:rFonts w:ascii="Calibri" w:hAnsi="Calibri" w:eastAsia="Calibri"/>
+                <w:color w:val="0B2545"/>
+                <w:sz w:val="18"/>
+              </w:rPr>
+              <w:t xml:space="preserve">42,43,44,45,46,47</w:t>
+            </w:r>
+          </w:p>
+        </w:tc>
+        <w:tc>
+          <w:tcPr>
+            <w:tcW w:w="1060" w:type="dxa"/>
+            <w:tcMar>
+              <w:top w:w="80" w:type="dxa"/>
+              <w:bottom w:w="80" w:type="dxa"/>
+              <w:start w:w="120" w:type="dxa"/>
+              <w:end w:w="120" w:type="dxa"/>
+            </w:tcMar>
+            <w:vAlign w:val="center"/>
+          </w:tcPr>
+          <w:p>
+            <w:pPr>
+              <w:pStyle w:val="Compact"/>
+              <w:spacing w:before="0" w:after="40" w:line="252" w:lineRule="auto"/>
+              <w:jc w:val="center"/>
+            </w:pPr>
+            <w:r>
+              <w:rPr>
+                <w:rFonts w:ascii="Calibri" w:hAnsi="Calibri" w:eastAsia="Calibri"/>
+                <w:color w:val="0B2545"/>
+                <w:sz w:val="18"/>
+              </w:rPr>
+              <w:t xml:space="preserve">1.29</w:t>
+            </w:r>
+          </w:p>
+        </w:tc>
+        <w:tc>
+          <w:tcPr>
+            <w:tcW w:w="1213" w:type="dxa"/>
+            <w:tcMar>
+              <w:top w:w="80" w:type="dxa"/>
+              <w:bottom w:w="80" w:type="dxa"/>
+              <w:start w:w="120" w:type="dxa"/>
+              <w:end w:w="120" w:type="dxa"/>
+            </w:tcMar>
+            <w:vAlign w:val="center"/>
+          </w:tcPr>
+          <w:p>
+            <w:pPr>
+              <w:pStyle w:val="Compact"/>
+              <w:spacing w:before="0" w:after="40" w:line="252" w:lineRule="auto"/>
+              <w:jc w:val="center"/>
+            </w:pPr>
+            <w:r>
+              <w:rPr>
+                <w:rFonts w:ascii="Calibri" w:hAnsi="Calibri" w:eastAsia="Calibri"/>
+                <w:color w:val="0B2545"/>
+                <w:sz w:val="18"/>
+              </w:rPr>
+              <w:t xml:space="preserve">[-1.88, 4.45]</w:t>
+            </w:r>
+          </w:p>
+        </w:tc>
+        <w:tc>
+          <w:tcPr>
+            <w:tcW w:w="1051" w:type="dxa"/>
+            <w:tcMar>
+              <w:top w:w="80" w:type="dxa"/>
+              <w:bottom w:w="80" w:type="dxa"/>
+              <w:start w:w="120" w:type="dxa"/>
+              <w:end w:w="120" w:type="dxa"/>
+            </w:tcMar>
+            <w:vAlign w:val="center"/>
+          </w:tcPr>
+          <w:p>
+            <w:pPr>
+              <w:pStyle w:val="Compact"/>
+              <w:spacing w:before="0" w:after="40" w:line="252" w:lineRule="auto"/>
+              <w:jc w:val="center"/>
+            </w:pPr>
+            <w:r>
+              <w:rPr>
+                <w:rFonts w:ascii="Calibri" w:hAnsi="Calibri" w:eastAsia="Calibri"/>
+                <w:color w:val="0B2545"/>
+                <w:sz w:val="18"/>
+              </w:rPr>
+              <w:t xml:space="preserve">0.344</w:t>
+            </w:r>
+          </w:p>
+        </w:tc>
+        <w:tc>
+          <w:tcPr>
+            <w:tcW w:w="1090" w:type="dxa"/>
+            <w:tcMar>
+              <w:top w:w="80" w:type="dxa"/>
+              <w:bottom w:w="80" w:type="dxa"/>
+              <w:start w:w="120" w:type="dxa"/>
+              <w:end w:w="120" w:type="dxa"/>
+            </w:tcMar>
+            <w:vAlign w:val="center"/>
+          </w:tcPr>
+          <w:p>
+            <w:pPr>
+              <w:pStyle w:val="Compact"/>
+              <w:spacing w:before="0" w:after="40" w:line="252" w:lineRule="auto"/>
+              <w:jc w:val="center"/>
+            </w:pPr>
+            <w:r>
+              <w:rPr>
+                <w:rFonts w:ascii="Calibri" w:hAnsi="Calibri" w:eastAsia="Calibri"/>
+                <w:color w:val="0B2545"/>
+                <w:sz w:val="18"/>
+              </w:rPr>
+              <w:t xml:space="preserve">0.438</w:t>
+            </w:r>
+          </w:p>
+        </w:tc>
+        <w:tc>
+          <w:tcPr>
+            <w:tcW w:w="1042" w:type="dxa"/>
+            <w:tcMar>
+              <w:top w:w="80" w:type="dxa"/>
+              <w:bottom w:w="80" w:type="dxa"/>
+              <w:start w:w="120" w:type="dxa"/>
+              <w:end w:w="120" w:type="dxa"/>
+            </w:tcMar>
+            <w:vAlign w:val="center"/>
+          </w:tcPr>
+          <w:p>
+            <w:pPr>
+              <w:pStyle w:val="Compact"/>
+              <w:spacing w:before="0" w:after="40" w:line="252" w:lineRule="auto"/>
+              <w:jc w:val="center"/>
+            </w:pPr>
+            <w:r>
+              <w:rPr>
+                <w:rFonts w:ascii="Calibri" w:hAnsi="Calibri" w:eastAsia="Calibri"/>
+                <w:color w:val="0B2545"/>
+                <w:sz w:val="18"/>
+              </w:rPr>
+              <w:t xml:space="preserve">1.000</w:t>
+            </w:r>
+          </w:p>
+        </w:tc>
+        <w:tc>
+          <w:tcPr>
+            <w:tcW w:w="1622" w:type="dxa"/>
+            <w:tcMar>
+              <w:top w:w="80" w:type="dxa"/>
+              <w:bottom w:w="80" w:type="dxa"/>
+              <w:start w:w="120" w:type="dxa"/>
+              <w:end w:w="120" w:type="dxa"/>
+            </w:tcMar>
+            <w:vAlign w:val="center"/>
+          </w:tcPr>
+          <w:p>
+            <w:pPr>
+              <w:pStyle w:val="Compact"/>
+              <w:spacing w:before="0" w:after="40" w:line="252" w:lineRule="auto"/>
+              <w:jc w:val="left"/>
+            </w:pPr>
+            <w:r>
+              <w:rPr>
+                <w:rFonts w:ascii="Calibri" w:hAnsi="Calibri" w:eastAsia="Calibri"/>
+                <w:color w:val="0B2545"/>
+                <w:sz w:val="18"/>
+              </w:rPr>
+              <w:t xml:space="preserve">quantum mean higher; CI crosses zero</w:t>
             </w:r>
           </w:p>
         </w:tc>
       </w:tr>
       <w:tr>
-        <w:tc>
-          <w:tcPr/>
-          <w:p>
-            <w:pPr>
-              <w:pStyle w:val="Compact"/>
-              <w:jc w:val="right"/>
-            </w:pPr>
-            <w:r>
+        <w:trPr>
+          <w:cantSplit/>
+        </w:trPr>
+        <w:tc>
+          <w:tcPr>
+            <w:tcW w:w="1034" w:type="dxa"/>
+            <w:tcMar>
+              <w:top w:w="80" w:type="dxa"/>
+              <w:bottom w:w="80" w:type="dxa"/>
+              <w:start w:w="120" w:type="dxa"/>
+              <w:end w:w="120" w:type="dxa"/>
+            </w:tcMar>
+            <w:vAlign w:val="center"/>
+          </w:tcPr>
+          <w:p>
+            <w:pPr>
+              <w:pStyle w:val="Compact"/>
+              <w:spacing w:before="0" w:after="40" w:line="252" w:lineRule="auto"/>
+              <w:jc w:val="center"/>
+            </w:pPr>
+            <w:r>
+              <w:rPr>
+                <w:rFonts w:ascii="Calibri" w:hAnsi="Calibri" w:eastAsia="Calibri"/>
+                <w:color w:val="0B2545"/>
+                <w:sz w:val="18"/>
+              </w:rPr>
               <w:t xml:space="preserve">0.50</w:t>
             </w:r>
           </w:p>
         </w:tc>
         <w:tc>
-          <w:tcPr/>
-          <w:p>
-            <w:pPr>
-              <w:pStyle w:val="Compact"/>
-              <w:jc w:val="right"/>
-            </w:pPr>
-            <w:r>
-              <w:t xml:space="preserve">76.75 ± 0.50</w:t>
-            </w:r>
-          </w:p>
-        </w:tc>
-        <w:tc>
-          <w:tcPr/>
-          <w:p>
-            <w:pPr>
-              <w:pStyle w:val="Compact"/>
-              <w:jc w:val="right"/>
-            </w:pPr>
-            <w:r>
-              <w:t xml:space="preserve">75.61 ± 1.02</w:t>
-            </w:r>
-          </w:p>
-        </w:tc>
-        <w:tc>
-          <w:tcPr/>
-          <w:p>
-            <w:pPr>
-              <w:pStyle w:val="Compact"/>
-              <w:jc w:val="right"/>
-            </w:pPr>
-            <w:r>
-              <w:t xml:space="preserve">1.14</w:t>
-            </w:r>
-          </w:p>
-        </w:tc>
-        <w:tc>
-          <w:tcPr/>
-          <w:p>
-            <w:pPr>
-              <w:pStyle w:val="Compact"/>
-              <w:jc w:val="right"/>
-            </w:pPr>
-            <w:r>
-              <w:t xml:space="preserve">[-0.98, 3.26]</w:t>
-            </w:r>
-          </w:p>
-        </w:tc>
-        <w:tc>
-          <w:tcPr/>
-          <w:p>
-            <w:pPr>
-              <w:pStyle w:val="Compact"/>
-              <w:jc w:val="right"/>
-            </w:pPr>
-            <w:r>
-              <w:t xml:space="preserve">0.183</w:t>
-            </w:r>
-          </w:p>
-        </w:tc>
-        <w:tc>
-          <w:tcPr/>
-          <w:p>
-            <w:pPr>
-              <w:pStyle w:val="Compact"/>
-            </w:pPr>
-            <w:r>
-              <w:t xml:space="preserve">quantum higher on mean test accuracy</w:t>
+          <w:tcPr>
+            <w:tcW w:w="1248" w:type="dxa"/>
+            <w:tcMar>
+              <w:top w:w="80" w:type="dxa"/>
+              <w:bottom w:w="80" w:type="dxa"/>
+              <w:start w:w="120" w:type="dxa"/>
+              <w:end w:w="120" w:type="dxa"/>
+            </w:tcMar>
+            <w:vAlign w:val="center"/>
+          </w:tcPr>
+          <w:p>
+            <w:pPr>
+              <w:pStyle w:val="Compact"/>
+              <w:spacing w:before="0" w:after="40" w:line="252" w:lineRule="auto"/>
+              <w:jc w:val="center"/>
+            </w:pPr>
+            <w:r>
+              <w:rPr>
+                <w:rFonts w:ascii="Calibri" w:hAnsi="Calibri" w:eastAsia="Calibri"/>
+                <w:color w:val="0B2545"/>
+                <w:sz w:val="18"/>
+              </w:rPr>
+              <w:t xml:space="preserve">42,43,44,45,46,47</w:t>
+            </w:r>
+          </w:p>
+        </w:tc>
+        <w:tc>
+          <w:tcPr>
+            <w:tcW w:w="1060" w:type="dxa"/>
+            <w:tcMar>
+              <w:top w:w="80" w:type="dxa"/>
+              <w:bottom w:w="80" w:type="dxa"/>
+              <w:start w:w="120" w:type="dxa"/>
+              <w:end w:w="120" w:type="dxa"/>
+            </w:tcMar>
+            <w:vAlign w:val="center"/>
+          </w:tcPr>
+          <w:p>
+            <w:pPr>
+              <w:pStyle w:val="Compact"/>
+              <w:spacing w:before="0" w:after="40" w:line="252" w:lineRule="auto"/>
+              <w:jc w:val="center"/>
+            </w:pPr>
+            <w:r>
+              <w:rPr>
+                <w:rFonts w:ascii="Calibri" w:hAnsi="Calibri" w:eastAsia="Calibri"/>
+                <w:color w:val="0B2545"/>
+                <w:sz w:val="18"/>
+              </w:rPr>
+              <w:t xml:space="preserve">0.65</w:t>
+            </w:r>
+          </w:p>
+        </w:tc>
+        <w:tc>
+          <w:tcPr>
+            <w:tcW w:w="1213" w:type="dxa"/>
+            <w:tcMar>
+              <w:top w:w="80" w:type="dxa"/>
+              <w:bottom w:w="80" w:type="dxa"/>
+              <w:start w:w="120" w:type="dxa"/>
+              <w:end w:w="120" w:type="dxa"/>
+            </w:tcMar>
+            <w:vAlign w:val="center"/>
+          </w:tcPr>
+          <w:p>
+            <w:pPr>
+              <w:pStyle w:val="Compact"/>
+              <w:spacing w:before="0" w:after="40" w:line="252" w:lineRule="auto"/>
+              <w:jc w:val="center"/>
+            </w:pPr>
+            <w:r>
+              <w:rPr>
+                <w:rFonts w:ascii="Calibri" w:hAnsi="Calibri" w:eastAsia="Calibri"/>
+                <w:color w:val="0B2545"/>
+                <w:sz w:val="18"/>
+              </w:rPr>
+              <w:t xml:space="preserve">[-1.43, 2.72]</w:t>
+            </w:r>
+          </w:p>
+        </w:tc>
+        <w:tc>
+          <w:tcPr>
+            <w:tcW w:w="1051" w:type="dxa"/>
+            <w:tcMar>
+              <w:top w:w="80" w:type="dxa"/>
+              <w:bottom w:w="80" w:type="dxa"/>
+              <w:start w:w="120" w:type="dxa"/>
+              <w:end w:w="120" w:type="dxa"/>
+            </w:tcMar>
+            <w:vAlign w:val="center"/>
+          </w:tcPr>
+          <w:p>
+            <w:pPr>
+              <w:pStyle w:val="Compact"/>
+              <w:spacing w:before="0" w:after="40" w:line="252" w:lineRule="auto"/>
+              <w:jc w:val="center"/>
+            </w:pPr>
+            <w:r>
+              <w:rPr>
+                <w:rFonts w:ascii="Calibri" w:hAnsi="Calibri" w:eastAsia="Calibri"/>
+                <w:color w:val="0B2545"/>
+                <w:sz w:val="18"/>
+              </w:rPr>
+              <w:t xml:space="preserve">0.461</w:t>
+            </w:r>
+          </w:p>
+        </w:tc>
+        <w:tc>
+          <w:tcPr>
+            <w:tcW w:w="1090" w:type="dxa"/>
+            <w:tcMar>
+              <w:top w:w="80" w:type="dxa"/>
+              <w:bottom w:w="80" w:type="dxa"/>
+              <w:start w:w="120" w:type="dxa"/>
+              <w:end w:w="120" w:type="dxa"/>
+            </w:tcMar>
+            <w:vAlign w:val="center"/>
+          </w:tcPr>
+          <w:p>
+            <w:pPr>
+              <w:pStyle w:val="Compact"/>
+              <w:spacing w:before="0" w:after="40" w:line="252" w:lineRule="auto"/>
+              <w:jc w:val="center"/>
+            </w:pPr>
+            <w:r>
+              <w:rPr>
+                <w:rFonts w:ascii="Calibri" w:hAnsi="Calibri" w:eastAsia="Calibri"/>
+                <w:color w:val="0B2545"/>
+                <w:sz w:val="18"/>
+              </w:rPr>
+              <w:t xml:space="preserve">0.469</w:t>
+            </w:r>
+          </w:p>
+        </w:tc>
+        <w:tc>
+          <w:tcPr>
+            <w:tcW w:w="1042" w:type="dxa"/>
+            <w:tcMar>
+              <w:top w:w="80" w:type="dxa"/>
+              <w:bottom w:w="80" w:type="dxa"/>
+              <w:start w:w="120" w:type="dxa"/>
+              <w:end w:w="120" w:type="dxa"/>
+            </w:tcMar>
+            <w:vAlign w:val="center"/>
+          </w:tcPr>
+          <w:p>
+            <w:pPr>
+              <w:pStyle w:val="Compact"/>
+              <w:spacing w:before="0" w:after="40" w:line="252" w:lineRule="auto"/>
+              <w:jc w:val="center"/>
+            </w:pPr>
+            <w:r>
+              <w:rPr>
+                <w:rFonts w:ascii="Calibri" w:hAnsi="Calibri" w:eastAsia="Calibri"/>
+                <w:color w:val="0B2545"/>
+                <w:sz w:val="18"/>
+              </w:rPr>
+              <w:t xml:space="preserve">1.000</w:t>
+            </w:r>
+          </w:p>
+        </w:tc>
+        <w:tc>
+          <w:tcPr>
+            <w:tcW w:w="1622" w:type="dxa"/>
+            <w:tcMar>
+              <w:top w:w="80" w:type="dxa"/>
+              <w:bottom w:w="80" w:type="dxa"/>
+              <w:start w:w="120" w:type="dxa"/>
+              <w:end w:w="120" w:type="dxa"/>
+            </w:tcMar>
+            <w:vAlign w:val="center"/>
+          </w:tcPr>
+          <w:p>
+            <w:pPr>
+              <w:pStyle w:val="Compact"/>
+              <w:spacing w:before="0" w:after="40" w:line="252" w:lineRule="auto"/>
+              <w:jc w:val="left"/>
+            </w:pPr>
+            <w:r>
+              <w:rPr>
+                <w:rFonts w:ascii="Calibri" w:hAnsi="Calibri" w:eastAsia="Calibri"/>
+                <w:color w:val="0B2545"/>
+                <w:sz w:val="18"/>
+              </w:rPr>
+              <w:t xml:space="preserve">quantum mean higher; CI crosses zero</w:t>
             </w:r>
           </w:p>
         </w:tc>
       </w:tr>
       <w:tr>
-        <w:tc>
-          <w:tcPr/>
-          <w:p>
-            <w:pPr>
-              <w:pStyle w:val="Compact"/>
-              <w:jc w:val="right"/>
-            </w:pPr>
-            <w:r>
+        <w:trPr>
+          <w:cantSplit/>
+        </w:trPr>
+        <w:tc>
+          <w:tcPr>
+            <w:tcW w:w="1034" w:type="dxa"/>
+            <w:tcMar>
+              <w:top w:w="80" w:type="dxa"/>
+              <w:bottom w:w="80" w:type="dxa"/>
+              <w:start w:w="120" w:type="dxa"/>
+              <w:end w:w="120" w:type="dxa"/>
+            </w:tcMar>
+            <w:vAlign w:val="center"/>
+          </w:tcPr>
+          <w:p>
+            <w:pPr>
+              <w:pStyle w:val="Compact"/>
+              <w:spacing w:before="0" w:after="40" w:line="252" w:lineRule="auto"/>
+              <w:jc w:val="center"/>
+            </w:pPr>
+            <w:r>
+              <w:rPr>
+                <w:rFonts w:ascii="Calibri" w:hAnsi="Calibri" w:eastAsia="Calibri"/>
+                <w:color w:val="0B2545"/>
+                <w:sz w:val="18"/>
+              </w:rPr>
               <w:t xml:space="preserve">1.00</w:t>
             </w:r>
           </w:p>
         </w:tc>
         <w:tc>
-          <w:tcPr/>
-          <w:p>
-            <w:pPr>
-              <w:pStyle w:val="Compact"/>
-              <w:jc w:val="right"/>
-            </w:pPr>
-            <w:r>
-              <w:t xml:space="preserve">80.76 ± 0.99</w:t>
-            </w:r>
-          </w:p>
-        </w:tc>
-        <w:tc>
-          <w:tcPr/>
-          <w:p>
-            <w:pPr>
-              <w:pStyle w:val="Compact"/>
-              <w:jc w:val="right"/>
-            </w:pPr>
-            <w:r>
-              <w:t xml:space="preserve">80.47 ± 0.57</w:t>
-            </w:r>
-          </w:p>
-        </w:tc>
-        <w:tc>
-          <w:tcPr/>
-          <w:p>
-            <w:pPr>
-              <w:pStyle w:val="Compact"/>
-              <w:jc w:val="right"/>
-            </w:pPr>
-            <w:r>
-              <w:t xml:space="preserve">0.29</w:t>
-            </w:r>
-          </w:p>
-        </w:tc>
-        <w:tc>
-          <w:tcPr/>
-          <w:p>
-            <w:pPr>
-              <w:pStyle w:val="Compact"/>
-              <w:jc w:val="right"/>
-            </w:pPr>
-            <w:r>
-              <w:t xml:space="preserve">[-1.74, 2.32]</w:t>
-            </w:r>
-          </w:p>
-        </w:tc>
-        <w:tc>
-          <w:tcPr/>
-          <w:p>
-            <w:pPr>
-              <w:pStyle w:val="Compact"/>
-              <w:jc w:val="right"/>
-            </w:pPr>
-            <w:r>
-              <w:t xml:space="preserve">0.688</w:t>
-            </w:r>
-          </w:p>
-        </w:tc>
-        <w:tc>
-          <w:tcPr/>
-          <w:p>
-            <w:pPr>
-              <w:pStyle w:val="Compact"/>
-            </w:pPr>
-            <w:r>
-              <w:t xml:space="preserve">quantum higher on mean test accuracy</w:t>
+          <w:tcPr>
+            <w:tcW w:w="1248" w:type="dxa"/>
+            <w:tcMar>
+              <w:top w:w="80" w:type="dxa"/>
+              <w:bottom w:w="80" w:type="dxa"/>
+              <w:start w:w="120" w:type="dxa"/>
+              <w:end w:w="120" w:type="dxa"/>
+            </w:tcMar>
+            <w:vAlign w:val="center"/>
+          </w:tcPr>
+          <w:p>
+            <w:pPr>
+              <w:pStyle w:val="Compact"/>
+              <w:spacing w:before="0" w:after="40" w:line="252" w:lineRule="auto"/>
+              <w:jc w:val="center"/>
+            </w:pPr>
+            <w:r>
+              <w:rPr>
+                <w:rFonts w:ascii="Calibri" w:hAnsi="Calibri" w:eastAsia="Calibri"/>
+                <w:color w:val="0B2545"/>
+                <w:sz w:val="18"/>
+              </w:rPr>
+              <w:t xml:space="preserve">42,43,44,45,46,47</w:t>
+            </w:r>
+          </w:p>
+        </w:tc>
+        <w:tc>
+          <w:tcPr>
+            <w:tcW w:w="1060" w:type="dxa"/>
+            <w:tcMar>
+              <w:top w:w="80" w:type="dxa"/>
+              <w:bottom w:w="80" w:type="dxa"/>
+              <w:start w:w="120" w:type="dxa"/>
+              <w:end w:w="120" w:type="dxa"/>
+            </w:tcMar>
+            <w:vAlign w:val="center"/>
+          </w:tcPr>
+          <w:p>
+            <w:pPr>
+              <w:pStyle w:val="Compact"/>
+              <w:spacing w:before="0" w:after="40" w:line="252" w:lineRule="auto"/>
+              <w:jc w:val="center"/>
+            </w:pPr>
+            <w:r>
+              <w:rPr>
+                <w:rFonts w:ascii="Calibri" w:hAnsi="Calibri" w:eastAsia="Calibri"/>
+                <w:color w:val="0B2545"/>
+                <w:sz w:val="18"/>
+              </w:rPr>
+              <w:t xml:space="preserve">0.28</w:t>
+            </w:r>
+          </w:p>
+        </w:tc>
+        <w:tc>
+          <w:tcPr>
+            <w:tcW w:w="1213" w:type="dxa"/>
+            <w:tcMar>
+              <w:top w:w="80" w:type="dxa"/>
+              <w:bottom w:w="80" w:type="dxa"/>
+              <w:start w:w="120" w:type="dxa"/>
+              <w:end w:w="120" w:type="dxa"/>
+            </w:tcMar>
+            <w:vAlign w:val="center"/>
+          </w:tcPr>
+          <w:p>
+            <w:pPr>
+              <w:pStyle w:val="Compact"/>
+              <w:spacing w:before="0" w:after="40" w:line="252" w:lineRule="auto"/>
+              <w:jc w:val="center"/>
+            </w:pPr>
+            <w:r>
+              <w:rPr>
+                <w:rFonts w:ascii="Calibri" w:hAnsi="Calibri" w:eastAsia="Calibri"/>
+                <w:color w:val="0B2545"/>
+                <w:sz w:val="18"/>
+              </w:rPr>
+              <w:t xml:space="preserve">[-0.44, 1.00]</w:t>
+            </w:r>
+          </w:p>
+        </w:tc>
+        <w:tc>
+          <w:tcPr>
+            <w:tcW w:w="1051" w:type="dxa"/>
+            <w:tcMar>
+              <w:top w:w="80" w:type="dxa"/>
+              <w:bottom w:w="80" w:type="dxa"/>
+              <w:start w:w="120" w:type="dxa"/>
+              <w:end w:w="120" w:type="dxa"/>
+            </w:tcMar>
+            <w:vAlign w:val="center"/>
+          </w:tcPr>
+          <w:p>
+            <w:pPr>
+              <w:pStyle w:val="Compact"/>
+              <w:spacing w:before="0" w:after="40" w:line="252" w:lineRule="auto"/>
+              <w:jc w:val="center"/>
+            </w:pPr>
+            <w:r>
+              <w:rPr>
+                <w:rFonts w:ascii="Calibri" w:hAnsi="Calibri" w:eastAsia="Calibri"/>
+                <w:color w:val="0B2545"/>
+                <w:sz w:val="18"/>
+              </w:rPr>
+              <w:t xml:space="preserve">0.359</w:t>
+            </w:r>
+          </w:p>
+        </w:tc>
+        <w:tc>
+          <w:tcPr>
+            <w:tcW w:w="1090" w:type="dxa"/>
+            <w:tcMar>
+              <w:top w:w="80" w:type="dxa"/>
+              <w:bottom w:w="80" w:type="dxa"/>
+              <w:start w:w="120" w:type="dxa"/>
+              <w:end w:w="120" w:type="dxa"/>
+            </w:tcMar>
+            <w:vAlign w:val="center"/>
+          </w:tcPr>
+          <w:p>
+            <w:pPr>
+              <w:pStyle w:val="Compact"/>
+              <w:spacing w:before="0" w:after="40" w:line="252" w:lineRule="auto"/>
+              <w:jc w:val="center"/>
+            </w:pPr>
+            <w:r>
+              <w:rPr>
+                <w:rFonts w:ascii="Calibri" w:hAnsi="Calibri" w:eastAsia="Calibri"/>
+                <w:color w:val="0B2545"/>
+                <w:sz w:val="18"/>
+              </w:rPr>
+              <w:t xml:space="preserve">0.406</w:t>
+            </w:r>
+          </w:p>
+        </w:tc>
+        <w:tc>
+          <w:tcPr>
+            <w:tcW w:w="1042" w:type="dxa"/>
+            <w:tcMar>
+              <w:top w:w="80" w:type="dxa"/>
+              <w:bottom w:w="80" w:type="dxa"/>
+              <w:start w:w="120" w:type="dxa"/>
+              <w:end w:w="120" w:type="dxa"/>
+            </w:tcMar>
+            <w:vAlign w:val="center"/>
+          </w:tcPr>
+          <w:p>
+            <w:pPr>
+              <w:pStyle w:val="Compact"/>
+              <w:spacing w:before="0" w:after="40" w:line="252" w:lineRule="auto"/>
+              <w:jc w:val="center"/>
+            </w:pPr>
+            <w:r>
+              <w:rPr>
+                <w:rFonts w:ascii="Calibri" w:hAnsi="Calibri" w:eastAsia="Calibri"/>
+                <w:color w:val="0B2545"/>
+                <w:sz w:val="18"/>
+              </w:rPr>
+              <w:t xml:space="preserve">1.000</w:t>
+            </w:r>
+          </w:p>
+        </w:tc>
+        <w:tc>
+          <w:tcPr>
+            <w:tcW w:w="1622" w:type="dxa"/>
+            <w:tcMar>
+              <w:top w:w="80" w:type="dxa"/>
+              <w:bottom w:w="80" w:type="dxa"/>
+              <w:start w:w="120" w:type="dxa"/>
+              <w:end w:w="120" w:type="dxa"/>
+            </w:tcMar>
+            <w:vAlign w:val="center"/>
+          </w:tcPr>
+          <w:p>
+            <w:pPr>
+              <w:pStyle w:val="Compact"/>
+              <w:spacing w:before="0" w:after="40" w:line="252" w:lineRule="auto"/>
+              <w:jc w:val="left"/>
+            </w:pPr>
+            <w:r>
+              <w:rPr>
+                <w:rFonts w:ascii="Calibri" w:hAnsi="Calibri" w:eastAsia="Calibri"/>
+                <w:color w:val="0B2545"/>
+                <w:sz w:val="18"/>
+              </w:rPr>
+              <w:t xml:space="preserve">quantum mean higher; CI crosses zero</w:t>
             </w:r>
           </w:p>
         </w:tc>
@@ -2283,6 +5124,8 @@
     <w:p>
       <w:pPr>
         <w:pStyle w:val="Heading2"/>
+        <w:keepNext/>
+        <w:spacing w:before="160"/>
       </w:pPr>
       <w:r>
         <w:t xml:space="preserve">Manuscript-Safe Interpretation</w:t>
@@ -2402,19 +5245,7 @@
         </w:numPr>
       </w:pPr>
       <w:r>
-        <w:t xml:space="preserve">The May 2026 low-data result supports a narrow current-local signal for</w:t>
-      </w:r>
-      <w:r>
-        <w:t xml:space="preserve"> </w:t>
-      </w:r>
-      <w:r>
-        <w:rPr>
-          <w:rStyle w:val="VerbatimChar"/>
-        </w:rPr>
-        <w:t xml:space="preserve">non_trainable_quantum</w:t>
-      </w:r>
-      <w:r>
-        <w:t xml:space="preserve">, strongest at the 25% fraction and weakest at full data.</w:t>
+        <w:t xml:space="preserve">The May 2026 low-data result supports only a narrow exploratory current-local signal: the largest mean gap is at 10%, but every paired 95% interval crosses zero.</w:t>
       </w:r>
     </w:p>
     <w:p>
@@ -2432,9 +5263,13 @@
     <w:bookmarkEnd w:id="13"/>
     <w:bookmarkEnd w:id="14"/>
     <w:sectPr>
+      <w:headerReference w:type="default" r:id="rId9"/>
+      <w:footerReference w:type="default" r:id="rId10"/>
       <w:footnotePr>
         <w:numRestart w:val="eachSect"/>
       </w:footnotePr>
+      <w:pgSz w:w="12240" w:h="15840"/>
+      <w:pgMar w:top="1440" w:right="1440" w:bottom="1440" w:left="1440" w:header="708" w:footer="708"/>
     </w:sectPr>
   </w:body>
 </w:document>
@@ -2442,6 +5277,36 @@
 
 <file path=word/comments.xml><?xml version="1.0" encoding="utf-8"?>
 <w:comments xmlns:w="http://schemas.openxmlformats.org/wordprocessingml/2006/main" xmlns:m="http://schemas.openxmlformats.org/officeDocument/2006/math" xmlns:r="http://schemas.openxmlformats.org/officeDocument/2006/relationships" xmlns:o="urn:schemas-microsoft-com:office:office" xmlns:v="urn:schemas-microsoft-com:vml" xmlns:w10="urn:schemas-microsoft-com:office:word" xmlns:a="http://schemas.openxmlformats.org/drawingml/2006/main" xmlns:pic="http://schemas.openxmlformats.org/drawingml/2006/picture" xmlns:wp="http://schemas.openxmlformats.org/drawingml/2006/wordprocessingDrawing"/>
+</file>
+
+<file path=word/footer1.xml><?xml version="1.0" encoding="utf-8"?>
+<w:ftr xmlns:m="http://schemas.openxmlformats.org/officeDocument/2006/math" xmlns:mc="http://schemas.openxmlformats.org/markup-compatibility/2006" xmlns:mo="http://schemas.microsoft.com/office/mac/office/2008/main" xmlns:mv="urn:schemas-microsoft-com:mac:vml" xmlns:o="urn:schemas-microsoft-com:office:office" xmlns:r="http://schemas.openxmlformats.org/officeDocument/2006/relationships" xmlns:v="urn:schemas-microsoft-com:vml" xmlns:w10="urn:schemas-microsoft-com:office:word" xmlns:w14="http://schemas.microsoft.com/office/word/2010/wordml" xmlns:w="http://schemas.openxmlformats.org/wordprocessingml/2006/main" xmlns:wne="http://schemas.microsoft.com/office/word/2006/wordml" xmlns:wp14="http://schemas.microsoft.com/office/word/2010/wordprocessingDrawing" xmlns:wp="http://schemas.openxmlformats.org/drawingml/2006/wordprocessingDrawing" xmlns:wpc="http://schemas.microsoft.com/office/word/2010/wordprocessingCanvas" xmlns:wpg="http://schemas.microsoft.com/office/word/2010/wordprocessingGroup" xmlns:wpi="http://schemas.microsoft.com/office/word/2010/wordprocessingInk" xmlns:wps="http://schemas.microsoft.com/office/word/2010/wordprocessingShape" mc:Ignorable="w14 wp14">
+  <w:p>
+    <w:pPr>
+      <w:pStyle w:val="Footer"/>
+      <w:jc w:val="right"/>
+    </w:pPr>
+    <w:r>
+      <w:rPr>
+        <w:rFonts w:ascii="Calibri" w:hAnsi="Calibri" w:eastAsia="Calibri"/>
+        <w:color w:val="666666"/>
+        <w:sz w:val="17"/>
+      </w:rPr>
+      <w:t xml:space="preserve">Page </w:t>
+    </w:r>
+    <w:r>
+      <w:rPr>
+        <w:rFonts w:ascii="Calibri" w:hAnsi="Calibri" w:eastAsia="Calibri"/>
+        <w:color w:val="666666"/>
+        <w:sz w:val="17"/>
+      </w:rPr>
+      <w:fldChar w:fldCharType="begin"/>
+      <w:instrText xml:space="preserve"> PAGE </w:instrText>
+      <w:fldChar w:fldCharType="separate"/>
+      <w:fldChar w:fldCharType="end"/>
+    </w:r>
+  </w:p>
+</w:ftr>
 </file>
 
 <file path=word/footnotes.xml><?xml version="1.0" encoding="utf-8"?>
@@ -2461,6 +5326,26 @@
     </w:p>
   </w:footnote>
 </w:footnotes>
+</file>
+
+<file path=word/header1.xml><?xml version="1.0" encoding="utf-8"?>
+<w:hdr xmlns:m="http://schemas.openxmlformats.org/officeDocument/2006/math" xmlns:mc="http://schemas.openxmlformats.org/markup-compatibility/2006" xmlns:mo="http://schemas.microsoft.com/office/mac/office/2008/main" xmlns:mv="urn:schemas-microsoft-com:mac:vml" xmlns:o="urn:schemas-microsoft-com:office:office" xmlns:r="http://schemas.openxmlformats.org/officeDocument/2006/relationships" xmlns:v="urn:schemas-microsoft-com:vml" xmlns:w10="urn:schemas-microsoft-com:office:word" xmlns:w14="http://schemas.microsoft.com/office/word/2010/wordml" xmlns:w="http://schemas.openxmlformats.org/wordprocessingml/2006/main" xmlns:wne="http://schemas.microsoft.com/office/word/2006/wordml" xmlns:wp14="http://schemas.microsoft.com/office/word/2010/wordprocessingDrawing" xmlns:wp="http://schemas.openxmlformats.org/drawingml/2006/wordprocessingDrawing" xmlns:wpc="http://schemas.microsoft.com/office/word/2010/wordprocessingCanvas" xmlns:wpg="http://schemas.microsoft.com/office/word/2010/wordprocessingGroup" xmlns:wpi="http://schemas.microsoft.com/office/word/2010/wordprocessingInk" xmlns:wps="http://schemas.microsoft.com/office/word/2010/wordprocessingShape" mc:Ignorable="w14 wp14">
+  <w:p>
+    <w:pPr>
+      <w:pStyle w:val="Header"/>
+      <w:spacing w:after="0"/>
+      <w:jc w:val="right"/>
+    </w:pPr>
+    <w:r>
+      <w:rPr>
+        <w:rFonts w:ascii="Calibri" w:hAnsi="Calibri" w:eastAsia="Calibri"/>
+        <w:color w:val="666666"/>
+        <w:sz w:val="17"/>
+      </w:rPr>
+      <w:t>Ottoman QML OCR | Statistical Evidence</w:t>
+    </w:r>
+  </w:p>
+</w:hdr>
 </file>
 
 <file path=word/numbering.xml><?xml version="1.0" encoding="utf-8"?>
@@ -2677,6 +5562,15 @@
   <w:style w:default="1" w:styleId="Normal" w:type="paragraph">
     <w:name w:val="Normal"/>
     <w:qFormat/>
+    <w:pPr>
+      <w:spacing w:before="0" w:after="120" w:line="300" w:lineRule="auto"/>
+    </w:pPr>
+    <w:rPr>
+      <w:rFonts w:ascii="Calibri" w:hAnsi="Calibri"/>
+      <w:b w:val="0"/>
+      <w:color w:val="000000"/>
+      <w:sz w:val="22"/>
+    </w:rPr>
   </w:style>
   <w:style w:styleId="BodyText" w:type="paragraph">
     <w:name w:val="Body Text"/>
@@ -2684,22 +5578,43 @@
     <w:link w:val="BodyTextChar"/>
     <w:qFormat/>
     <w:pPr>
-      <w:spacing w:after="180" w:before="180"/>
+      <w:spacing w:after="120" w:before="0" w:line="300" w:lineRule="auto"/>
     </w:pPr>
+    <w:rPr>
+      <w:rFonts w:ascii="Calibri" w:hAnsi="Calibri"/>
+      <w:b w:val="0"/>
+      <w:color w:val="000000"/>
+      <w:sz w:val="22"/>
+    </w:rPr>
   </w:style>
   <w:style w:customStyle="1" w:styleId="FirstParagraph" w:type="paragraph">
     <w:name w:val="First Paragraph"/>
     <w:basedOn w:val="BodyText"/>
     <w:next w:val="BodyText"/>
     <w:qFormat/>
+    <w:pPr>
+      <w:spacing w:before="0" w:after="120" w:line="300" w:lineRule="auto"/>
+    </w:pPr>
+    <w:rPr>
+      <w:rFonts w:ascii="Calibri" w:hAnsi="Calibri"/>
+      <w:b w:val="0"/>
+      <w:color w:val="000000"/>
+      <w:sz w:val="22"/>
+    </w:rPr>
   </w:style>
   <w:style w:customStyle="1" w:styleId="Compact" w:type="paragraph">
     <w:name w:val="Compact"/>
     <w:basedOn w:val="BodyText"/>
     <w:qFormat/>
     <w:pPr>
-      <w:spacing w:after="36" w:before="36"/>
+      <w:spacing w:after="80" w:before="0" w:line="300" w:lineRule="auto"/>
     </w:pPr>
+    <w:rPr>
+      <w:rFonts w:ascii="Calibri" w:hAnsi="Calibri"/>
+      <w:b w:val="0"/>
+      <w:color w:val="000000"/>
+      <w:sz w:val="22"/>
+    </w:rPr>
   </w:style>
   <w:style w:styleId="Title" w:type="paragraph">
     <w:name w:val="Title"/>
@@ -2845,13 +5760,14 @@
     <w:pPr>
       <w:keepNext/>
       <w:keepLines/>
-      <w:spacing w:after="80" w:before="360"/>
+      <w:spacing w:after="200" w:before="360" w:line="240" w:lineRule="auto"/>
       <w:outlineLvl w:val="0"/>
     </w:pPr>
     <w:rPr>
-      <w:rFonts w:asciiTheme="majorHAnsi" w:cstheme="majorBidi" w:eastAsiaTheme="majorEastAsia" w:hAnsiTheme="majorHAnsi"/>
-      <w:color w:themeColor="accent1" w:themeShade="BF" w:val="0F4761"/>
-      <w:sz w:val="40"/>
+      <w:rFonts w:asciiTheme="majorHAnsi" w:cstheme="majorBidi" w:eastAsiaTheme="majorEastAsia" w:hAnsiTheme="majorHAnsi" w:ascii="Calibri" w:hAnsi="Calibri"/>
+      <w:b/>
+      <w:color w:val="2E74B5"/>
+      <w:sz w:val="32"/>
       <w:szCs w:val="40"/>
     </w:rPr>
   </w:style>
@@ -2868,13 +5784,14 @@
     <w:pPr>
       <w:keepNext/>
       <w:keepLines/>
-      <w:spacing w:after="80" w:before="160"/>
+      <w:spacing w:after="140" w:before="280" w:line="240" w:lineRule="auto"/>
       <w:outlineLvl w:val="1"/>
     </w:pPr>
     <w:rPr>
-      <w:rFonts w:asciiTheme="majorHAnsi" w:cstheme="majorBidi" w:eastAsiaTheme="majorEastAsia" w:hAnsiTheme="majorHAnsi"/>
-      <w:color w:themeColor="accent1" w:themeShade="BF" w:val="0F4761"/>
-      <w:sz w:val="32"/>
+      <w:rFonts w:asciiTheme="majorHAnsi" w:cstheme="majorBidi" w:eastAsiaTheme="majorEastAsia" w:hAnsiTheme="majorHAnsi" w:ascii="Calibri" w:hAnsi="Calibri"/>
+      <w:b/>
+      <w:color w:val="2E74B5"/>
+      <w:sz w:val="26"/>
       <w:szCs w:val="32"/>
     </w:rPr>
   </w:style>
@@ -2891,13 +5808,14 @@
     <w:pPr>
       <w:keepNext/>
       <w:keepLines/>
-      <w:spacing w:after="80" w:before="160"/>
+      <w:spacing w:after="100" w:before="200" w:line="240" w:lineRule="auto"/>
       <w:outlineLvl w:val="2"/>
     </w:pPr>
     <w:rPr>
-      <w:rFonts w:cstheme="majorBidi" w:eastAsiaTheme="majorEastAsia"/>
-      <w:color w:themeColor="accent1" w:themeShade="BF" w:val="0F4761"/>
-      <w:sz w:val="28"/>
+      <w:rFonts w:cstheme="majorBidi" w:eastAsiaTheme="majorEastAsia" w:ascii="Calibri" w:hAnsi="Calibri"/>
+      <w:b/>
+      <w:color w:val="1F4D78"/>
+      <w:sz w:val="24"/>
       <w:szCs w:val="28"/>
     </w:rPr>
   </w:style>
